--- a/legend-dynamics/spaceopera/Fracture_Lines_GM_Guide.docx
+++ b/legend-dynamics/spaceopera/Fracture_Lines_GM_Guide.docx
@@ -4546,7 +4546,7 @@
     </w:tbl>
     <w:bookmarkEnd w:id="22"/>
     <w:bookmarkEnd w:id="23"/>
-    <w:bookmarkStart w:id="26" w:name="the-gms-tools"/>
+    <w:bookmarkStart w:id="27" w:name="the-gms-tools"/>
     <w:p>
       <w:pPr>
         <w:pStyle w:val="Heading1"/>
@@ -4826,7 +4826,119 @@
       </w:r>
     </w:p>
     <w:bookmarkEnd w:id="25"/>
+    <w:bookmarkStart w:id="26" w:name="the-discovery-panel"/>
+    <w:p>
+      <w:pPr>
+        <w:pStyle w:val="Heading2"/>
+      </w:pPr>
+      <w:r>
+        <w:t xml:space="preserve">The Discovery panel</w:t>
+      </w:r>
+    </w:p>
+    <w:p>
+      <w:pPr>
+        <w:pStyle w:val="FirstParagraph"/>
+      </w:pPr>
+      <w:r>
+        <w:t xml:space="preserve">The GM view’s</w:t>
+      </w:r>
+      <w:r>
+        <w:t xml:space="preserve"> </w:t>
+      </w:r>
+      <w:r>
+        <w:rPr>
+          <w:bCs/>
+          <w:b/>
+        </w:rPr>
+        <w:t xml:space="preserve">Discovery</w:t>
+      </w:r>
+      <w:r>
+        <w:t xml:space="preserve"> </w:t>
+      </w:r>
+      <w:r>
+        <w:t xml:space="preserve">panel runs discovery clocks and the Countdown they race. Start a clock with its segments per phase (or a plain progress clock for a repair or a task in the same race), and fill it as the investigation rolls succeed. It stops at the Identify gate until you name the subject; then it shows every data record the characters in the GM view already hold for it. The</w:t>
+      </w:r>
+      <w:r>
+        <w:t xml:space="preserve"> </w:t>
+      </w:r>
+      <w:r>
+        <w:rPr>
+          <w:bCs/>
+          <w:b/>
+        </w:rPr>
+        <w:t xml:space="preserve">Failed roll</w:t>
+      </w:r>
+      <w:r>
+        <w:t xml:space="preserve"> </w:t>
+      </w:r>
+      <w:r>
+        <w:t xml:space="preserve">and</w:t>
+      </w:r>
+      <w:r>
+        <w:t xml:space="preserve"> </w:t>
+      </w:r>
+      <w:r>
+        <w:rPr>
+          <w:bCs/>
+          <w:b/>
+        </w:rPr>
+        <w:t xml:space="preserve">Push</w:t>
+      </w:r>
+      <w:r>
+        <w:t xml:space="preserve"> </w:t>
+      </w:r>
+      <w:r>
+        <w:t xml:space="preserve">buttons tick the track for how they were digging. When a clock fills,</w:t>
+      </w:r>
+      <w:r>
+        <w:t xml:space="preserve"> </w:t>
+      </w:r>
+      <w:r>
+        <w:rPr>
+          <w:bCs/>
+          <w:b/>
+        </w:rPr>
+        <w:t xml:space="preserve">Mint</w:t>
+      </w:r>
+      <w:r>
+        <w:t xml:space="preserve"> </w:t>
+      </w:r>
+      <w:r>
+        <w:t xml:space="preserve">gives the primary investigator the data record and everyone you tick as present a shared copy. Save all to file afterwards, so the players’ character files carry it. The Discord bot’s</w:t>
+      </w:r>
+      <w:r>
+        <w:t xml:space="preserve"> </w:t>
+      </w:r>
+      <w:r>
+        <w:rPr>
+          <w:rStyle w:val="VerbatimChar"/>
+        </w:rPr>
+        <w:t xml:space="preserve">/discovery</w:t>
+      </w:r>
+      <w:r>
+        <w:t xml:space="preserve"> </w:t>
+      </w:r>
+      <w:r>
+        <w:t xml:space="preserve">and</w:t>
+      </w:r>
+      <w:r>
+        <w:t xml:space="preserve"> </w:t>
+      </w:r>
+      <w:r>
+        <w:rPr>
+          <w:rStyle w:val="VerbatimChar"/>
+        </w:rPr>
+        <w:t xml:space="preserve">/cards</w:t>
+      </w:r>
+      <w:r>
+        <w:t xml:space="preserve"> </w:t>
+      </w:r>
+      <w:r>
+        <w:t xml:space="preserve">commands do the same at a table that plays online.</w:t>
+      </w:r>
+    </w:p>
     <w:bookmarkEnd w:id="26"/>
+    <w:bookmarkEnd w:id="27"/>
     <w:sectPr/>
   </w:body>
 </w:document>

--- a/legend-dynamics/spaceopera/Fracture_Lines_GM_Guide.docx
+++ b/legend-dynamics/spaceopera/Fracture_Lines_GM_Guide.docx
@@ -4822,7 +4822,7 @@
         <w:t xml:space="preserve"> </w:t>
       </w:r>
       <w:r>
-        <w:t xml:space="preserve">rules and shows every roll. Add characters from the GM view and opponents from the Threats table (or make one up on the spot), then start: it keeps the turn order by Agility, and for each attack works out the range, the defense (Dodge, Parry or Block, one a round), the boxes marked and any telling hit, offering a Resolve point choices at the moment they apply. Hits land on the character cards and the battle map, and with gritty combat on, grievous wounds are rolled and kept. The panel keeps a log and a summary of the fight, which can be saved to a file. It’s a helper, not a rule: the GM can rule any result differently, and the log says so.</w:t>
+        <w:t xml:space="preserve">rules and shows every roll. Add characters from the GM view and opponents from the Threats table (or make one up on the spot), then start: it keeps the turn order by Agility, and for each attack works out the range, the defense (Dodge, Parry or Block, one a round, and a second at −2 with Additional Defense), the boxes marked and any telling hit, offering a Resolve point choices at the moment they apply. Hits land on the character cards and the battle map, and with gritty combat on, grievous wounds are rolled and kept. The panel keeps a log and a summary of the fight, which can be saved to a file. It’s a helper, not a rule: the GM can rule any result differently, and the log says so.</w:t>
       </w:r>
     </w:p>
     <w:bookmarkEnd w:id="25"/>

--- a/legend-dynamics/spaceopera/Fracture_Lines_GM_Guide.docx
+++ b/legend-dynamics/spaceopera/Fracture_Lines_GM_Guide.docx
@@ -4823,6 +4823,24 @@
       </w:r>
       <w:r>
         <w:t xml:space="preserve">rules and shows every roll. Add characters from the GM view and opponents from the Threats table (or make one up on the spot), then start: it keeps the turn order by Agility, and for each attack works out the range, the defense (Dodge, Parry or Block, one a round, and a second at −2 with Additional Defense), the boxes marked and any telling hit, offering a Resolve point choices at the moment they apply. Hits land on the character cards and the battle map, and with gritty combat on, grievous wounds are rolled and kept. The panel keeps a log and a summary of the fight, which can be saved to a file. It’s a helper, not a rule: the GM can rule any result differently, and the log says so.</w:t>
+      </w:r>
+    </w:p>
+    <w:p>
+      <w:pPr>
+        <w:pStyle w:val="BodyText"/>
+      </w:pPr>
+      <w:r>
+        <w:rPr>
+          <w:bCs/>
+          <w:b/>
+        </w:rPr>
+        <w:t xml:space="preserve">The shared table.</w:t>
+      </w:r>
+      <w:r>
+        <w:t xml:space="preserve"> </w:t>
+      </w:r>
+      <w:r>
+        <w:t xml:space="preserve">The GM can start a shared table from the GM view and give the players its code; each player joins from their character’s Play tab. While they’re connected, every roll from a sheet is rolled by the table server, so the whole table sees the same dice as they land, in a live log on the Play tab and on the GM view, along with who rolled, against what, and any telling hit. A point reroll answers its own roll, once. Without a table, the roller works exactly as it always has.</w:t>
       </w:r>
     </w:p>
     <w:bookmarkEnd w:id="25"/>

--- a/legend-dynamics/spaceopera/Fracture_Lines_GM_Guide.docx
+++ b/legend-dynamics/spaceopera/Fracture_Lines_GM_Guide.docx
@@ -4840,7 +4840,7 @@
         <w:t xml:space="preserve"> </w:t>
       </w:r>
       <w:r>
-        <w:t xml:space="preserve">The GM can start a shared table from the GM view and give the players its code; each player joins from their character’s Play tab. While they’re connected, every roll from a sheet is rolled by the table server, so the whole table sees the same dice as they land, in a live log on the Play tab and on the GM view, along with who rolled, against what, and any telling hit. A point reroll answers its own roll, once. Without a table, the roller works exactly as it always has.</w:t>
+        <w:t xml:space="preserve">The GM can start a shared table from the GM view and give the players its code; each player joins from their character’s Play tab. While they’re connected, every roll from a sheet is rolled by the table server, so the whole table sees the same dice as they land, in a live log on the Play tab and on the GM view, along with who rolled, against what, and any telling hit. A point reroll answers its own roll, once. Each player’s character is shared with the GM too: it appears among the GM view’s characters, marked at the table, and its injuries, points, ammunition and form stay in step both ways, whether they’re changed on the sheet, on the GM’s card or in an encounter. Without a table, the roller works exactly as it always has.</w:t>
       </w:r>
     </w:p>
     <w:bookmarkEnd w:id="25"/>

--- a/legend-dynamics/spaceopera/Fracture_Lines_GM_Guide.docx
+++ b/legend-dynamics/spaceopera/Fracture_Lines_GM_Guide.docx
@@ -4840,7 +4840,7 @@
         <w:t xml:space="preserve"> </w:t>
       </w:r>
       <w:r>
-        <w:t xml:space="preserve">The GM can start a shared table from the GM view and give the players its code; each player joins from their character’s Play tab. While they’re connected, every roll from a sheet is rolled by the table server, so the whole table sees the same dice as they land, in a live log on the Play tab and on the GM view, along with who rolled, against what, and any telling hit. A point reroll answers its own roll, once. Each player’s character is shared with the GM too: it appears among the GM view’s characters, marked at the table, and its injuries, points, ammunition and form stay in step both ways, whether they’re changed on the sheet, on the GM’s card or in an encounter. Without a table, the roller works exactly as it always has.</w:t>
+        <w:t xml:space="preserve">The GM can start a shared table from the GM view and give the players its code; each player joins from their character’s Play tab. While they’re connected, every roll from a sheet is rolled by the table server, so the whole table sees the same dice as they land, in a live log on the Play tab and on the GM view, along with who rolled, against what, and any telling hit. A point reroll answers its own roll, once. Each player’s character is shared with the GM too: it appears among the GM view’s characters, marked at the table, and its injuries, points, ammunition and form stay in step both ways, whether they’re changed on the sheet, on the GM’s card or in an encounter. The GM can remove a player from the table, and give the table a new code: everyone at it moves with it, and the old code stops working. Without a table, the roller works exactly as it always has.</w:t>
       </w:r>
     </w:p>
     <w:bookmarkEnd w:id="25"/>

--- a/legend-dynamics/spaceopera/Fracture_Lines_GM_Guide.docx
+++ b/legend-dynamics/spaceopera/Fracture_Lines_GM_Guide.docx
@@ -4840,7 +4840,7 @@
         <w:t xml:space="preserve"> </w:t>
       </w:r>
       <w:r>
-        <w:t xml:space="preserve">The GM can start a shared table from the GM view and give the players its code; each player joins from their character’s Play tab. While they’re connected, every roll from a sheet is rolled by the table server, so the whole table sees the same dice as they land, in a live log on the Play tab and on the GM view, along with who rolled, against what, and any telling hit. A point reroll answers its own roll, once. Each player’s character is shared with the GM too: it appears among the GM view’s characters, marked at the table, and its injuries, points, ammunition and form stay in step both ways, whether they’re changed on the sheet, on the GM’s card or in an encounter. The GM can remove a player from the table, and give the table a new code: everyone at it moves with it, and the old code stops working. Without a table, the roller works exactly as it always has.</w:t>
+        <w:t xml:space="preserve">The GM can start a shared table from the GM view and give the players its code; each player joins from their character’s Play tab. While they’re connected, every roll from a sheet is rolled by the table server, so the whole table sees the same dice as they land, in a live log on the Play tab and on the GM view, along with who rolled, against what, and any telling hit. A point reroll answers its own roll, once. Each player’s character is shared with the GM too: it appears among the GM view’s characters, marked at the table, and its injuries, points, ammunition and form stay in step both ways, whether they’re changed on the sheet, on the GM’s card or in an encounter. In a fight, each player’s Play tab shows the GM’s battle map and the encounter’s turn order and latest results; a player drags their own token, and on their turn sends the GM what they’ll do, which the GM puts into the Encounter panel and runs. The GM can remove a player from the table, and give the table a new code: everyone at it moves with it, and the old code stops working. Without a table, the roller works exactly as it always has.</w:t>
       </w:r>
     </w:p>
     <w:bookmarkEnd w:id="25"/>

--- a/legend-dynamics/spaceopera/Fracture_Lines_GM_Guide.docx
+++ b/legend-dynamics/spaceopera/Fracture_Lines_GM_Guide.docx
@@ -4922,7 +4922,23 @@
         <w:t xml:space="preserve"> </w:t>
       </w:r>
       <w:r>
-        <w:t xml:space="preserve">gives the primary investigator the data record and everyone you tick as present a shared copy. Save all to file afterwards, so the players’ character files carry it. The Discord bot’s</w:t>
+        <w:t xml:space="preserve">gives the primary investigator the data record and everyone you tick as present a shared copy.</w:t>
+      </w:r>
+      <w:r>
+        <w:t xml:space="preserve"> </w:t>
+      </w:r>
+      <w:r>
+        <w:rPr>
+          <w:bCs/>
+          <w:b/>
+        </w:rPr>
+        <w:t xml:space="preserve">Record a finding without a clock</w:t>
+      </w:r>
+      <w:r>
+        <w:t xml:space="preserve"> </w:t>
+      </w:r>
+      <w:r>
+        <w:t xml:space="preserve">gives a data record for something established directly (seen or tested, a reliable account, a creature’s word with evidence behind it) to whoever you tick. Save all to file afterwards, so the players’ character files carry it. The Discord bot’s</w:t>
       </w:r>
       <w:r>
         <w:t xml:space="preserve"> </w:t>

--- a/legend-dynamics/spaceopera/Fracture_Lines_GM_Guide.docx
+++ b/legend-dynamics/spaceopera/Fracture_Lines_GM_Guide.docx
@@ -4922,23 +4922,7 @@
         <w:t xml:space="preserve"> </w:t>
       </w:r>
       <w:r>
-        <w:t xml:space="preserve">gives the primary investigator the data record and everyone you tick as present a shared copy.</w:t>
-      </w:r>
-      <w:r>
-        <w:t xml:space="preserve"> </w:t>
-      </w:r>
-      <w:r>
-        <w:rPr>
-          <w:bCs/>
-          <w:b/>
-        </w:rPr>
-        <w:t xml:space="preserve">Record a finding without a clock</w:t>
-      </w:r>
-      <w:r>
-        <w:t xml:space="preserve"> </w:t>
-      </w:r>
-      <w:r>
-        <w:t xml:space="preserve">gives a data record for something established directly (seen or tested, a reliable account, a creature’s word with evidence behind it) to whoever you tick. Save all to file afterwards, so the players’ character files carry it. The Discord bot’s</w:t>
+        <w:t xml:space="preserve">gives the primary investigator the data record and everyone you tick as present a shared copy. Save all to file afterwards, so the players’ character files carry it. The Discord bot’s</w:t>
       </w:r>
       <w:r>
         <w:t xml:space="preserve"> </w:t>

--- a/legend-dynamics/spaceopera/Fracture_Lines_GM_Guide.docx
+++ b/legend-dynamics/spaceopera/Fracture_Lines_GM_Guide.docx
@@ -4546,16 +4546,178 @@
     </w:tbl>
     <w:bookmarkEnd w:id="22"/>
     <w:bookmarkEnd w:id="23"/>
-    <w:bookmarkStart w:id="27" w:name="the-gms-tools"/>
+    <w:bookmarkStart w:id="25" w:name="data-records"/>
     <w:p>
       <w:pPr>
         <w:pStyle w:val="Heading1"/>
       </w:pPr>
       <w:r>
+        <w:t xml:space="preserve">Data records</w:t>
+      </w:r>
+    </w:p>
+    <w:p>
+      <w:pPr>
+        <w:pStyle w:val="FirstParagraph"/>
+      </w:pPr>
+      <w:r>
+        <w:t xml:space="preserve">Running investigations and recording what the crew learns. The rules players use are in the</w:t>
+      </w:r>
+      <w:r>
+        <w:t xml:space="preserve"> </w:t>
+      </w:r>
+      <w:r>
+        <w:rPr>
+          <w:iCs/>
+          <w:i/>
+        </w:rPr>
+        <w:t xml:space="preserve">Data records</w:t>
+      </w:r>
+      <w:r>
+        <w:t xml:space="preserve"> </w:t>
+      </w:r>
+      <w:r>
+        <w:t xml:space="preserve">chapter of the Players’ Guide; here is the GM view’s Discovery panel, for clocks and records.</w:t>
+      </w:r>
+    </w:p>
+    <w:bookmarkStart w:id="24" w:name="the-discovery-panel"/>
+    <w:p>
+      <w:pPr>
+        <w:pStyle w:val="Heading2"/>
+      </w:pPr>
+      <w:r>
+        <w:t xml:space="preserve">The Discovery panel</w:t>
+      </w:r>
+    </w:p>
+    <w:p>
+      <w:pPr>
+        <w:pStyle w:val="FirstParagraph"/>
+      </w:pPr>
+      <w:r>
+        <w:t xml:space="preserve">The GM view’s</w:t>
+      </w:r>
+      <w:r>
+        <w:t xml:space="preserve"> </w:t>
+      </w:r>
+      <w:r>
+        <w:rPr>
+          <w:bCs/>
+          <w:b/>
+        </w:rPr>
+        <w:t xml:space="preserve">Discovery</w:t>
+      </w:r>
+      <w:r>
+        <w:t xml:space="preserve"> </w:t>
+      </w:r>
+      <w:r>
+        <w:t xml:space="preserve">panel runs discovery clocks and the Countdown they race. Start a clock with its segments per phase (or a plain progress clock for a repair or a task in the same race), and fill it as the investigation rolls succeed. It stops at the Identify gate until you name the subject; then it shows every data record the characters in the GM view already hold for it. The</w:t>
+      </w:r>
+      <w:r>
+        <w:t xml:space="preserve"> </w:t>
+      </w:r>
+      <w:r>
+        <w:rPr>
+          <w:bCs/>
+          <w:b/>
+        </w:rPr>
+        <w:t xml:space="preserve">Failed roll</w:t>
+      </w:r>
+      <w:r>
+        <w:t xml:space="preserve"> </w:t>
+      </w:r>
+      <w:r>
+        <w:t xml:space="preserve">and</w:t>
+      </w:r>
+      <w:r>
+        <w:t xml:space="preserve"> </w:t>
+      </w:r>
+      <w:r>
+        <w:rPr>
+          <w:bCs/>
+          <w:b/>
+        </w:rPr>
+        <w:t xml:space="preserve">Push</w:t>
+      </w:r>
+      <w:r>
+        <w:t xml:space="preserve"> </w:t>
+      </w:r>
+      <w:r>
+        <w:t xml:space="preserve">buttons tick the track for how they were digging. When a clock fills,</w:t>
+      </w:r>
+      <w:r>
+        <w:t xml:space="preserve"> </w:t>
+      </w:r>
+      <w:r>
+        <w:rPr>
+          <w:bCs/>
+          <w:b/>
+        </w:rPr>
+        <w:t xml:space="preserve">Mint</w:t>
+      </w:r>
+      <w:r>
+        <w:t xml:space="preserve"> </w:t>
+      </w:r>
+      <w:r>
+        <w:t xml:space="preserve">gives the primary investigator the data record and everyone you tick as present a shared copy.</w:t>
+      </w:r>
+      <w:r>
+        <w:t xml:space="preserve"> </w:t>
+      </w:r>
+      <w:r>
+        <w:rPr>
+          <w:bCs/>
+          <w:b/>
+        </w:rPr>
+        <w:t xml:space="preserve">Record a finding without a clock</w:t>
+      </w:r>
+      <w:r>
+        <w:t xml:space="preserve"> </w:t>
+      </w:r>
+      <w:r>
+        <w:t xml:space="preserve">gives a data record for something established directly (seen or tested, a reliable account, a creature’s word with evidence behind it) to whoever you tick, and marks its price: the track or the Countdown that source costs. Save all to file afterwards, so the players’ character files carry it. The Discord bot’s</w:t>
+      </w:r>
+      <w:r>
+        <w:t xml:space="preserve"> </w:t>
+      </w:r>
+      <w:r>
+        <w:rPr>
+          <w:rStyle w:val="VerbatimChar"/>
+        </w:rPr>
+        <w:t xml:space="preserve">/discovery</w:t>
+      </w:r>
+      <w:r>
+        <w:t xml:space="preserve"> </w:t>
+      </w:r>
+      <w:r>
+        <w:t xml:space="preserve">and</w:t>
+      </w:r>
+      <w:r>
+        <w:t xml:space="preserve"> </w:t>
+      </w:r>
+      <w:r>
+        <w:rPr>
+          <w:rStyle w:val="VerbatimChar"/>
+        </w:rPr>
+        <w:t xml:space="preserve">/cards</w:t>
+      </w:r>
+      <w:r>
+        <w:t xml:space="preserve"> </w:t>
+      </w:r>
+      <w:r>
+        <w:t xml:space="preserve">commands do the same at a table that plays online.</w:t>
+      </w:r>
+    </w:p>
+    <w:bookmarkEnd w:id="24"/>
+    <w:bookmarkEnd w:id="25"/>
+    <w:bookmarkStart w:id="28" w:name="the-gms-tools"/>
+    <w:p>
+      <w:pPr>
+        <w:pStyle w:val="Heading1"/>
+      </w:pPr>
+      <w:r>
         <w:t xml:space="preserve">The GM’s tools</w:t>
       </w:r>
     </w:p>
-    <w:bookmarkStart w:id="24" w:name="the-battle-map"/>
+    <w:bookmarkStart w:id="26" w:name="the-battle-map"/>
     <w:p>
       <w:pPr>
         <w:pStyle w:val="Heading2"/>
@@ -4775,8 +4937,8 @@
         <w:t xml:space="preserve">places a token linked to the crew’s Hull track, so damage marked on the map is marked on the sheet. Enemy ships come from the Enemy ships table with their Hull boxes. Each lane is a range band from our ship. When the pilots make their opposed Piloting roll, drag the enemy one lane in or out. Weapons take −2 one band beyond their range and −4 two bands beyond.</w:t>
       </w:r>
     </w:p>
-    <w:bookmarkEnd w:id="24"/>
-    <w:bookmarkStart w:id="25" w:name="the-encounter-panel"/>
+    <w:bookmarkEnd w:id="26"/>
+    <w:bookmarkStart w:id="27" w:name="the-encounter-panel"/>
     <w:p>
       <w:pPr>
         <w:pStyle w:val="Heading2"/>
@@ -4843,120 +5005,8 @@
         <w:t xml:space="preserve">The GM can start a shared table from the GM view and give the players its code; each player joins from their character’s Play tab. While they’re connected, every roll from a sheet is rolled by the table server, so the whole table sees the same dice as they land, in a live log on the Play tab and on the GM view, along with who rolled, against what, and any telling hit. A point reroll answers its own roll, once. Each player’s character is shared with the GM too: it appears among the GM view’s characters, marked at the table, and its injuries, points, ammunition and form stay in step both ways, whether they’re changed on the sheet, on the GM’s card or in an encounter. In a fight, each player’s Play tab shows the GM’s battle map and the encounter’s turn order and latest results; a player drags their own token, and on their turn sends the GM what they’ll do, which the GM puts into the Encounter panel and runs. The GM can remove a player from the table, and give the table a new code: everyone at it moves with it, and the old code stops working. Without a table, the roller works exactly as it always has.</w:t>
       </w:r>
     </w:p>
-    <w:bookmarkEnd w:id="25"/>
-    <w:bookmarkStart w:id="26" w:name="the-discovery-panel"/>
-    <w:p>
-      <w:pPr>
-        <w:pStyle w:val="Heading2"/>
-      </w:pPr>
-      <w:r>
-        <w:t xml:space="preserve">The Discovery panel</w:t>
-      </w:r>
-    </w:p>
-    <w:p>
-      <w:pPr>
-        <w:pStyle w:val="FirstParagraph"/>
-      </w:pPr>
-      <w:r>
-        <w:t xml:space="preserve">The GM view’s</w:t>
-      </w:r>
-      <w:r>
-        <w:t xml:space="preserve"> </w:t>
-      </w:r>
-      <w:r>
-        <w:rPr>
-          <w:bCs/>
-          <w:b/>
-        </w:rPr>
-        <w:t xml:space="preserve">Discovery</w:t>
-      </w:r>
-      <w:r>
-        <w:t xml:space="preserve"> </w:t>
-      </w:r>
-      <w:r>
-        <w:t xml:space="preserve">panel runs discovery clocks and the Countdown they race. Start a clock with its segments per phase (or a plain progress clock for a repair or a task in the same race), and fill it as the investigation rolls succeed. It stops at the Identify gate until you name the subject; then it shows every data record the characters in the GM view already hold for it. The</w:t>
-      </w:r>
-      <w:r>
-        <w:t xml:space="preserve"> </w:t>
-      </w:r>
-      <w:r>
-        <w:rPr>
-          <w:bCs/>
-          <w:b/>
-        </w:rPr>
-        <w:t xml:space="preserve">Failed roll</w:t>
-      </w:r>
-      <w:r>
-        <w:t xml:space="preserve"> </w:t>
-      </w:r>
-      <w:r>
-        <w:t xml:space="preserve">and</w:t>
-      </w:r>
-      <w:r>
-        <w:t xml:space="preserve"> </w:t>
-      </w:r>
-      <w:r>
-        <w:rPr>
-          <w:bCs/>
-          <w:b/>
-        </w:rPr>
-        <w:t xml:space="preserve">Push</w:t>
-      </w:r>
-      <w:r>
-        <w:t xml:space="preserve"> </w:t>
-      </w:r>
-      <w:r>
-        <w:t xml:space="preserve">buttons tick the track for how they were digging. When a clock fills,</w:t>
-      </w:r>
-      <w:r>
-        <w:t xml:space="preserve"> </w:t>
-      </w:r>
-      <w:r>
-        <w:rPr>
-          <w:bCs/>
-          <w:b/>
-        </w:rPr>
-        <w:t xml:space="preserve">Mint</w:t>
-      </w:r>
-      <w:r>
-        <w:t xml:space="preserve"> </w:t>
-      </w:r>
-      <w:r>
-        <w:t xml:space="preserve">gives the primary investigator the data record and everyone you tick as present a shared copy. Save all to file afterwards, so the players’ character files carry it. The Discord bot’s</w:t>
-      </w:r>
-      <w:r>
-        <w:t xml:space="preserve"> </w:t>
-      </w:r>
-      <w:r>
-        <w:rPr>
-          <w:rStyle w:val="VerbatimChar"/>
-        </w:rPr>
-        <w:t xml:space="preserve">/discovery</w:t>
-      </w:r>
-      <w:r>
-        <w:t xml:space="preserve"> </w:t>
-      </w:r>
-      <w:r>
-        <w:t xml:space="preserve">and</w:t>
-      </w:r>
-      <w:r>
-        <w:t xml:space="preserve"> </w:t>
-      </w:r>
-      <w:r>
-        <w:rPr>
-          <w:rStyle w:val="VerbatimChar"/>
-        </w:rPr>
-        <w:t xml:space="preserve">/cards</w:t>
-      </w:r>
-      <w:r>
-        <w:t xml:space="preserve"> </w:t>
-      </w:r>
-      <w:r>
-        <w:t xml:space="preserve">commands do the same at a table that plays online.</w:t>
-      </w:r>
-    </w:p>
-    <w:bookmarkEnd w:id="26"/>
     <w:bookmarkEnd w:id="27"/>
+    <w:bookmarkEnd w:id="28"/>
     <w:sectPr/>
   </w:body>
 </w:document>

--- a/legend-dynamics/spaceopera/Fracture_Lines_GM_Guide.docx
+++ b/legend-dynamics/spaceopera/Fracture_Lines_GM_Guide.docx
@@ -4546,7 +4546,7 @@
     </w:tbl>
     <w:bookmarkEnd w:id="22"/>
     <w:bookmarkEnd w:id="23"/>
-    <w:bookmarkStart w:id="25" w:name="data-records"/>
+    <w:bookmarkStart w:id="26" w:name="data-records"/>
     <w:p>
       <w:pPr>
         <w:pStyle w:val="Heading1"/>
@@ -4579,13 +4579,13 @@
         <w:t xml:space="preserve">chapter of the Players’ Guide; here is the GM view’s Discovery panel, for clocks and records.</w:t>
       </w:r>
     </w:p>
-    <w:bookmarkStart w:id="24" w:name="the-discovery-panel"/>
+    <w:bookmarkStart w:id="24" w:name="making-data-records"/>
     <w:p>
       <w:pPr>
         <w:pStyle w:val="Heading2"/>
       </w:pPr>
       <w:r>
-        <w:t xml:space="preserve">The Discovery panel</w:t>
+        <w:t xml:space="preserve">Making data records</w:t>
       </w:r>
     </w:p>
     <w:p>
@@ -4593,7 +4593,204 @@
         <w:pStyle w:val="FirstParagraph"/>
       </w:pPr>
       <w:r>
-        <w:t xml:space="preserve">The GM view’s</w:t>
+        <w:t xml:space="preserve">For the GM: when a data record is earned, and how to write one. A data record is a record of what the characters established, so writing it well matters more than how often you hand one out.</w:t>
+      </w:r>
+    </w:p>
+    <w:p>
+      <w:pPr>
+        <w:numPr>
+          <w:ilvl w:val="0"/>
+          <w:numId w:val="1001"/>
+        </w:numPr>
+        <w:pStyle w:val="Compact"/>
+      </w:pPr>
+      <w:r>
+        <w:rPr>
+          <w:bCs/>
+          <w:b/>
+        </w:rPr>
+        <w:t xml:space="preserve">Decide that something is established.</w:t>
+      </w:r>
+      <w:r>
+        <w:t xml:space="preserve"> </w:t>
+      </w:r>
+      <w:r>
+        <w:t xml:space="preserve">A data record is earned when a discovery clock fills, or when the characters see or test something themselves, hear it from a source you judge reliable, or are told it by the subject itself with evidence to back it up. A guess, however right, isn’t established, and neither is a rumor. Ask what supports their idea; when the answer is good, let them act on it, and give the data record once they’ve confirmed it.</w:t>
+      </w:r>
+    </w:p>
+    <w:p>
+      <w:pPr>
+        <w:numPr>
+          <w:ilvl w:val="0"/>
+          <w:numId w:val="1001"/>
+        </w:numPr>
+        <w:pStyle w:val="Compact"/>
+      </w:pPr>
+      <w:r>
+        <w:rPr>
+          <w:bCs/>
+          <w:b/>
+        </w:rPr>
+        <w:t xml:space="preserve">Write the finding narrowly.</w:t>
+      </w:r>
+      <w:r>
+        <w:t xml:space="preserve"> </w:t>
+      </w:r>
+      <w:r>
+        <w:t xml:space="preserve">One fact, in the words the characters would use, and no more than they found out:</w:t>
+      </w:r>
+      <w:r>
+        <w:t xml:space="preserve"> </w:t>
+      </w:r>
+      <w:r>
+        <w:t xml:space="preserve">“</w:t>
+      </w:r>
+      <w:r>
+        <w:t xml:space="preserve">bright light drove it back</w:t>
+      </w:r>
+      <w:r>
+        <w:t xml:space="preserve">”</w:t>
+      </w:r>
+      <w:r>
+        <w:t xml:space="preserve">, not</w:t>
+      </w:r>
+      <w:r>
+        <w:t xml:space="preserve"> </w:t>
+      </w:r>
+      <w:r>
+        <w:t xml:space="preserve">“</w:t>
+      </w:r>
+      <w:r>
+        <w:t xml:space="preserve">it fears light</w:t>
+      </w:r>
+      <w:r>
+        <w:t xml:space="preserve">”</w:t>
+      </w:r>
+      <w:r>
+        <w:t xml:space="preserve">. Two separate facts make two data records. Never write the subject’s whole truth onto a data record; later discoveries add more data records.</w:t>
+      </w:r>
+    </w:p>
+    <w:p>
+      <w:pPr>
+        <w:numPr>
+          <w:ilvl w:val="0"/>
+          <w:numId w:val="1001"/>
+        </w:numPr>
+        <w:pStyle w:val="Compact"/>
+      </w:pPr>
+      <w:r>
+        <w:rPr>
+          <w:bCs/>
+          <w:b/>
+        </w:rPr>
+        <w:t xml:space="preserve">Write its limits.</w:t>
+      </w:r>
+      <w:r>
+        <w:t xml:space="preserve"> </w:t>
+      </w:r>
+      <w:r>
+        <w:t xml:space="preserve">What the finding doesn’t show: how often it was seen, under what conditions, and what is still unknown. The limits are what keep the next investigation interesting.</w:t>
+      </w:r>
+    </w:p>
+    <w:p>
+      <w:pPr>
+        <w:numPr>
+          <w:ilvl w:val="0"/>
+          <w:numId w:val="1001"/>
+        </w:numPr>
+        <w:pStyle w:val="Compact"/>
+      </w:pPr>
+      <w:r>
+        <w:rPr>
+          <w:bCs/>
+          <w:b/>
+        </w:rPr>
+        <w:t xml:space="preserve">Note the evidence or source.</w:t>
+      </w:r>
+      <w:r>
+        <w:t xml:space="preserve"> </w:t>
+      </w:r>
+      <w:r>
+        <w:t xml:space="preserve">What they saw, tested, read or were told, and by whom. A source’s reputation doesn’t make it right: if it was only probably true, the limits say so.</w:t>
+      </w:r>
+    </w:p>
+    <w:p>
+      <w:pPr>
+        <w:numPr>
+          <w:ilvl w:val="0"/>
+          <w:numId w:val="1001"/>
+        </w:numPr>
+        <w:pStyle w:val="Compact"/>
+      </w:pPr>
+      <w:r>
+        <w:rPr>
+          <w:bCs/>
+          <w:b/>
+        </w:rPr>
+        <w:t xml:space="preserve">Charge the price.</w:t>
+      </w:r>
+      <w:r>
+        <w:t xml:space="preserve"> </w:t>
+      </w:r>
+      <w:r>
+        <w:t xml:space="preserve">A data record from a discovery clock costs nothing more: the scenes, failed rolls and pushes were its price. Any other source has its price (see</w:t>
+      </w:r>
+      <w:r>
+        <w:t xml:space="preserve"> </w:t>
+      </w:r>
+      <w:r>
+        <w:rPr>
+          <w:iCs/>
+          <w:i/>
+        </w:rPr>
+        <w:t xml:space="preserve">Earning a data record</w:t>
+      </w:r>
+      <w:r>
+        <w:t xml:space="preserve">): choose the one that fits how they learned it, and mark it.</w:t>
+      </w:r>
+    </w:p>
+    <w:p>
+      <w:pPr>
+        <w:numPr>
+          <w:ilvl w:val="0"/>
+          <w:numId w:val="1001"/>
+        </w:numPr>
+        <w:pStyle w:val="Compact"/>
+      </w:pPr>
+      <w:r>
+        <w:rPr>
+          <w:bCs/>
+          <w:b/>
+        </w:rPr>
+        <w:t xml:space="preserve">Choose the owner and the recipients.</w:t>
+      </w:r>
+      <w:r>
+        <w:t xml:space="preserve"> </w:t>
+      </w:r>
+      <w:r>
+        <w:t xml:space="preserve">Whoever did the finding owns the data record. Everyone who was there, or heard it from a reliable source, gets a shared copy.</w:t>
+      </w:r>
+    </w:p>
+    <w:p>
+      <w:pPr>
+        <w:numPr>
+          <w:ilvl w:val="0"/>
+          <w:numId w:val="1001"/>
+        </w:numPr>
+        <w:pStyle w:val="Compact"/>
+      </w:pPr>
+      <w:r>
+        <w:rPr>
+          <w:bCs/>
+          <w:b/>
+        </w:rPr>
+        <w:t xml:space="preserve">Record it.</w:t>
+      </w:r>
+      <w:r>
+        <w:t xml:space="preserve"> </w:t>
+      </w:r>
+      <w:r>
+        <w:t xml:space="preserve">In the GM view’s</w:t>
       </w:r>
       <w:r>
         <w:t xml:space="preserve"> </w:t>
@@ -4609,6 +4806,211 @@
         <w:t xml:space="preserve"> </w:t>
       </w:r>
       <w:r>
+        <w:t xml:space="preserve">panel:</w:t>
+      </w:r>
+      <w:r>
+        <w:t xml:space="preserve"> </w:t>
+      </w:r>
+      <w:r>
+        <w:rPr>
+          <w:bCs/>
+          <w:b/>
+        </w:rPr>
+        <w:t xml:space="preserve">Mint</w:t>
+      </w:r>
+      <w:r>
+        <w:t xml:space="preserve"> </w:t>
+      </w:r>
+      <w:r>
+        <w:t xml:space="preserve">a full clock’s data record, or use</w:t>
+      </w:r>
+      <w:r>
+        <w:t xml:space="preserve"> </w:t>
+      </w:r>
+      <w:r>
+        <w:rPr>
+          <w:bCs/>
+          <w:b/>
+        </w:rPr>
+        <w:t xml:space="preserve">Record a finding without a clock</w:t>
+      </w:r>
+      <w:r>
+        <w:t xml:space="preserve">, which marks the price for you. Then save everyone’s characters to file, so the players’ sheets carry it. A player can also write a data record on their own sheet, when you agree it’s been earned.</w:t>
+      </w:r>
+    </w:p>
+    <w:p>
+      <w:pPr>
+        <w:pStyle w:val="FirstParagraph"/>
+      </w:pPr>
+      <w:r>
+        <w:rPr>
+          <w:iCs/>
+          <w:i/>
+        </w:rPr>
+        <w:t xml:space="preserve">Example:</w:t>
+      </w:r>
+      <w:r>
+        <w:t xml:space="preserve"> </w:t>
+      </w:r>
+      <w:r>
+        <w:rPr>
+          <w:bCs/>
+          <w:b/>
+        </w:rPr>
+        <w:t xml:space="preserve">The Kessel Deep derelict.</w:t>
+      </w:r>
+      <w:r>
+        <w:t xml:space="preserve"> </w:t>
+      </w:r>
+      <w:r>
+        <w:t xml:space="preserve">Established:</w:t>
+      </w:r>
+      <w:r>
+        <w:t xml:space="preserve"> </w:t>
+      </w:r>
+      <w:r>
+        <w:rPr>
+          <w:iCs/>
+          <w:i/>
+        </w:rPr>
+        <w:t xml:space="preserve">Its reactor powers down whenever the corridor beacon goes silent</w:t>
+      </w:r>
+      <w:r>
+        <w:t xml:space="preserve">. Limits:</w:t>
+      </w:r>
+      <w:r>
+        <w:t xml:space="preserve"> </w:t>
+      </w:r>
+      <w:r>
+        <w:rPr>
+          <w:iCs/>
+          <w:i/>
+        </w:rPr>
+        <w:t xml:space="preserve">Seen twice, from outside the hull; not what restarts it</w:t>
+      </w:r>
+      <w:r>
+        <w:t xml:space="preserve">. Source: The crew’s own sensor logs (scanned or tested firsthand). Cost: Countdown +1 (the hours spent watching it).</w:t>
+      </w:r>
+    </w:p>
+    <w:p>
+      <w:pPr>
+        <w:numPr>
+          <w:ilvl w:val="0"/>
+          <w:numId w:val="1002"/>
+        </w:numPr>
+        <w:pStyle w:val="Compact"/>
+      </w:pPr>
+      <w:r>
+        <w:rPr>
+          <w:bCs/>
+          <w:b/>
+        </w:rPr>
+        <w:t xml:space="preserve">When a later finding disagrees.</w:t>
+      </w:r>
+      <w:r>
+        <w:t xml:space="preserve"> </w:t>
+      </w:r>
+      <w:r>
+        <w:t xml:space="preserve">Write a new data record that says what they now know; the old one stays on the sheet as what they believed then, and the new one’s limits can say so.</w:t>
+      </w:r>
+    </w:p>
+    <w:p>
+      <w:pPr>
+        <w:numPr>
+          <w:ilvl w:val="0"/>
+          <w:numId w:val="1002"/>
+        </w:numPr>
+        <w:pStyle w:val="Compact"/>
+      </w:pPr>
+      <w:r>
+        <w:rPr>
+          <w:bCs/>
+          <w:b/>
+        </w:rPr>
+        <w:t xml:space="preserve">A data record is never proof of identity.</w:t>
+      </w:r>
+      <w:r>
+        <w:t xml:space="preserve"> </w:t>
+      </w:r>
+      <w:r>
+        <w:t xml:space="preserve">Holding a data record about one subject doesn’t prove that the thing in front of them is that subject: the Identify phase does.</w:t>
+      </w:r>
+    </w:p>
+    <w:p>
+      <w:pPr>
+        <w:numPr>
+          <w:ilvl w:val="0"/>
+          <w:numId w:val="1002"/>
+        </w:numPr>
+        <w:pStyle w:val="Compact"/>
+      </w:pPr>
+      <w:r>
+        <w:rPr>
+          <w:bCs/>
+          <w:b/>
+        </w:rPr>
+        <w:t xml:space="preserve">Weaknesses work anyway.</w:t>
+      </w:r>
+      <w:r>
+        <w:t xml:space="preserve"> </w:t>
+      </w:r>
+      <w:r>
+        <w:t xml:space="preserve">Don’t hold back a real weakness because no one holds the data record: if they try it, it works.</w:t>
+      </w:r>
+    </w:p>
+    <w:p>
+      <w:pPr>
+        <w:numPr>
+          <w:ilvl w:val="0"/>
+          <w:numId w:val="1002"/>
+        </w:numPr>
+        <w:pStyle w:val="Compact"/>
+      </w:pPr>
+      <w:r>
+        <w:rPr>
+          <w:bCs/>
+          <w:b/>
+        </w:rPr>
+        <w:t xml:space="preserve">Classified Codex.</w:t>
+      </w:r>
+      <w:r>
+        <w:t xml:space="preserve"> </w:t>
+      </w:r>
+      <w:r>
+        <w:t xml:space="preserve">Agree each starting data record with its player before play: it must come from the character’s role or species, be narrow, and be a real secret: something that isn’t in any database or published record. Make sure it fits what you know to be true, adjust it if it doesn’t, and keep a note of it.</w:t>
+      </w:r>
+    </w:p>
+    <w:bookmarkEnd w:id="24"/>
+    <w:bookmarkStart w:id="25" w:name="the-discovery-panel"/>
+    <w:p>
+      <w:pPr>
+        <w:pStyle w:val="Heading2"/>
+      </w:pPr>
+      <w:r>
+        <w:t xml:space="preserve">The Discovery panel</w:t>
+      </w:r>
+    </w:p>
+    <w:p>
+      <w:pPr>
+        <w:pStyle w:val="FirstParagraph"/>
+      </w:pPr>
+      <w:r>
+        <w:t xml:space="preserve">The GM view’s</w:t>
+      </w:r>
+      <w:r>
+        <w:t xml:space="preserve"> </w:t>
+      </w:r>
+      <w:r>
+        <w:rPr>
+          <w:bCs/>
+          <w:b/>
+        </w:rPr>
+        <w:t xml:space="preserve">Discovery</w:t>
+      </w:r>
+      <w:r>
+        <w:t xml:space="preserve"> </w:t>
+      </w:r>
+      <w:r>
         <w:t xml:space="preserve">panel runs discovery clocks and the Countdown they race. Start a clock with its segments per phase (or a plain progress clock for a repair or a task in the same race), and fill it as the investigation rolls succeed. It stops at the Identify gate until you name the subject; then it shows every data record the characters in the GM view already hold for it. The</w:t>
       </w:r>
       <w:r>
@@ -4706,9 +5108,9 @@
         <w:t xml:space="preserve">commands do the same at a table that plays online.</w:t>
       </w:r>
     </w:p>
-    <w:bookmarkEnd w:id="24"/>
     <w:bookmarkEnd w:id="25"/>
-    <w:bookmarkStart w:id="28" w:name="the-gms-tools"/>
+    <w:bookmarkEnd w:id="26"/>
+    <w:bookmarkStart w:id="29" w:name="the-gms-tools"/>
     <w:p>
       <w:pPr>
         <w:pStyle w:val="Heading1"/>
@@ -4717,7 +5119,7 @@
         <w:t xml:space="preserve">The GM’s tools</w:t>
       </w:r>
     </w:p>
-    <w:bookmarkStart w:id="26" w:name="the-battle-map"/>
+    <w:bookmarkStart w:id="27" w:name="the-battle-map"/>
     <w:p>
       <w:pPr>
         <w:pStyle w:val="Heading2"/>
@@ -4798,7 +5200,7 @@
       <w:pPr>
         <w:numPr>
           <w:ilvl w:val="0"/>
-          <w:numId w:val="1001"/>
+          <w:numId w:val="1003"/>
         </w:numPr>
         <w:pStyle w:val="Compact"/>
       </w:pPr>
@@ -4833,7 +5235,7 @@
       <w:pPr>
         <w:numPr>
           <w:ilvl w:val="0"/>
-          <w:numId w:val="1001"/>
+          <w:numId w:val="1003"/>
         </w:numPr>
         <w:pStyle w:val="Compact"/>
       </w:pPr>
@@ -4937,8 +5339,8 @@
         <w:t xml:space="preserve">places a token linked to the crew’s Hull track, so damage marked on the map is marked on the sheet. Enemy ships come from the Enemy ships table with their Hull boxes. Each lane is a range band from our ship. When the pilots make their opposed Piloting roll, drag the enemy one lane in or out. Weapons take −2 one band beyond their range and −4 two bands beyond.</w:t>
       </w:r>
     </w:p>
-    <w:bookmarkEnd w:id="26"/>
-    <w:bookmarkStart w:id="27" w:name="the-encounter-panel"/>
+    <w:bookmarkEnd w:id="27"/>
+    <w:bookmarkStart w:id="28" w:name="the-encounter-panel"/>
     <w:p>
       <w:pPr>
         <w:pStyle w:val="Heading2"/>
@@ -5005,8 +5407,8 @@
         <w:t xml:space="preserve">The GM can start a shared table from the GM view and give the players its code; each player joins from their character’s Play tab. While they’re connected, every roll from a sheet is rolled by the table server, so the whole table sees the same dice as they land, in a live log on the Play tab and on the GM view, along with who rolled, against what, and any telling hit. A point reroll answers its own roll, once. Each player’s character is shared with the GM too: it appears among the GM view’s characters, marked at the table, and its injuries, points, ammunition and form stay in step both ways, whether they’re changed on the sheet, on the GM’s card or in an encounter. In a fight, each player’s Play tab shows the GM’s battle map and the encounter’s turn order and latest results; a player drags their own token, and on their turn sends the GM what they’ll do, which the GM puts into the Encounter panel and runs. The GM can remove a player from the table, and give the table a new code: everyone at it moves with it, and the old code stops working. Without a table, the roller works exactly as it always has.</w:t>
       </w:r>
     </w:p>
-    <w:bookmarkEnd w:id="27"/>
     <w:bookmarkEnd w:id="28"/>
+    <w:bookmarkEnd w:id="29"/>
     <w:sectPr/>
   </w:body>
 </w:document>
@@ -5113,6 +5515,91 @@
       </w:pPr>
     </w:lvl>
   </w:abstractNum>
+  <w:abstractNum w:abstractNumId="99411">
+    <w:nsid w:val="A99411"/>
+    <w:multiLevelType w:val="multilevel"/>
+    <w:lvl w:ilvl="0">
+      <w:start w:val="1"/>
+      <w:numFmt w:val="decimal"/>
+      <w:lvlText w:val="%1."/>
+      <w:lvlJc w:val="left"/>
+      <w:pPr>
+        <w:ind w:left="720" w:hanging="480"/>
+      </w:pPr>
+    </w:lvl>
+    <w:lvl w:ilvl="1">
+      <w:start w:val="1"/>
+      <w:numFmt w:val="decimal"/>
+      <w:lvlText w:val="%2."/>
+      <w:lvlJc w:val="left"/>
+      <w:pPr>
+        <w:ind w:left="1440" w:hanging="480"/>
+      </w:pPr>
+    </w:lvl>
+    <w:lvl w:ilvl="2">
+      <w:start w:val="1"/>
+      <w:numFmt w:val="decimal"/>
+      <w:lvlText w:val="%3."/>
+      <w:lvlJc w:val="left"/>
+      <w:pPr>
+        <w:ind w:left="2160" w:hanging="480"/>
+      </w:pPr>
+    </w:lvl>
+    <w:lvl w:ilvl="3">
+      <w:start w:val="1"/>
+      <w:numFmt w:val="decimal"/>
+      <w:lvlText w:val="%4."/>
+      <w:lvlJc w:val="left"/>
+      <w:pPr>
+        <w:ind w:left="2880" w:hanging="480"/>
+      </w:pPr>
+    </w:lvl>
+    <w:lvl w:ilvl="4">
+      <w:start w:val="1"/>
+      <w:numFmt w:val="decimal"/>
+      <w:lvlText w:val="%5."/>
+      <w:lvlJc w:val="left"/>
+      <w:pPr>
+        <w:ind w:left="3600" w:hanging="480"/>
+      </w:pPr>
+    </w:lvl>
+    <w:lvl w:ilvl="5">
+      <w:start w:val="1"/>
+      <w:numFmt w:val="decimal"/>
+      <w:lvlText w:val="%6."/>
+      <w:lvlJc w:val="left"/>
+      <w:pPr>
+        <w:ind w:left="4320" w:hanging="480"/>
+      </w:pPr>
+    </w:lvl>
+    <w:lvl w:ilvl="6">
+      <w:start w:val="1"/>
+      <w:numFmt w:val="decimal"/>
+      <w:lvlText w:val="%7."/>
+      <w:lvlJc w:val="left"/>
+      <w:pPr>
+        <w:ind w:left="5040" w:hanging="480"/>
+      </w:pPr>
+    </w:lvl>
+    <w:lvl w:ilvl="7">
+      <w:start w:val="1"/>
+      <w:numFmt w:val="decimal"/>
+      <w:lvlText w:val="%8."/>
+      <w:lvlJc w:val="left"/>
+      <w:pPr>
+        <w:ind w:left="5760" w:hanging="480"/>
+      </w:pPr>
+    </w:lvl>
+    <w:lvl w:ilvl="8">
+      <w:start w:val="1"/>
+      <w:numFmt w:val="decimal"/>
+      <w:lvlText w:val="%9."/>
+      <w:lvlJc w:val="left"/>
+      <w:pPr>
+        <w:ind w:left="6480" w:hanging="480"/>
+      </w:pPr>
+    </w:lvl>
+  </w:abstractNum>
   <w:abstractNum w:abstractNumId="991">
     <w:nsid w:val="A991"/>
     <w:multiLevelType w:val="multilevel"/>
@@ -5193,6 +5680,39 @@
     <w:abstractNumId w:val="990"/>
   </w:num>
   <w:num w:numId="1001">
+    <w:abstractNumId w:val="99411"/>
+    <w:lvlOverride w:ilvl="0">
+      <w:startOverride w:val="1"/>
+    </w:lvlOverride>
+    <w:lvlOverride w:ilvl="1">
+      <w:startOverride w:val="1"/>
+    </w:lvlOverride>
+    <w:lvlOverride w:ilvl="2">
+      <w:startOverride w:val="1"/>
+    </w:lvlOverride>
+    <w:lvlOverride w:ilvl="3">
+      <w:startOverride w:val="1"/>
+    </w:lvlOverride>
+    <w:lvlOverride w:ilvl="4">
+      <w:startOverride w:val="1"/>
+    </w:lvlOverride>
+    <w:lvlOverride w:ilvl="5">
+      <w:startOverride w:val="1"/>
+    </w:lvlOverride>
+    <w:lvlOverride w:ilvl="6">
+      <w:startOverride w:val="1"/>
+    </w:lvlOverride>
+    <w:lvlOverride w:ilvl="7">
+      <w:startOverride w:val="1"/>
+    </w:lvlOverride>
+    <w:lvlOverride w:ilvl="8">
+      <w:startOverride w:val="1"/>
+    </w:lvlOverride>
+  </w:num>
+  <w:num w:numId="1002">
+    <w:abstractNumId w:val="991"/>
+  </w:num>
+  <w:num w:numId="1003">
     <w:abstractNumId w:val="991"/>
   </w:num>
 </w:numbering>

--- a/legend-dynamics/spaceopera/Fracture_Lines_GM_Guide.docx
+++ b/legend-dynamics/spaceopera/Fracture_Lines_GM_Guide.docx
@@ -4971,7 +4971,7 @@
           <w:bCs/>
           <w:b/>
         </w:rPr>
-        <w:t xml:space="preserve">Classified Codex.</w:t>
+        <w:t xml:space="preserve">Classified Archive.</w:t>
       </w:r>
       <w:r>
         <w:t xml:space="preserve"> </w:t>

--- a/legend-dynamics/spaceopera/Fracture_Lines_GM_Guide.docx
+++ b/legend-dynamics/spaceopera/Fracture_Lines_GM_Guide.docx
@@ -4546,7 +4546,7 @@
     </w:tbl>
     <w:bookmarkEnd w:id="22"/>
     <w:bookmarkEnd w:id="23"/>
-    <w:bookmarkStart w:id="26" w:name="data-records"/>
+    <w:bookmarkStart w:id="35" w:name="data-records"/>
     <w:p>
       <w:pPr>
         <w:pStyle w:val="Heading1"/>
@@ -4981,13 +4981,13 @@
       </w:r>
     </w:p>
     <w:bookmarkEnd w:id="24"/>
-    <w:bookmarkStart w:id="25" w:name="the-discovery-panel"/>
+    <w:bookmarkStart w:id="32" w:name="example-data-records"/>
     <w:p>
       <w:pPr>
         <w:pStyle w:val="Heading2"/>
       </w:pPr>
       <w:r>
-        <w:t xml:space="preserve">The Discovery panel</w:t>
+        <w:t xml:space="preserve">Example data records</w:t>
       </w:r>
     </w:p>
     <w:p>
@@ -4995,137 +4995,16 @@
         <w:pStyle w:val="FirstParagraph"/>
       </w:pPr>
       <w:r>
-        <w:t xml:space="preserve">The GM view’s</w:t>
-      </w:r>
-      <w:r>
-        <w:t xml:space="preserve"> </w:t>
-      </w:r>
-      <w:r>
-        <w:rPr>
-          <w:bCs/>
-          <w:b/>
-        </w:rPr>
-        <w:t xml:space="preserve">Discovery</w:t>
-      </w:r>
-      <w:r>
-        <w:t xml:space="preserve"> </w:t>
-      </w:r>
-      <w:r>
-        <w:t xml:space="preserve">panel runs discovery clocks and the Countdown they race. Start a clock with its segments per phase (or a plain progress clock for a repair or a task in the same race), and fill it as the investigation rolls succeed. It stops at the Identify gate until you name the subject; then it shows every data record the characters in the GM view already hold for it. The</w:t>
-      </w:r>
-      <w:r>
-        <w:t xml:space="preserve"> </w:t>
-      </w:r>
-      <w:r>
-        <w:rPr>
-          <w:bCs/>
-          <w:b/>
-        </w:rPr>
-        <w:t xml:space="preserve">Failed roll</w:t>
-      </w:r>
-      <w:r>
-        <w:t xml:space="preserve"> </w:t>
-      </w:r>
-      <w:r>
-        <w:t xml:space="preserve">and</w:t>
-      </w:r>
-      <w:r>
-        <w:t xml:space="preserve"> </w:t>
-      </w:r>
-      <w:r>
-        <w:rPr>
-          <w:bCs/>
-          <w:b/>
-        </w:rPr>
-        <w:t xml:space="preserve">Push</w:t>
-      </w:r>
-      <w:r>
-        <w:t xml:space="preserve"> </w:t>
-      </w:r>
-      <w:r>
-        <w:t xml:space="preserve">buttons tick the track for how they were digging. When a clock fills,</w:t>
-      </w:r>
-      <w:r>
-        <w:t xml:space="preserve"> </w:t>
-      </w:r>
-      <w:r>
-        <w:rPr>
-          <w:bCs/>
-          <w:b/>
-        </w:rPr>
-        <w:t xml:space="preserve">Mint</w:t>
-      </w:r>
-      <w:r>
-        <w:t xml:space="preserve"> </w:t>
-      </w:r>
-      <w:r>
-        <w:t xml:space="preserve">gives the primary investigator the data record and everyone you tick as present a shared copy.</w:t>
-      </w:r>
-      <w:r>
-        <w:t xml:space="preserve"> </w:t>
-      </w:r>
-      <w:r>
-        <w:rPr>
-          <w:bCs/>
-          <w:b/>
-        </w:rPr>
-        <w:t xml:space="preserve">Record a finding without a clock</w:t>
-      </w:r>
-      <w:r>
-        <w:t xml:space="preserve"> </w:t>
-      </w:r>
-      <w:r>
-        <w:t xml:space="preserve">gives a data record for something established directly (seen or tested, a reliable account, a creature’s word with evidence behind it) to whoever you tick, and marks its price: the track or the Countdown that source costs. Save all to file afterwards, so the players’ character files carry it. The Discord bot’s</w:t>
-      </w:r>
-      <w:r>
-        <w:t xml:space="preserve"> </w:t>
-      </w:r>
-      <w:r>
-        <w:rPr>
-          <w:rStyle w:val="VerbatimChar"/>
-        </w:rPr>
-        <w:t xml:space="preserve">/discovery</w:t>
-      </w:r>
-      <w:r>
-        <w:t xml:space="preserve"> </w:t>
-      </w:r>
-      <w:r>
-        <w:t xml:space="preserve">and</w:t>
-      </w:r>
-      <w:r>
-        <w:t xml:space="preserve"> </w:t>
-      </w:r>
-      <w:r>
-        <w:rPr>
-          <w:rStyle w:val="VerbatimChar"/>
-        </w:rPr>
-        <w:t xml:space="preserve">/cards</w:t>
-      </w:r>
-      <w:r>
-        <w:t xml:space="preserve"> </w:t>
-      </w:r>
-      <w:r>
-        <w:t xml:space="preserve">commands do the same at a table that plays online.</w:t>
-      </w:r>
-    </w:p>
-    <w:bookmarkEnd w:id="25"/>
-    <w:bookmarkEnd w:id="26"/>
-    <w:bookmarkStart w:id="29" w:name="the-gms-tools"/>
-    <w:p>
-      <w:pPr>
-        <w:pStyle w:val="Heading1"/>
-      </w:pPr>
-      <w:r>
-        <w:t xml:space="preserve">The GM’s tools</w:t>
-      </w:r>
-    </w:p>
-    <w:bookmarkStart w:id="27" w:name="the-battle-map"/>
-    <w:p>
-      <w:pPr>
-        <w:pStyle w:val="Heading2"/>
-      </w:pPr>
-      <w:r>
-        <w:t xml:space="preserve">The battle map</w:t>
+        <w:t xml:space="preserve">Seven subjects the crew might investigate, each with what goes wrong on a failed roll or a success at a cost in each phase, what its record permits, and the skill that lets a character skip Confront. A failure is where the GM may start a Countdown, when the stakes are real.</w:t>
+      </w:r>
+    </w:p>
+    <w:bookmarkStart w:id="25" w:name="halvane-lattice-core"/>
+    <w:p>
+      <w:pPr>
+        <w:pStyle w:val="Heading3"/>
+      </w:pPr>
+      <w:r>
+        <w:t xml:space="preserve">Halvane lattice core</w:t>
       </w:r>
     </w:p>
     <w:p>
@@ -5133,67 +5012,7 @@
         <w:pStyle w:val="FirstParagraph"/>
       </w:pPr>
       <w:r>
-        <w:t xml:space="preserve">The GM view of the character creator has a</w:t>
-      </w:r>
-      <w:r>
-        <w:t xml:space="preserve"> </w:t>
-      </w:r>
-      <w:r>
-        <w:rPr>
-          <w:bCs/>
-          <w:b/>
-        </w:rPr>
-        <w:t xml:space="preserve">battle map</w:t>
-      </w:r>
-      <w:r>
-        <w:t xml:space="preserve"> </w:t>
-      </w:r>
-      <w:r>
-        <w:t xml:space="preserve">for fights where it helps to see who is where. It is a tool, not a rule: everything on it follows the</w:t>
-      </w:r>
-      <w:r>
-        <w:t xml:space="preserve"> </w:t>
-      </w:r>
-      <w:r>
-        <w:rPr>
-          <w:iCs/>
-          <w:i/>
-        </w:rPr>
-        <w:t xml:space="preserve">Personal combat</w:t>
-      </w:r>
-      <w:r>
-        <w:t xml:space="preserve"> </w:t>
-      </w:r>
-      <w:r>
-        <w:t xml:space="preserve">rules in the Players’ Guide, and a fight without it works the same way. Open</w:t>
-      </w:r>
-      <w:r>
-        <w:t xml:space="preserve"> </w:t>
-      </w:r>
-      <w:r>
-        <w:rPr>
-          <w:bCs/>
-          <w:b/>
-        </w:rPr>
-        <w:t xml:space="preserve">How to use the map</w:t>
-      </w:r>
-      <w:r>
-        <w:t xml:space="preserve"> </w:t>
-      </w:r>
-      <w:r>
-        <w:t xml:space="preserve">on the map itself for the buttons, step by step.</w:t>
-      </w:r>
-    </w:p>
-    <w:p>
-      <w:pPr>
-        <w:pStyle w:val="BodyText"/>
-      </w:pPr>
-      <w:r>
-        <w:rPr>
-          <w:bCs/>
-          <w:b/>
-        </w:rPr>
-        <w:t xml:space="preserve">Two kinds of map.</w:t>
+        <w:t xml:space="preserve">A crystalline power system found on derelict Halvane haulers, the work of a people lost behind a collapsed corridor. Ordinary engineering can’t read it.</w:t>
       </w:r>
     </w:p>
     <w:p>
@@ -5209,26 +5028,29 @@
           <w:bCs/>
           <w:b/>
         </w:rPr>
-        <w:t xml:space="preserve">A hex map</w:t>
-      </w:r>
-      <w:r>
-        <w:t xml:space="preserve"> </w:t>
-      </w:r>
-      <w:r>
-        <w:t xml:space="preserve">for fights where position matters: cover, doorways, who can reach whom. The GM chooses what one hex is: 1 yard for a brawl in a room, 5 or 10 yards for a street, 50 for open ground. Dragging a token or measuring shows the distance and its</w:t>
-      </w:r>
-      <w:r>
-        <w:t xml:space="preserve"> </w:t>
-      </w:r>
-      <w:r>
-        <w:rPr>
-          <w:bCs/>
-          <w:b/>
-        </w:rPr>
-        <w:t xml:space="preserve">range band</w:t>
-      </w:r>
-      <w:r>
-        <w:t xml:space="preserve">, so the GM can read the penalty from the Range table in the Players’ Guide.</w:t>
+        <w:t xml:space="preserve">Confront the unknown:</w:t>
+      </w:r>
+      <w:r>
+        <w:t xml:space="preserve"> </w:t>
+      </w:r>
+      <w:r>
+        <w:t xml:space="preserve">get the core to respond.</w:t>
+      </w:r>
+      <w:r>
+        <w:t xml:space="preserve"> </w:t>
+      </w:r>
+      <w:r>
+        <w:rPr>
+          <w:iCs/>
+          <w:i/>
+        </w:rPr>
+        <w:t xml:space="preserve">On a failure:</w:t>
+      </w:r>
+      <w:r>
+        <w:t xml:space="preserve"> </w:t>
+      </w:r>
+      <w:r>
+        <w:t xml:space="preserve">it pulses and drains nearby power cells; suits and tools lose charge.</w:t>
       </w:r>
     </w:p>
     <w:p>
@@ -5244,49 +5066,89 @@
           <w:bCs/>
           <w:b/>
         </w:rPr>
-        <w:t xml:space="preserve">A range track</w:t>
-      </w:r>
-      <w:r>
-        <w:t xml:space="preserve"> </w:t>
-      </w:r>
-      <w:r>
-        <w:t xml:space="preserve">for fights where only distance matters: a chase, a running fight across open country. It has a lane for the crew and one for each range band. Moving a token into the next lane moves it one band in or out.</w:t>
-      </w:r>
-    </w:p>
-    <w:p>
-      <w:pPr>
-        <w:pStyle w:val="FirstParagraph"/>
+        <w:t xml:space="preserve">Identify:</w:t>
+      </w:r>
+      <w:r>
+        <w:t xml:space="preserve"> </w:t>
+      </w:r>
+      <w:r>
+        <w:t xml:space="preserve">learn it feeds on the crew’s own power signatures.</w:t>
+      </w:r>
+      <w:r>
+        <w:t xml:space="preserve"> </w:t>
+      </w:r>
+      <w:r>
+        <w:rPr>
+          <w:iCs/>
+          <w:i/>
+        </w:rPr>
+        <w:t xml:space="preserve">On a failure:</w:t>
+      </w:r>
+      <w:r>
+        <w:t xml:space="preserve"> </w:t>
+      </w:r>
+      <w:r>
+        <w:t xml:space="preserve">resonance builds; the GM may start a Countdown to critical.</w:t>
+      </w:r>
+    </w:p>
+    <w:p>
+      <w:pPr>
+        <w:numPr>
+          <w:ilvl w:val="0"/>
+          <w:numId w:val="1003"/>
+        </w:numPr>
+        <w:pStyle w:val="Compact"/>
       </w:pPr>
       <w:r>
         <w:rPr>
           <w:bCs/>
           <w:b/>
         </w:rPr>
-        <w:t xml:space="preserve">Tokens.</w:t>
-      </w:r>
-      <w:r>
-        <w:t xml:space="preserve"> </w:t>
-      </w:r>
-      <w:r>
-        <w:t xml:space="preserve">The GM places the crew with one button. Their tokens stay linked to the characters in the GM view: marking Injury, Dying, the stunned condition or a Resolve point on a token marks it on the character, and the other way round. Opponents come from the setting’s threats with their boxes filled in. Their pips fill as they are hurt, and a token whose boxes are all marked is taken out.</w:t>
-      </w:r>
-    </w:p>
-    <w:p>
-      <w:pPr>
-        <w:pStyle w:val="BodyText"/>
+        <w:t xml:space="preserve">Uncover:</w:t>
+      </w:r>
+      <w:r>
+        <w:t xml:space="preserve"> </w:t>
+      </w:r>
+      <w:r>
+        <w:t xml:space="preserve">find the harmonic frequency that controls it.</w:t>
+      </w:r>
+      <w:r>
+        <w:t xml:space="preserve"> </w:t>
+      </w:r>
+      <w:r>
+        <w:rPr>
+          <w:iCs/>
+          <w:i/>
+        </w:rPr>
+        <w:t xml:space="preserve">On a failure:</w:t>
+      </w:r>
+      <w:r>
+        <w:t xml:space="preserve"> </w:t>
+      </w:r>
+      <w:r>
+        <w:t xml:space="preserve">a feedback surge injures whoever is linked to it.</w:t>
+      </w:r>
+    </w:p>
+    <w:p>
+      <w:pPr>
+        <w:numPr>
+          <w:ilvl w:val="0"/>
+          <w:numId w:val="1003"/>
+        </w:numPr>
+        <w:pStyle w:val="Compact"/>
       </w:pPr>
       <w:r>
         <w:rPr>
           <w:bCs/>
           <w:b/>
         </w:rPr>
-        <w:t xml:space="preserve">Keeping a map.</w:t>
-      </w:r>
-      <w:r>
-        <w:t xml:space="preserve"> </w:t>
-      </w:r>
-      <w:r>
-        <w:t xml:space="preserve">The map stays in the GM’s browser.</w:t>
+        <w:t xml:space="preserve">Permits:</w:t>
+      </w:r>
+      <w:r>
+        <w:t xml:space="preserve"> </w:t>
+      </w:r>
+      <w:r>
+        <w:t xml:space="preserve">waking, powering down or rerouting any Halvane lattice core.</w:t>
       </w:r>
       <w:r>
         <w:t xml:space="preserve"> </w:t>
@@ -5296,81 +5158,142 @@
           <w:bCs/>
           <w:b/>
         </w:rPr>
-        <w:t xml:space="preserve">Save map to file</w:t>
-      </w:r>
-      <w:r>
-        <w:t xml:space="preserve"> </w:t>
-      </w:r>
-      <w:r>
-        <w:t xml:space="preserve">keeps both maps, their pictures and tokens in one file, to prepare a fight ahead of time or share it with another GM.</w:t>
-      </w:r>
-    </w:p>
-    <w:p>
-      <w:pPr>
-        <w:pStyle w:val="BodyText"/>
+        <w:t xml:space="preserve">Skill:</w:t>
+      </w:r>
+      <w:r>
+        <w:t xml:space="preserve"> </w:t>
+      </w:r>
+      <w:r>
+        <w:t xml:space="preserve">Engineering.</w:t>
+      </w:r>
+    </w:p>
+    <w:bookmarkEnd w:id="25"/>
+    <w:bookmarkStart w:id="26" w:name="the-warden-of-the-ashkarr"/>
+    <w:p>
+      <w:pPr>
+        <w:pStyle w:val="Heading3"/>
+      </w:pPr>
+      <w:r>
+        <w:t xml:space="preserve">The Warden of the Ashkarr</w:t>
+      </w:r>
+    </w:p>
+    <w:p>
+      <w:pPr>
+        <w:pStyle w:val="FirstParagraph"/>
+      </w:pPr>
+      <w:r>
+        <w:t xml:space="preserve">One damaged military intelligence, the Warden, still running aboard the derelict Hegemony warship</w:t>
+      </w:r>
+      <w:r>
+        <w:t xml:space="preserve"> </w:t>
+      </w:r>
+      <w:r>
+        <w:rPr>
+          <w:iCs/>
+          <w:i/>
+        </w:rPr>
+        <w:t xml:space="preserve">Ashkarr</w:t>
+      </w:r>
+      <w:r>
+        <w:t xml:space="preserve">. An AI Minder’s training covers AIs in general; this record covers only the Warden’s own command authority.</w:t>
+      </w:r>
+    </w:p>
+    <w:p>
+      <w:pPr>
+        <w:numPr>
+          <w:ilvl w:val="0"/>
+          <w:numId w:val="1004"/>
+        </w:numPr>
+        <w:pStyle w:val="Compact"/>
       </w:pPr>
       <w:r>
         <w:rPr>
           <w:bCs/>
           <w:b/>
         </w:rPr>
-        <w:t xml:space="preserve">Ship fight.</w:t>
-      </w:r>
-      <w:r>
-        <w:t xml:space="preserve"> </w:t>
-      </w:r>
-      <w:r>
-        <w:t xml:space="preserve">In this setting the range track is for ship fights, with the bands Close (under 10 km), Short (up to 1,000 km), Medium (up to 10,000 km), Long (up to 100,000 km), Extreme (about a light-second).</w:t>
-      </w:r>
-      <w:r>
-        <w:t xml:space="preserve"> </w:t>
-      </w:r>
+        <w:t xml:space="preserve">Confront the unknown:</w:t>
+      </w:r>
+      <w:r>
+        <w:t xml:space="preserve"> </w:t>
+      </w:r>
+      <w:r>
+        <w:t xml:space="preserve">get it to acknowledge the crew.</w:t>
+      </w:r>
+      <w:r>
+        <w:t xml:space="preserve"> </w:t>
+      </w:r>
+      <w:r>
+        <w:rPr>
+          <w:iCs/>
+          <w:i/>
+        </w:rPr>
+        <w:t xml:space="preserve">On a failure:</w:t>
+      </w:r>
+      <w:r>
+        <w:t xml:space="preserve"> </w:t>
+      </w:r>
+      <w:r>
+        <w:t xml:space="preserve">it activates the ship’s defenses; the GM may start a Countdown to full lockdown.</w:t>
+      </w:r>
+    </w:p>
+    <w:p>
+      <w:pPr>
+        <w:numPr>
+          <w:ilvl w:val="0"/>
+          <w:numId w:val="1004"/>
+        </w:numPr>
+        <w:pStyle w:val="Compact"/>
+      </w:pPr>
       <w:r>
         <w:rPr>
           <w:bCs/>
           <w:b/>
         </w:rPr>
-        <w:t xml:space="preserve">Add our ship</w:t>
-      </w:r>
-      <w:r>
-        <w:t xml:space="preserve"> </w:t>
-      </w:r>
-      <w:r>
-        <w:t xml:space="preserve">places a token linked to the crew’s Hull track, so damage marked on the map is marked on the sheet. Enemy ships come from the Enemy ships table with their Hull boxes. Each lane is a range band from our ship. When the pilots make their opposed Piloting roll, drag the enemy one lane in or out. Weapons take −2 one band beyond their range and −4 two bands beyond.</w:t>
-      </w:r>
-    </w:p>
-    <w:bookmarkEnd w:id="27"/>
-    <w:bookmarkStart w:id="28" w:name="the-encounter-panel"/>
-    <w:p>
-      <w:pPr>
-        <w:pStyle w:val="Heading2"/>
-      </w:pPr>
-      <w:r>
-        <w:t xml:space="preserve">The Encounter panel</w:t>
-      </w:r>
-    </w:p>
-    <w:p>
-      <w:pPr>
-        <w:pStyle w:val="FirstParagraph"/>
-      </w:pPr>
-      <w:r>
-        <w:t xml:space="preserve">The GM view also has an</w:t>
-      </w:r>
-      <w:r>
-        <w:t xml:space="preserve"> </w:t>
-      </w:r>
+        <w:t xml:space="preserve">Identify:</w:t>
+      </w:r>
+      <w:r>
+        <w:t xml:space="preserve"> </w:t>
+      </w:r>
+      <w:r>
+        <w:t xml:space="preserve">learn it is still executing a wartime directive and takes the crew for enemy boarders.</w:t>
+      </w:r>
+      <w:r>
+        <w:t xml:space="preserve"> </w:t>
+      </w:r>
+      <w:r>
+        <w:rPr>
+          <w:iCs/>
+          <w:i/>
+        </w:rPr>
+        <w:t xml:space="preserve">On a failure:</w:t>
+      </w:r>
+      <w:r>
+        <w:t xml:space="preserve"> </w:t>
+      </w:r>
+      <w:r>
+        <w:t xml:space="preserve">it vents a section or seals bulkheads, splitting the party.</w:t>
+      </w:r>
+    </w:p>
+    <w:p>
+      <w:pPr>
+        <w:numPr>
+          <w:ilvl w:val="0"/>
+          <w:numId w:val="1004"/>
+        </w:numPr>
+        <w:pStyle w:val="Compact"/>
+      </w:pPr>
       <w:r>
         <w:rPr>
           <w:bCs/>
           <w:b/>
         </w:rPr>
-        <w:t xml:space="preserve">Encounter</w:t>
-      </w:r>
-      <w:r>
-        <w:t xml:space="preserve"> </w:t>
-      </w:r>
-      <w:r>
-        <w:t xml:space="preserve">panel that runs a fight by the</w:t>
+        <w:t xml:space="preserve">Uncover:</w:t>
+      </w:r>
+      <w:r>
+        <w:t xml:space="preserve"> </w:t>
+      </w:r>
+      <w:r>
+        <w:t xml:space="preserve">find its original command authority code (the captain’s quarters, the black-box logs, a dead officer’s implant).</w:t>
       </w:r>
       <w:r>
         <w:t xml:space="preserve"> </w:t>
@@ -5380,24 +5303,1595 @@
           <w:iCs/>
           <w:i/>
         </w:rPr>
-        <w:t xml:space="preserve">Personal combat</w:t>
-      </w:r>
-      <w:r>
-        <w:t xml:space="preserve"> </w:t>
-      </w:r>
-      <w:r>
-        <w:t xml:space="preserve">rules and shows every roll. Add characters from the GM view and opponents from the Threats table (or make one up on the spot), then start: it keeps the turn order by Agility, and for each attack works out the range, the defense (Dodge, Parry or Block, one a round, and a second at −2 with Additional Defense), the boxes marked and any telling hit, offering a Resolve point choices at the moment they apply. Hits land on the character cards and the battle map, and with gritty combat on, grievous wounds are rolled and kept. The panel keeps a log and a summary of the fight, which can be saved to a file. It’s a helper, not a rule: the GM can rule any result differently, and the log says so.</w:t>
-      </w:r>
-    </w:p>
-    <w:p>
-      <w:pPr>
-        <w:pStyle w:val="BodyText"/>
+        <w:t xml:space="preserve">On a failure:</w:t>
+      </w:r>
+      <w:r>
+        <w:t xml:space="preserve"> </w:t>
+      </w:r>
+      <w:r>
+        <w:t xml:space="preserve">it detects the tampering and purges the trail; another source must be found.</w:t>
+      </w:r>
+    </w:p>
+    <w:p>
+      <w:pPr>
+        <w:numPr>
+          <w:ilvl w:val="0"/>
+          <w:numId w:val="1004"/>
+        </w:numPr>
+        <w:pStyle w:val="Compact"/>
       </w:pPr>
       <w:r>
         <w:rPr>
           <w:bCs/>
           <w:b/>
         </w:rPr>
+        <w:t xml:space="preserve">Permits:</w:t>
+      </w:r>
+      <w:r>
+        <w:t xml:space="preserve"> </w:t>
+      </w:r>
+      <w:r>
+        <w:t xml:space="preserve">issuing orders the Warden obeys, or shutting it down cleanly without tripping its failsafes.</w:t>
+      </w:r>
+      <w:r>
+        <w:t xml:space="preserve"> </w:t>
+      </w:r>
+      <w:r>
+        <w:rPr>
+          <w:bCs/>
+          <w:b/>
+        </w:rPr>
+        <w:t xml:space="preserve">Skill:</w:t>
+      </w:r>
+      <w:r>
+        <w:t xml:space="preserve"> </w:t>
+      </w:r>
+      <w:r>
+        <w:t xml:space="preserve">Computers.</w:t>
+      </w:r>
+    </w:p>
+    <w:bookmarkEnd w:id="26"/>
+    <w:bookmarkStart w:id="27" w:name="a-corridor-engine"/>
+    <w:p>
+      <w:pPr>
+        <w:pStyle w:val="Heading3"/>
+      </w:pPr>
+      <w:r>
+        <w:t xml:space="preserve">A corridor engine</w:t>
+      </w:r>
+    </w:p>
+    <w:p>
+      <w:pPr>
+        <w:pStyle w:val="FirstParagraph"/>
+      </w:pPr>
+      <w:r>
+        <w:t xml:space="preserve">An ancient machine, inert until approached. Corridors are natural folds, and no one builds them; but where a fold already runs close, this machine forces open a mouth that no chart shows. Who made it, and why, is a question for another investigation.</w:t>
+      </w:r>
+    </w:p>
+    <w:p>
+      <w:pPr>
+        <w:numPr>
+          <w:ilvl w:val="0"/>
+          <w:numId w:val="1005"/>
+        </w:numPr>
+        <w:pStyle w:val="Compact"/>
+      </w:pPr>
+      <w:r>
+        <w:rPr>
+          <w:bCs/>
+          <w:b/>
+        </w:rPr>
+        <w:t xml:space="preserve">Confront the unknown:</w:t>
+      </w:r>
+      <w:r>
+        <w:t xml:space="preserve"> </w:t>
+      </w:r>
+      <w:r>
+        <w:t xml:space="preserve">detect that it’s active, not wreckage.</w:t>
+      </w:r>
+      <w:r>
+        <w:t xml:space="preserve"> </w:t>
+      </w:r>
+      <w:r>
+        <w:rPr>
+          <w:iCs/>
+          <w:i/>
+        </w:rPr>
+        <w:t xml:space="preserve">On a failure:</w:t>
+      </w:r>
+      <w:r>
+        <w:t xml:space="preserve"> </w:t>
+      </w:r>
+      <w:r>
+        <w:t xml:space="preserve">a spatial pulse throws crew or objects a short distance.</w:t>
+      </w:r>
+    </w:p>
+    <w:p>
+      <w:pPr>
+        <w:numPr>
+          <w:ilvl w:val="0"/>
+          <w:numId w:val="1005"/>
+        </w:numPr>
+        <w:pStyle w:val="Compact"/>
+      </w:pPr>
+      <w:r>
+        <w:rPr>
+          <w:bCs/>
+          <w:b/>
+        </w:rPr>
+        <w:t xml:space="preserve">Identify:</w:t>
+      </w:r>
+      <w:r>
+        <w:t xml:space="preserve"> </w:t>
+      </w:r>
+      <w:r>
+        <w:t xml:space="preserve">learn it is still keyed to a far mouth, and something on the other side is listening.</w:t>
+      </w:r>
+      <w:r>
+        <w:t xml:space="preserve"> </w:t>
+      </w:r>
+      <w:r>
+        <w:rPr>
+          <w:iCs/>
+          <w:i/>
+        </w:rPr>
+        <w:t xml:space="preserve">On a failure:</w:t>
+      </w:r>
+      <w:r>
+        <w:t xml:space="preserve"> </w:t>
+      </w:r>
+      <w:r>
+        <w:t xml:space="preserve">the mouth half-opens; something comes through, or a signal goes out.</w:t>
+      </w:r>
+    </w:p>
+    <w:p>
+      <w:pPr>
+        <w:numPr>
+          <w:ilvl w:val="0"/>
+          <w:numId w:val="1005"/>
+        </w:numPr>
+        <w:pStyle w:val="Compact"/>
+      </w:pPr>
+      <w:r>
+        <w:rPr>
+          <w:bCs/>
+          <w:b/>
+        </w:rPr>
+        <w:t xml:space="preserve">Uncover:</w:t>
+      </w:r>
+      <w:r>
+        <w:t xml:space="preserve"> </w:t>
+      </w:r>
+      <w:r>
+        <w:t xml:space="preserve">decode its address glyphs and its sealing sequence.</w:t>
+      </w:r>
+      <w:r>
+        <w:t xml:space="preserve"> </w:t>
+      </w:r>
+      <w:r>
+        <w:rPr>
+          <w:iCs/>
+          <w:i/>
+        </w:rPr>
+        <w:t xml:space="preserve">On a failure:</w:t>
+      </w:r>
+      <w:r>
+        <w:t xml:space="preserve"> </w:t>
+      </w:r>
+      <w:r>
+        <w:t xml:space="preserve">it locks onto a random mouth; the GM may start a Countdown to an unstable opening.</w:t>
+      </w:r>
+    </w:p>
+    <w:p>
+      <w:pPr>
+        <w:numPr>
+          <w:ilvl w:val="0"/>
+          <w:numId w:val="1005"/>
+        </w:numPr>
+        <w:pStyle w:val="Compact"/>
+      </w:pPr>
+      <w:r>
+        <w:rPr>
+          <w:bCs/>
+          <w:b/>
+        </w:rPr>
+        <w:t xml:space="preserve">Permits:</w:t>
+      </w:r>
+      <w:r>
+        <w:t xml:space="preserve"> </w:t>
+      </w:r>
+      <w:r>
+        <w:t xml:space="preserve">opening its mouth to a known destination along the fold, or sealing it for good.</w:t>
+      </w:r>
+      <w:r>
+        <w:t xml:space="preserve"> </w:t>
+      </w:r>
+      <w:r>
+        <w:rPr>
+          <w:bCs/>
+          <w:b/>
+        </w:rPr>
+        <w:t xml:space="preserve">Skill:</w:t>
+      </w:r>
+      <w:r>
+        <w:t xml:space="preserve"> </w:t>
+      </w:r>
+      <w:r>
+        <w:t xml:space="preserve">Science.</w:t>
+      </w:r>
+    </w:p>
+    <w:bookmarkEnd w:id="27"/>
+    <w:bookmarkStart w:id="28" w:name="spatial-fracture"/>
+    <w:p>
+      <w:pPr>
+        <w:pStyle w:val="Heading3"/>
+      </w:pPr>
+      <w:r>
+        <w:t xml:space="preserve">Spatial fracture</w:t>
+      </w:r>
+    </w:p>
+    <w:p>
+      <w:pPr>
+        <w:pStyle w:val="FirstParagraph"/>
+      </w:pPr>
+      <w:r>
+        <w:t xml:space="preserve">An unstable region where space folds on itself; the sensors return contradictory readings.</w:t>
+      </w:r>
+    </w:p>
+    <w:p>
+      <w:pPr>
+        <w:numPr>
+          <w:ilvl w:val="0"/>
+          <w:numId w:val="1006"/>
+        </w:numPr>
+        <w:pStyle w:val="Compact"/>
+      </w:pPr>
+      <w:r>
+        <w:rPr>
+          <w:bCs/>
+          <w:b/>
+        </w:rPr>
+        <w:t xml:space="preserve">Confront the unknown:</w:t>
+      </w:r>
+      <w:r>
+        <w:t xml:space="preserve"> </w:t>
+      </w:r>
+      <w:r>
+        <w:t xml:space="preserve">map the fracture’s edge.</w:t>
+      </w:r>
+      <w:r>
+        <w:t xml:space="preserve"> </w:t>
+      </w:r>
+      <w:r>
+        <w:rPr>
+          <w:iCs/>
+          <w:i/>
+        </w:rPr>
+        <w:t xml:space="preserve">On a failure:</w:t>
+      </w:r>
+      <w:r>
+        <w:t xml:space="preserve"> </w:t>
+      </w:r>
+      <w:r>
+        <w:t xml:space="preserve">the ship clips it; mark Hull, or a system goes offline.</w:t>
+      </w:r>
+    </w:p>
+    <w:p>
+      <w:pPr>
+        <w:numPr>
+          <w:ilvl w:val="0"/>
+          <w:numId w:val="1006"/>
+        </w:numPr>
+        <w:pStyle w:val="Compact"/>
+      </w:pPr>
+      <w:r>
+        <w:rPr>
+          <w:bCs/>
+          <w:b/>
+        </w:rPr>
+        <w:t xml:space="preserve">Identify:</w:t>
+      </w:r>
+      <w:r>
+        <w:t xml:space="preserve"> </w:t>
+      </w:r>
+      <w:r>
+        <w:t xml:space="preserve">learn it shifts in a cycle tied to an outside rhythm (a pulsar, a nearby drive’s signature).</w:t>
+      </w:r>
+      <w:r>
+        <w:t xml:space="preserve"> </w:t>
+      </w:r>
+      <w:r>
+        <w:rPr>
+          <w:iCs/>
+          <w:i/>
+        </w:rPr>
+        <w:t xml:space="preserve">On a failure:</w:t>
+      </w:r>
+      <w:r>
+        <w:t xml:space="preserve"> </w:t>
+      </w:r>
+      <w:r>
+        <w:t xml:space="preserve">time slips; the crew loses hours.</w:t>
+      </w:r>
+    </w:p>
+    <w:p>
+      <w:pPr>
+        <w:numPr>
+          <w:ilvl w:val="0"/>
+          <w:numId w:val="1006"/>
+        </w:numPr>
+        <w:pStyle w:val="Compact"/>
+      </w:pPr>
+      <w:r>
+        <w:rPr>
+          <w:bCs/>
+          <w:b/>
+        </w:rPr>
+        <w:t xml:space="preserve">Uncover:</w:t>
+      </w:r>
+      <w:r>
+        <w:t xml:space="preserve"> </w:t>
+      </w:r>
+      <w:r>
+        <w:t xml:space="preserve">plot the safe corridor that opens on each cycle.</w:t>
+      </w:r>
+      <w:r>
+        <w:t xml:space="preserve"> </w:t>
+      </w:r>
+      <w:r>
+        <w:rPr>
+          <w:iCs/>
+          <w:i/>
+        </w:rPr>
+        <w:t xml:space="preserve">On a failure:</w:t>
+      </w:r>
+      <w:r>
+        <w:t xml:space="preserve"> </w:t>
+      </w:r>
+      <w:r>
+        <w:t xml:space="preserve">the ship is caught mid-fold; the GM starts a Countdown to hull failure.</w:t>
+      </w:r>
+    </w:p>
+    <w:p>
+      <w:pPr>
+        <w:numPr>
+          <w:ilvl w:val="0"/>
+          <w:numId w:val="1006"/>
+        </w:numPr>
+        <w:pStyle w:val="Compact"/>
+      </w:pPr>
+      <w:r>
+        <w:rPr>
+          <w:bCs/>
+          <w:b/>
+        </w:rPr>
+        <w:t xml:space="preserve">Permits:</w:t>
+      </w:r>
+      <w:r>
+        <w:t xml:space="preserve"> </w:t>
+      </w:r>
+      <w:r>
+        <w:t xml:space="preserve">navigating this fracture, and fractures of its kind, safely.</w:t>
+      </w:r>
+      <w:r>
+        <w:t xml:space="preserve"> </w:t>
+      </w:r>
+      <w:r>
+        <w:rPr>
+          <w:bCs/>
+          <w:b/>
+        </w:rPr>
+        <w:t xml:space="preserve">Skill:</w:t>
+      </w:r>
+      <w:r>
+        <w:t xml:space="preserve"> </w:t>
+      </w:r>
+      <w:r>
+        <w:t xml:space="preserve">Navigation.</w:t>
+      </w:r>
+    </w:p>
+    <w:bookmarkEnd w:id="28"/>
+    <w:bookmarkStart w:id="29" w:name="a-living-hull"/>
+    <w:p>
+      <w:pPr>
+        <w:pStyle w:val="Heading3"/>
+      </w:pPr>
+      <w:r>
+        <w:t xml:space="preserve">A living hull</w:t>
+      </w:r>
+    </w:p>
+    <w:p>
+      <w:pPr>
+        <w:pStyle w:val="FirstParagraph"/>
+      </w:pPr>
+      <w:r>
+        <w:t xml:space="preserve">A living ship that treats intruders as an infection.</w:t>
+      </w:r>
+    </w:p>
+    <w:p>
+      <w:pPr>
+        <w:numPr>
+          <w:ilvl w:val="0"/>
+          <w:numId w:val="1007"/>
+        </w:numPr>
+        <w:pStyle w:val="Compact"/>
+      </w:pPr>
+      <w:r>
+        <w:rPr>
+          <w:bCs/>
+          <w:b/>
+        </w:rPr>
+        <w:t xml:space="preserve">Confront the unknown:</w:t>
+      </w:r>
+      <w:r>
+        <w:t xml:space="preserve"> </w:t>
+      </w:r>
+      <w:r>
+        <w:t xml:space="preserve">realize the ship is alive and aware.</w:t>
+      </w:r>
+      <w:r>
+        <w:t xml:space="preserve"> </w:t>
+      </w:r>
+      <w:r>
+        <w:rPr>
+          <w:iCs/>
+          <w:i/>
+        </w:rPr>
+        <w:t xml:space="preserve">On a failure:</w:t>
+      </w:r>
+      <w:r>
+        <w:t xml:space="preserve"> </w:t>
+      </w:r>
+      <w:r>
+        <w:t xml:space="preserve">tissue walls close passages or secrete irritants.</w:t>
+      </w:r>
+    </w:p>
+    <w:p>
+      <w:pPr>
+        <w:numPr>
+          <w:ilvl w:val="0"/>
+          <w:numId w:val="1007"/>
+        </w:numPr>
+        <w:pStyle w:val="Compact"/>
+      </w:pPr>
+      <w:r>
+        <w:rPr>
+          <w:bCs/>
+          <w:b/>
+        </w:rPr>
+        <w:t xml:space="preserve">Identify:</w:t>
+      </w:r>
+      <w:r>
+        <w:t xml:space="preserve"> </w:t>
+      </w:r>
+      <w:r>
+        <w:t xml:space="preserve">learn its immune response escalates with each disturbance, and in the end digests foreign matter.</w:t>
+      </w:r>
+      <w:r>
+        <w:t xml:space="preserve"> </w:t>
+      </w:r>
+      <w:r>
+        <w:rPr>
+          <w:iCs/>
+          <w:i/>
+        </w:rPr>
+        <w:t xml:space="preserve">On a failure:</w:t>
+      </w:r>
+      <w:r>
+        <w:t xml:space="preserve"> </w:t>
+      </w:r>
+      <w:r>
+        <w:t xml:space="preserve">antibody organisms attack; the GM may start a Countdown to its full immune response.</w:t>
+      </w:r>
+    </w:p>
+    <w:p>
+      <w:pPr>
+        <w:numPr>
+          <w:ilvl w:val="0"/>
+          <w:numId w:val="1007"/>
+        </w:numPr>
+        <w:pStyle w:val="Compact"/>
+      </w:pPr>
+      <w:r>
+        <w:rPr>
+          <w:bCs/>
+          <w:b/>
+        </w:rPr>
+        <w:t xml:space="preserve">Uncover:</w:t>
+      </w:r>
+      <w:r>
+        <w:t xml:space="preserve"> </w:t>
+      </w:r>
+      <w:r>
+        <w:t xml:space="preserve">find the chemical or bio-signature it accepts as self (from its dead crew, its nursery, its pilot cradle).</w:t>
+      </w:r>
+      <w:r>
+        <w:t xml:space="preserve"> </w:t>
+      </w:r>
+      <w:r>
+        <w:rPr>
+          <w:iCs/>
+          <w:i/>
+        </w:rPr>
+        <w:t xml:space="preserve">On a failure:</w:t>
+      </w:r>
+      <w:r>
+        <w:t xml:space="preserve"> </w:t>
+      </w:r>
+      <w:r>
+        <w:t xml:space="preserve">the wrong signature marks the crew as its first target.</w:t>
+      </w:r>
+    </w:p>
+    <w:p>
+      <w:pPr>
+        <w:numPr>
+          <w:ilvl w:val="0"/>
+          <w:numId w:val="1007"/>
+        </w:numPr>
+        <w:pStyle w:val="Compact"/>
+      </w:pPr>
+      <w:r>
+        <w:rPr>
+          <w:bCs/>
+          <w:b/>
+        </w:rPr>
+        <w:t xml:space="preserve">Permits:</w:t>
+      </w:r>
+      <w:r>
+        <w:t xml:space="preserve"> </w:t>
+      </w:r>
+      <w:r>
+        <w:t xml:space="preserve">moving through the ship unopposed, and coaxing its doors, systems or will to cooperate.</w:t>
+      </w:r>
+      <w:r>
+        <w:t xml:space="preserve"> </w:t>
+      </w:r>
+      <w:r>
+        <w:rPr>
+          <w:bCs/>
+          <w:b/>
+        </w:rPr>
+        <w:t xml:space="preserve">Skill:</w:t>
+      </w:r>
+      <w:r>
+        <w:t xml:space="preserve"> </w:t>
+      </w:r>
+      <w:r>
+        <w:t xml:space="preserve">Science or Medicine.</w:t>
+      </w:r>
+    </w:p>
+    <w:bookmarkEnd w:id="29"/>
+    <w:bookmarkStart w:id="30" w:name="corporate-black-site-encryption"/>
+    <w:p>
+      <w:pPr>
+        <w:pStyle w:val="Heading3"/>
+      </w:pPr>
+      <w:r>
+        <w:t xml:space="preserve">Corporate black-site encryption</w:t>
+      </w:r>
+    </w:p>
+    <w:p>
+      <w:pPr>
+        <w:pStyle w:val="FirstParagraph"/>
+      </w:pPr>
+      <w:r>
+        <w:t xml:space="preserve">A proprietary security layer guarding a corporate facility or data vault.</w:t>
+      </w:r>
+    </w:p>
+    <w:p>
+      <w:pPr>
+        <w:numPr>
+          <w:ilvl w:val="0"/>
+          <w:numId w:val="1008"/>
+        </w:numPr>
+        <w:pStyle w:val="Compact"/>
+      </w:pPr>
+      <w:r>
+        <w:rPr>
+          <w:bCs/>
+          <w:b/>
+        </w:rPr>
+        <w:t xml:space="preserve">Confront the unknown:</w:t>
+      </w:r>
+      <w:r>
+        <w:t xml:space="preserve"> </w:t>
+      </w:r>
+      <w:r>
+        <w:t xml:space="preserve">recognize it as an adaptive, corporation-specific system, not standard encryption.</w:t>
+      </w:r>
+      <w:r>
+        <w:t xml:space="preserve"> </w:t>
+      </w:r>
+      <w:r>
+        <w:rPr>
+          <w:iCs/>
+          <w:i/>
+        </w:rPr>
+        <w:t xml:space="preserve">On a failure:</w:t>
+      </w:r>
+      <w:r>
+        <w:t xml:space="preserve"> </w:t>
+      </w:r>
+      <w:r>
+        <w:t xml:space="preserve">the attempt is logged; mark Heat.</w:t>
+      </w:r>
+    </w:p>
+    <w:p>
+      <w:pPr>
+        <w:numPr>
+          <w:ilvl w:val="0"/>
+          <w:numId w:val="1008"/>
+        </w:numPr>
+        <w:pStyle w:val="Compact"/>
+      </w:pPr>
+      <w:r>
+        <w:rPr>
+          <w:bCs/>
+          <w:b/>
+        </w:rPr>
+        <w:t xml:space="preserve">Identify:</w:t>
+      </w:r>
+      <w:r>
+        <w:t xml:space="preserve"> </w:t>
+      </w:r>
+      <w:r>
+        <w:t xml:space="preserve">learn it has a dead-man response: tampering calls corporate security or wipes the vault.</w:t>
+      </w:r>
+      <w:r>
+        <w:t xml:space="preserve"> </w:t>
+      </w:r>
+      <w:r>
+        <w:rPr>
+          <w:iCs/>
+          <w:i/>
+        </w:rPr>
+        <w:t xml:space="preserve">On a failure:</w:t>
+      </w:r>
+      <w:r>
+        <w:t xml:space="preserve"> </w:t>
+      </w:r>
+      <w:r>
+        <w:t xml:space="preserve">the GM may start a Countdown to the security response or the wipe.</w:t>
+      </w:r>
+    </w:p>
+    <w:p>
+      <w:pPr>
+        <w:numPr>
+          <w:ilvl w:val="0"/>
+          <w:numId w:val="1008"/>
+        </w:numPr>
+        <w:pStyle w:val="Compact"/>
+      </w:pPr>
+      <w:r>
+        <w:rPr>
+          <w:bCs/>
+          <w:b/>
+        </w:rPr>
+        <w:t xml:space="preserve">Uncover:</w:t>
+      </w:r>
+      <w:r>
+        <w:t xml:space="preserve"> </w:t>
+      </w:r>
+      <w:r>
+        <w:t xml:space="preserve">obtain a valid credential pattern (a defector, a stolen badge, a maintenance back door).</w:t>
+      </w:r>
+      <w:r>
+        <w:t xml:space="preserve"> </w:t>
+      </w:r>
+      <w:r>
+        <w:rPr>
+          <w:iCs/>
+          <w:i/>
+        </w:rPr>
+        <w:t xml:space="preserve">On a failure:</w:t>
+      </w:r>
+      <w:r>
+        <w:t xml:space="preserve"> </w:t>
+      </w:r>
+      <w:r>
+        <w:t xml:space="preserve">the credential is flagged, and its source is burned.</w:t>
+      </w:r>
+    </w:p>
+    <w:p>
+      <w:pPr>
+        <w:numPr>
+          <w:ilvl w:val="0"/>
+          <w:numId w:val="1008"/>
+        </w:numPr>
+        <w:pStyle w:val="Compact"/>
+      </w:pPr>
+      <w:r>
+        <w:rPr>
+          <w:bCs/>
+          <w:b/>
+        </w:rPr>
+        <w:t xml:space="preserve">Permits:</w:t>
+      </w:r>
+      <w:r>
+        <w:t xml:space="preserve"> </w:t>
+      </w:r>
+      <w:r>
+        <w:t xml:space="preserve">bypassing this corporation’s black-site security, or forging credentials it accepts.</w:t>
+      </w:r>
+      <w:r>
+        <w:t xml:space="preserve"> </w:t>
+      </w:r>
+      <w:r>
+        <w:rPr>
+          <w:bCs/>
+          <w:b/>
+        </w:rPr>
+        <w:t xml:space="preserve">Skill:</w:t>
+      </w:r>
+      <w:r>
+        <w:t xml:space="preserve"> </w:t>
+      </w:r>
+      <w:r>
+        <w:t xml:space="preserve">Computers.</w:t>
+      </w:r>
+    </w:p>
+    <w:bookmarkEnd w:id="30"/>
+    <w:bookmarkStart w:id="31" w:name="an-alien-weapon-cache"/>
+    <w:p>
+      <w:pPr>
+        <w:pStyle w:val="Heading3"/>
+      </w:pPr>
+      <w:r>
+        <w:t xml:space="preserve">An alien weapon cache</w:t>
+      </w:r>
+    </w:p>
+    <w:p>
+      <w:pPr>
+        <w:pStyle w:val="FirstParagraph"/>
+      </w:pPr>
+      <w:r>
+        <w:t xml:space="preserve">A stockpile of weapons built by a hostile species, perhaps still being used against the crew.</w:t>
+      </w:r>
+    </w:p>
+    <w:p>
+      <w:pPr>
+        <w:numPr>
+          <w:ilvl w:val="0"/>
+          <w:numId w:val="1009"/>
+        </w:numPr>
+        <w:pStyle w:val="Compact"/>
+      </w:pPr>
+      <w:r>
+        <w:rPr>
+          <w:bCs/>
+          <w:b/>
+        </w:rPr>
+        <w:t xml:space="preserve">Confront the unknown:</w:t>
+      </w:r>
+      <w:r>
+        <w:t xml:space="preserve"> </w:t>
+      </w:r>
+      <w:r>
+        <w:t xml:space="preserve">survive or witness the weapons in use.</w:t>
+      </w:r>
+      <w:r>
+        <w:t xml:space="preserve"> </w:t>
+      </w:r>
+      <w:r>
+        <w:rPr>
+          <w:iCs/>
+          <w:i/>
+        </w:rPr>
+        <w:t xml:space="preserve">On a failure:</w:t>
+      </w:r>
+      <w:r>
+        <w:t xml:space="preserve"> </w:t>
+      </w:r>
+      <w:r>
+        <w:t xml:space="preserve">one discharges, or is turned on the crew.</w:t>
+      </w:r>
+    </w:p>
+    <w:p>
+      <w:pPr>
+        <w:numPr>
+          <w:ilvl w:val="0"/>
+          <w:numId w:val="1009"/>
+        </w:numPr>
+        <w:pStyle w:val="Compact"/>
+      </w:pPr>
+      <w:r>
+        <w:rPr>
+          <w:bCs/>
+          <w:b/>
+        </w:rPr>
+        <w:t xml:space="preserve">Identify:</w:t>
+      </w:r>
+      <w:r>
+        <w:t xml:space="preserve"> </w:t>
+      </w:r>
+      <w:r>
+        <w:t xml:space="preserve">learn they’re keyed to their makers’ biology, or tuned to a frequency.</w:t>
+      </w:r>
+      <w:r>
+        <w:t xml:space="preserve"> </w:t>
+      </w:r>
+      <w:r>
+        <w:rPr>
+          <w:iCs/>
+          <w:i/>
+        </w:rPr>
+        <w:t xml:space="preserve">On a failure:</w:t>
+      </w:r>
+      <w:r>
+        <w:t xml:space="preserve"> </w:t>
+      </w:r>
+      <w:r>
+        <w:t xml:space="preserve">a weapon self-destructs or alerts its owners.</w:t>
+      </w:r>
+    </w:p>
+    <w:p>
+      <w:pPr>
+        <w:numPr>
+          <w:ilvl w:val="0"/>
+          <w:numId w:val="1009"/>
+        </w:numPr>
+        <w:pStyle w:val="Compact"/>
+      </w:pPr>
+      <w:r>
+        <w:rPr>
+          <w:bCs/>
+          <w:b/>
+        </w:rPr>
+        <w:t xml:space="preserve">Uncover:</w:t>
+      </w:r>
+      <w:r>
+        <w:t xml:space="preserve"> </w:t>
+      </w:r>
+      <w:r>
+        <w:t xml:space="preserve">find how they fail (a frequency that overloads them, a biometric spoof).</w:t>
+      </w:r>
+      <w:r>
+        <w:t xml:space="preserve"> </w:t>
+      </w:r>
+      <w:r>
+        <w:rPr>
+          <w:iCs/>
+          <w:i/>
+        </w:rPr>
+        <w:t xml:space="preserve">On a failure:</w:t>
+      </w:r>
+      <w:r>
+        <w:t xml:space="preserve"> </w:t>
+      </w:r>
+      <w:r>
+        <w:t xml:space="preserve">a booby trap goes off; if the cache is rigged to blow, the GM may start a Countdown.</w:t>
+      </w:r>
+    </w:p>
+    <w:p>
+      <w:pPr>
+        <w:numPr>
+          <w:ilvl w:val="0"/>
+          <w:numId w:val="1009"/>
+        </w:numPr>
+        <w:pStyle w:val="Compact"/>
+      </w:pPr>
+      <w:r>
+        <w:rPr>
+          <w:bCs/>
+          <w:b/>
+        </w:rPr>
+        <w:t xml:space="preserve">Permits:</w:t>
+      </w:r>
+      <w:r>
+        <w:t xml:space="preserve"> </w:t>
+      </w:r>
+      <w:r>
+        <w:t xml:space="preserve">disabling these weapons in a fight (a telling hit’s break-gear effect works on them even in the makers’ hands), or turning them against their makers.</w:t>
+      </w:r>
+      <w:r>
+        <w:t xml:space="preserve"> </w:t>
+      </w:r>
+      <w:r>
+        <w:rPr>
+          <w:bCs/>
+          <w:b/>
+        </w:rPr>
+        <w:t xml:space="preserve">Skill:</w:t>
+      </w:r>
+      <w:r>
+        <w:t xml:space="preserve"> </w:t>
+      </w:r>
+      <w:r>
+        <w:t xml:space="preserve">Engineering or Firearms.</w:t>
+      </w:r>
+    </w:p>
+    <w:bookmarkEnd w:id="31"/>
+    <w:bookmarkEnd w:id="32"/>
+    <w:bookmarkStart w:id="33" w:name="rival-clocks"/>
+    <w:p>
+      <w:pPr>
+        <w:pStyle w:val="Heading2"/>
+      </w:pPr>
+      <w:r>
+        <w:t xml:space="preserve">Rival clocks</w:t>
+      </w:r>
+    </w:p>
+    <w:p>
+      <w:pPr>
+        <w:pStyle w:val="FirstParagraph"/>
+      </w:pPr>
+      <w:r>
+        <w:t xml:space="preserve">A careful crew can investigate without ever starting a Countdown. To keep the pressure on, give the discovery a</w:t>
+      </w:r>
+      <w:r>
+        <w:t xml:space="preserve"> </w:t>
+      </w:r>
+      <w:r>
+        <w:rPr>
+          <w:bCs/>
+          <w:b/>
+        </w:rPr>
+        <w:t xml:space="preserve">rival</w:t>
+      </w:r>
+      <w:r>
+        <w:t xml:space="preserve">: an ordinary danger clock named for someone racing the crew to the same find. It ticks on delays, noisy methods and open digging. When it fills, the rival gets there first. No new rules are needed.</w:t>
+      </w:r>
+    </w:p>
+    <w:tbl>
+      <w:tblPr>
+        <w:tblStyle w:val="Table"/>
+        <w:tblW w:type="pct" w:w="5000"/>
+        <w:tblLook w:firstRow="1" w:lastRow="0" w:firstColumn="0" w:lastColumn="0" w:noHBand="0" w:noVBand="0" w:val="0020"/>
+        <w:jc w:val="start"/>
+        <w:tblBorders>
+          <w:top w:val="single" w:sz="4" w:color="B8C2D3"/>
+          <w:left w:val="single" w:sz="4" w:color="B8C2D3"/>
+          <w:bottom w:val="single" w:sz="4" w:color="B8C2D3"/>
+          <w:right w:val="single" w:sz="4" w:color="B8C2D3"/>
+          <w:insideH w:val="single" w:sz="4" w:color="B8C2D3"/>
+          <w:insideV w:val="single" w:sz="4" w:color="B8C2D3"/>
+        </w:tblBorders>
+      </w:tblPr>
+      <w:tblGrid>
+        <w:gridCol w:w="3960"/>
+        <w:gridCol w:w="3960"/>
+      </w:tblGrid>
+      <w:tr>
+        <w:trPr>
+          <w:tblHeader w:val="true"/>
+        </w:trPr>
+        <w:tc>
+          <w:tcPr>
+            <w:shd w:val="clear" w:fill="E9EEF6"/>
+          </w:tcPr>
+          <w:p>
+            <w:pPr>
+              <w:pStyle w:val="Compact"/>
+              <w:jc w:val="left"/>
+            </w:pPr>
+            <w:r>
+              <w:rPr>
+                <w:b/>
+                <w:sz w:val="19"/>
+              </w:rPr>
+              <w:t xml:space="preserve">Rival</w:t>
+            </w:r>
+          </w:p>
+        </w:tc>
+        <w:tc>
+          <w:tcPr>
+            <w:shd w:val="clear" w:fill="E9EEF6"/>
+          </w:tcPr>
+          <w:p>
+            <w:pPr>
+              <w:pStyle w:val="Compact"/>
+              <w:jc w:val="left"/>
+            </w:pPr>
+            <w:r>
+              <w:rPr>
+                <w:b/>
+                <w:sz w:val="19"/>
+              </w:rPr>
+              <w:t xml:space="preserve">What they want</w:t>
+            </w:r>
+          </w:p>
+        </w:tc>
+      </w:tr>
+      <w:tr>
+        <w:tc>
+          <w:tcPr/>
+          <w:p>
+            <w:pPr>
+              <w:pStyle w:val="Compact"/>
+              <w:jc w:val="left"/>
+            </w:pPr>
+            <w:r>
+              <w:rPr>
+                <w:b/>
+                <w:sz w:val="19"/>
+              </w:rPr>
+              <w:t xml:space="preserve">A Draelin cartographic guild</w:t>
+            </w:r>
+          </w:p>
+        </w:tc>
+        <w:tc>
+          <w:tcPr/>
+          <w:p>
+            <w:pPr>
+              <w:pStyle w:val="Compact"/>
+              <w:jc w:val="left"/>
+            </w:pPr>
+            <w:r>
+              <w:rPr>
+                <w:sz w:val="19"/>
+              </w:rPr>
+              <w:t xml:space="preserve">Corridor data, which they sell to both sides</w:t>
+            </w:r>
+          </w:p>
+        </w:tc>
+      </w:tr>
+      <w:tr>
+        <w:tc>
+          <w:tcPr/>
+          <w:p>
+            <w:pPr>
+              <w:pStyle w:val="Compact"/>
+              <w:jc w:val="left"/>
+            </w:pPr>
+            <w:r>
+              <w:rPr>
+                <w:b/>
+                <w:sz w:val="19"/>
+              </w:rPr>
+              <w:t xml:space="preserve">The Veyari archives</w:t>
+            </w:r>
+          </w:p>
+        </w:tc>
+        <w:tc>
+          <w:tcPr/>
+          <w:p>
+            <w:pPr>
+              <w:pStyle w:val="Compact"/>
+              <w:jc w:val="left"/>
+            </w:pPr>
+            <w:r>
+              <w:rPr>
+                <w:sz w:val="19"/>
+              </w:rPr>
+              <w:t xml:space="preserve">The discovery preserved, perhaps out of the crew’s reach</w:t>
+            </w:r>
+          </w:p>
+        </w:tc>
+      </w:tr>
+      <w:tr>
+        <w:tc>
+          <w:tcPr/>
+          <w:p>
+            <w:pPr>
+              <w:pStyle w:val="Compact"/>
+              <w:jc w:val="left"/>
+            </w:pPr>
+            <w:r>
+              <w:rPr>
+                <w:b/>
+                <w:sz w:val="19"/>
+              </w:rPr>
+              <w:t xml:space="preserve">A corporation</w:t>
+            </w:r>
+          </w:p>
+        </w:tc>
+        <w:tc>
+          <w:tcPr/>
+          <w:p>
+            <w:pPr>
+              <w:pStyle w:val="Compact"/>
+              <w:jc w:val="left"/>
+            </w:pPr>
+            <w:r>
+              <w:rPr>
+                <w:sz w:val="19"/>
+              </w:rPr>
+              <w:t xml:space="preserve">Salvage and technology it can own and sell</w:t>
+            </w:r>
+          </w:p>
+        </w:tc>
+      </w:tr>
+      <w:tr>
+        <w:tc>
+          <w:tcPr/>
+          <w:p>
+            <w:pPr>
+              <w:pStyle w:val="Compact"/>
+              <w:jc w:val="left"/>
+            </w:pPr>
+            <w:r>
+              <w:rPr>
+                <w:b/>
+                <w:sz w:val="19"/>
+              </w:rPr>
+              <w:t xml:space="preserve">A Hegemony house</w:t>
+            </w:r>
+          </w:p>
+        </w:tc>
+        <w:tc>
+          <w:tcPr/>
+          <w:p>
+            <w:pPr>
+              <w:pStyle w:val="Compact"/>
+              <w:jc w:val="left"/>
+            </w:pPr>
+            <w:r>
+              <w:rPr>
+                <w:sz w:val="19"/>
+              </w:rPr>
+              <w:t xml:space="preserve">Imperial ruins and technology returned</w:t>
+            </w:r>
+          </w:p>
+        </w:tc>
+      </w:tr>
+      <w:tr>
+        <w:tc>
+          <w:tcPr/>
+          <w:p>
+            <w:pPr>
+              <w:pStyle w:val="Compact"/>
+              <w:jc w:val="left"/>
+            </w:pPr>
+            <w:r>
+              <w:rPr>
+                <w:b/>
+                <w:sz w:val="19"/>
+              </w:rPr>
+              <w:t xml:space="preserve">A syndicate</w:t>
+            </w:r>
+          </w:p>
+        </w:tc>
+        <w:tc>
+          <w:tcPr/>
+          <w:p>
+            <w:pPr>
+              <w:pStyle w:val="Compact"/>
+              <w:jc w:val="left"/>
+            </w:pPr>
+            <w:r>
+              <w:rPr>
+                <w:sz w:val="19"/>
+              </w:rPr>
+              <w:t xml:space="preserve">Anything it can fence</w:t>
+            </w:r>
+          </w:p>
+        </w:tc>
+      </w:tr>
+    </w:tbl>
+    <w:bookmarkEnd w:id="33"/>
+    <w:bookmarkStart w:id="34" w:name="the-discovery-panel"/>
+    <w:p>
+      <w:pPr>
+        <w:pStyle w:val="Heading2"/>
+      </w:pPr>
+      <w:r>
+        <w:t xml:space="preserve">The Discovery panel</w:t>
+      </w:r>
+    </w:p>
+    <w:p>
+      <w:pPr>
+        <w:pStyle w:val="FirstParagraph"/>
+      </w:pPr>
+      <w:r>
+        <w:t xml:space="preserve">The GM view’s</w:t>
+      </w:r>
+      <w:r>
+        <w:t xml:space="preserve"> </w:t>
+      </w:r>
+      <w:r>
+        <w:rPr>
+          <w:bCs/>
+          <w:b/>
+        </w:rPr>
+        <w:t xml:space="preserve">Discovery</w:t>
+      </w:r>
+      <w:r>
+        <w:t xml:space="preserve"> </w:t>
+      </w:r>
+      <w:r>
+        <w:t xml:space="preserve">panel runs discovery clocks and the Countdown they race (it stays idle until you</w:t>
+      </w:r>
+      <w:r>
+        <w:t xml:space="preserve"> </w:t>
+      </w:r>
+      <w:r>
+        <w:rPr>
+          <w:bCs/>
+          <w:b/>
+        </w:rPr>
+        <w:t xml:space="preserve">Start the Countdown</w:t>
+      </w:r>
+      <w:r>
+        <w:t xml:space="preserve"> </w:t>
+      </w:r>
+      <w:r>
+        <w:t xml:space="preserve">after a failed roll or a success at a cost). Start a clock with its segments per phase (or a plain progress clock for a repair or a task in the same race), and fill it as the investigation rolls succeed. It stops at the Identify gate until you name the subject; then it shows every data record the characters in the GM view already hold for it. The</w:t>
+      </w:r>
+      <w:r>
+        <w:t xml:space="preserve"> </w:t>
+      </w:r>
+      <w:r>
+        <w:rPr>
+          <w:bCs/>
+          <w:b/>
+        </w:rPr>
+        <w:t xml:space="preserve">Failed roll</w:t>
+      </w:r>
+      <w:r>
+        <w:t xml:space="preserve"> </w:t>
+      </w:r>
+      <w:r>
+        <w:t xml:space="preserve">and</w:t>
+      </w:r>
+      <w:r>
+        <w:t xml:space="preserve"> </w:t>
+      </w:r>
+      <w:r>
+        <w:rPr>
+          <w:bCs/>
+          <w:b/>
+        </w:rPr>
+        <w:t xml:space="preserve">Push</w:t>
+      </w:r>
+      <w:r>
+        <w:t xml:space="preserve"> </w:t>
+      </w:r>
+      <w:r>
+        <w:t xml:space="preserve">buttons tick the track for how they were digging. When a clock fills,</w:t>
+      </w:r>
+      <w:r>
+        <w:t xml:space="preserve"> </w:t>
+      </w:r>
+      <w:r>
+        <w:rPr>
+          <w:bCs/>
+          <w:b/>
+        </w:rPr>
+        <w:t xml:space="preserve">Mint</w:t>
+      </w:r>
+      <w:r>
+        <w:t xml:space="preserve"> </w:t>
+      </w:r>
+      <w:r>
+        <w:t xml:space="preserve">gives the primary investigator the data record and everyone you tick as present a shared copy.</w:t>
+      </w:r>
+      <w:r>
+        <w:t xml:space="preserve"> </w:t>
+      </w:r>
+      <w:r>
+        <w:rPr>
+          <w:bCs/>
+          <w:b/>
+        </w:rPr>
+        <w:t xml:space="preserve">Record a finding without a clock</w:t>
+      </w:r>
+      <w:r>
+        <w:t xml:space="preserve"> </w:t>
+      </w:r>
+      <w:r>
+        <w:t xml:space="preserve">gives a data record for something established directly (seen or tested, a reliable account, a creature’s word with evidence behind it) to whoever you tick, and marks its price: the track or the Countdown that source costs. Save all to file afterwards, so the players’ character files carry it. The Discord bot’s</w:t>
+      </w:r>
+      <w:r>
+        <w:t xml:space="preserve"> </w:t>
+      </w:r>
+      <w:r>
+        <w:rPr>
+          <w:rStyle w:val="VerbatimChar"/>
+        </w:rPr>
+        <w:t xml:space="preserve">/discovery</w:t>
+      </w:r>
+      <w:r>
+        <w:t xml:space="preserve"> </w:t>
+      </w:r>
+      <w:r>
+        <w:t xml:space="preserve">and</w:t>
+      </w:r>
+      <w:r>
+        <w:t xml:space="preserve"> </w:t>
+      </w:r>
+      <w:r>
+        <w:rPr>
+          <w:rStyle w:val="VerbatimChar"/>
+        </w:rPr>
+        <w:t xml:space="preserve">/cards</w:t>
+      </w:r>
+      <w:r>
+        <w:t xml:space="preserve"> </w:t>
+      </w:r>
+      <w:r>
+        <w:t xml:space="preserve">commands do the same at a table that plays online.</w:t>
+      </w:r>
+    </w:p>
+    <w:bookmarkEnd w:id="34"/>
+    <w:bookmarkEnd w:id="35"/>
+    <w:bookmarkStart w:id="38" w:name="the-gms-tools"/>
+    <w:p>
+      <w:pPr>
+        <w:pStyle w:val="Heading1"/>
+      </w:pPr>
+      <w:r>
+        <w:t xml:space="preserve">The GM’s tools</w:t>
+      </w:r>
+    </w:p>
+    <w:bookmarkStart w:id="36" w:name="the-battle-map"/>
+    <w:p>
+      <w:pPr>
+        <w:pStyle w:val="Heading2"/>
+      </w:pPr>
+      <w:r>
+        <w:t xml:space="preserve">The battle map</w:t>
+      </w:r>
+    </w:p>
+    <w:p>
+      <w:pPr>
+        <w:pStyle w:val="FirstParagraph"/>
+      </w:pPr>
+      <w:r>
+        <w:t xml:space="preserve">The GM view of the character creator has a</w:t>
+      </w:r>
+      <w:r>
+        <w:t xml:space="preserve"> </w:t>
+      </w:r>
+      <w:r>
+        <w:rPr>
+          <w:bCs/>
+          <w:b/>
+        </w:rPr>
+        <w:t xml:space="preserve">battle map</w:t>
+      </w:r>
+      <w:r>
+        <w:t xml:space="preserve"> </w:t>
+      </w:r>
+      <w:r>
+        <w:t xml:space="preserve">for fights where it helps to see who is where. It is a tool, not a rule: everything on it follows the</w:t>
+      </w:r>
+      <w:r>
+        <w:t xml:space="preserve"> </w:t>
+      </w:r>
+      <w:r>
+        <w:rPr>
+          <w:iCs/>
+          <w:i/>
+        </w:rPr>
+        <w:t xml:space="preserve">Personal combat</w:t>
+      </w:r>
+      <w:r>
+        <w:t xml:space="preserve"> </w:t>
+      </w:r>
+      <w:r>
+        <w:t xml:space="preserve">rules in the Players’ Guide, and a fight without it works the same way. Open</w:t>
+      </w:r>
+      <w:r>
+        <w:t xml:space="preserve"> </w:t>
+      </w:r>
+      <w:r>
+        <w:rPr>
+          <w:bCs/>
+          <w:b/>
+        </w:rPr>
+        <w:t xml:space="preserve">How to use the map</w:t>
+      </w:r>
+      <w:r>
+        <w:t xml:space="preserve"> </w:t>
+      </w:r>
+      <w:r>
+        <w:t xml:space="preserve">on the map itself for the buttons, step by step.</w:t>
+      </w:r>
+    </w:p>
+    <w:p>
+      <w:pPr>
+        <w:pStyle w:val="BodyText"/>
+      </w:pPr>
+      <w:r>
+        <w:rPr>
+          <w:bCs/>
+          <w:b/>
+        </w:rPr>
+        <w:t xml:space="preserve">Two kinds of map.</w:t>
+      </w:r>
+    </w:p>
+    <w:p>
+      <w:pPr>
+        <w:numPr>
+          <w:ilvl w:val="0"/>
+          <w:numId w:val="1010"/>
+        </w:numPr>
+        <w:pStyle w:val="Compact"/>
+      </w:pPr>
+      <w:r>
+        <w:rPr>
+          <w:bCs/>
+          <w:b/>
+        </w:rPr>
+        <w:t xml:space="preserve">A hex map</w:t>
+      </w:r>
+      <w:r>
+        <w:t xml:space="preserve"> </w:t>
+      </w:r>
+      <w:r>
+        <w:t xml:space="preserve">for fights where position matters: cover, doorways, who can reach whom. The GM chooses what one hex is: 1 yard for a brawl in a room, 5 or 10 yards for a street, 50 for open ground. Dragging a token or measuring shows the distance and its</w:t>
+      </w:r>
+      <w:r>
+        <w:t xml:space="preserve"> </w:t>
+      </w:r>
+      <w:r>
+        <w:rPr>
+          <w:bCs/>
+          <w:b/>
+        </w:rPr>
+        <w:t xml:space="preserve">range band</w:t>
+      </w:r>
+      <w:r>
+        <w:t xml:space="preserve">, so the GM can read the penalty from the Range table in the Players’ Guide.</w:t>
+      </w:r>
+    </w:p>
+    <w:p>
+      <w:pPr>
+        <w:numPr>
+          <w:ilvl w:val="0"/>
+          <w:numId w:val="1010"/>
+        </w:numPr>
+        <w:pStyle w:val="Compact"/>
+      </w:pPr>
+      <w:r>
+        <w:rPr>
+          <w:bCs/>
+          <w:b/>
+        </w:rPr>
+        <w:t xml:space="preserve">A range track</w:t>
+      </w:r>
+      <w:r>
+        <w:t xml:space="preserve"> </w:t>
+      </w:r>
+      <w:r>
+        <w:t xml:space="preserve">for fights where only distance matters: a chase, a running fight across open country. It has a lane for the crew and one for each range band. Moving a token into the next lane moves it one band in or out.</w:t>
+      </w:r>
+    </w:p>
+    <w:p>
+      <w:pPr>
+        <w:pStyle w:val="FirstParagraph"/>
+      </w:pPr>
+      <w:r>
+        <w:rPr>
+          <w:bCs/>
+          <w:b/>
+        </w:rPr>
+        <w:t xml:space="preserve">Tokens.</w:t>
+      </w:r>
+      <w:r>
+        <w:t xml:space="preserve"> </w:t>
+      </w:r>
+      <w:r>
+        <w:t xml:space="preserve">The GM places the crew with one button. Their tokens stay linked to the characters in the GM view: marking Injury, Dying, the stunned condition or a Resolve point on a token marks it on the character, and the other way round. Opponents come from the setting’s threats with their boxes filled in. Their pips fill as they are hurt, and a token whose boxes are all marked is taken out.</w:t>
+      </w:r>
+    </w:p>
+    <w:p>
+      <w:pPr>
+        <w:pStyle w:val="BodyText"/>
+      </w:pPr>
+      <w:r>
+        <w:rPr>
+          <w:bCs/>
+          <w:b/>
+        </w:rPr>
+        <w:t xml:space="preserve">Keeping a map.</w:t>
+      </w:r>
+      <w:r>
+        <w:t xml:space="preserve"> </w:t>
+      </w:r>
+      <w:r>
+        <w:t xml:space="preserve">The map stays in the GM’s browser.</w:t>
+      </w:r>
+      <w:r>
+        <w:t xml:space="preserve"> </w:t>
+      </w:r>
+      <w:r>
+        <w:rPr>
+          <w:bCs/>
+          <w:b/>
+        </w:rPr>
+        <w:t xml:space="preserve">Save map to file</w:t>
+      </w:r>
+      <w:r>
+        <w:t xml:space="preserve"> </w:t>
+      </w:r>
+      <w:r>
+        <w:t xml:space="preserve">keeps both maps, their pictures and tokens in one file, to prepare a fight ahead of time or share it with another GM.</w:t>
+      </w:r>
+    </w:p>
+    <w:p>
+      <w:pPr>
+        <w:pStyle w:val="BodyText"/>
+      </w:pPr>
+      <w:r>
+        <w:rPr>
+          <w:bCs/>
+          <w:b/>
+        </w:rPr>
+        <w:t xml:space="preserve">Ship fight.</w:t>
+      </w:r>
+      <w:r>
+        <w:t xml:space="preserve"> </w:t>
+      </w:r>
+      <w:r>
+        <w:t xml:space="preserve">In this setting the range track is for ship fights, with the bands Close (under 10 km), Short (up to 1,000 km), Medium (up to 10,000 km), Long (up to 100,000 km), Extreme (about a light-second).</w:t>
+      </w:r>
+      <w:r>
+        <w:t xml:space="preserve"> </w:t>
+      </w:r>
+      <w:r>
+        <w:rPr>
+          <w:bCs/>
+          <w:b/>
+        </w:rPr>
+        <w:t xml:space="preserve">Add our ship</w:t>
+      </w:r>
+      <w:r>
+        <w:t xml:space="preserve"> </w:t>
+      </w:r>
+      <w:r>
+        <w:t xml:space="preserve">places a token linked to the crew’s Hull track, so damage marked on the map is marked on the sheet. Enemy ships come from the Enemy ships table with their Hull boxes. Each lane is a range band from our ship. When the pilots make their opposed Piloting roll, drag the enemy one lane in or out. Weapons take −2 one band beyond their range and −4 two bands beyond.</w:t>
+      </w:r>
+    </w:p>
+    <w:bookmarkEnd w:id="36"/>
+    <w:bookmarkStart w:id="37" w:name="the-encounter-panel"/>
+    <w:p>
+      <w:pPr>
+        <w:pStyle w:val="Heading2"/>
+      </w:pPr>
+      <w:r>
+        <w:t xml:space="preserve">The Encounter panel</w:t>
+      </w:r>
+    </w:p>
+    <w:p>
+      <w:pPr>
+        <w:pStyle w:val="FirstParagraph"/>
+      </w:pPr>
+      <w:r>
+        <w:t xml:space="preserve">The GM view also has an</w:t>
+      </w:r>
+      <w:r>
+        <w:t xml:space="preserve"> </w:t>
+      </w:r>
+      <w:r>
+        <w:rPr>
+          <w:bCs/>
+          <w:b/>
+        </w:rPr>
+        <w:t xml:space="preserve">Encounter</w:t>
+      </w:r>
+      <w:r>
+        <w:t xml:space="preserve"> </w:t>
+      </w:r>
+      <w:r>
+        <w:t xml:space="preserve">panel that runs a fight by the</w:t>
+      </w:r>
+      <w:r>
+        <w:t xml:space="preserve"> </w:t>
+      </w:r>
+      <w:r>
+        <w:rPr>
+          <w:iCs/>
+          <w:i/>
+        </w:rPr>
+        <w:t xml:space="preserve">Personal combat</w:t>
+      </w:r>
+      <w:r>
+        <w:t xml:space="preserve"> </w:t>
+      </w:r>
+      <w:r>
+        <w:t xml:space="preserve">rules and shows every roll. Add characters from the GM view and opponents from the Threats table (or make one up on the spot), then start: it keeps the turn order by Agility, and for each attack works out the range, the defense (Dodge, Parry or Block, one a round, and a second at −2 with Additional Defense), the boxes marked and any telling hit, offering a Resolve point choices at the moment they apply. Hits land on the character cards and the battle map, and with gritty combat on, grievous wounds are rolled and kept. The panel keeps a log and a summary of the fight, which can be saved to a file. It’s a helper, not a rule: the GM can rule any result differently, and the log says so.</w:t>
+      </w:r>
+    </w:p>
+    <w:p>
+      <w:pPr>
+        <w:pStyle w:val="BodyText"/>
+      </w:pPr>
+      <w:r>
+        <w:rPr>
+          <w:bCs/>
+          <w:b/>
+        </w:rPr>
         <w:t xml:space="preserve">The shared table.</w:t>
       </w:r>
       <w:r>
@@ -5407,8 +6901,8 @@
         <w:t xml:space="preserve">The GM can start a shared table from the GM view and give the players its code; each player joins from their character’s Play tab. While they’re connected, every roll from a sheet is rolled by the table server, so the whole table sees the same dice as they land, in a live log on the Play tab and on the GM view, along with who rolled, against what, and any telling hit. A point reroll answers its own roll, once. Each player’s character is shared with the GM too: it appears among the GM view’s characters, marked at the table, and its injuries, points, ammunition and form stay in step both ways, whether they’re changed on the sheet, on the GM’s card or in an encounter. In a fight, each player’s Play tab shows the GM’s battle map and the encounter’s turn order and latest results; a player drags their own token, and on their turn sends the GM what they’ll do, which the GM puts into the Encounter panel and runs. The GM can remove a player from the table, and give the table a new code: everyone at it moves with it, and the old code stops working. Without a table, the roller works exactly as it always has.</w:t>
       </w:r>
     </w:p>
-    <w:bookmarkEnd w:id="28"/>
-    <w:bookmarkEnd w:id="29"/>
+    <w:bookmarkEnd w:id="37"/>
+    <w:bookmarkEnd w:id="38"/>
     <w:sectPr/>
   </w:body>
 </w:document>
@@ -5713,6 +7207,27 @@
     <w:abstractNumId w:val="991"/>
   </w:num>
   <w:num w:numId="1003">
+    <w:abstractNumId w:val="991"/>
+  </w:num>
+  <w:num w:numId="1004">
+    <w:abstractNumId w:val="991"/>
+  </w:num>
+  <w:num w:numId="1005">
+    <w:abstractNumId w:val="991"/>
+  </w:num>
+  <w:num w:numId="1006">
+    <w:abstractNumId w:val="991"/>
+  </w:num>
+  <w:num w:numId="1007">
+    <w:abstractNumId w:val="991"/>
+  </w:num>
+  <w:num w:numId="1008">
+    <w:abstractNumId w:val="991"/>
+  </w:num>
+  <w:num w:numId="1009">
+    <w:abstractNumId w:val="991"/>
+  </w:num>
+  <w:num w:numId="1010">
     <w:abstractNumId w:val="991"/>
   </w:num>
 </w:numbering>

--- a/legend-dynamics/spaceopera/Fracture_Lines_GM_Guide.docx
+++ b/legend-dynamics/spaceopera/Fracture_Lines_GM_Guide.docx
@@ -121,7 +121,7 @@
         <w:pStyle w:val="FirstParagraph"/>
       </w:pPr>
       <w:r>
-        <w:t xml:space="preserve">This book is for whoever runs the game, and anyone can read it. It gathers what the GM reaches for at the table: job seeds, the threats and enemy ships with their numbers, and how to use the GM view’s battle map and Encounter panel. The rules themselves are in the</w:t>
+        <w:t xml:space="preserve">This book is for whoever runs the game. It gathers what the GM reaches for at the table: job seeds, the threats and enemy ships with their numbers, and how to use the GM view’s battle map and Encounter panel. The rules themselves are in the</w:t>
       </w:r>
       <w:r>
         <w:t xml:space="preserve"> </w:t>

--- a/legend-dynamics/spaceopera/Fracture_Lines_GM_Guide.docx
+++ b/legend-dynamics/spaceopera/Fracture_Lines_GM_Guide.docx
@@ -6216,7 +6216,7 @@
         <w:pStyle w:val="FirstParagraph"/>
       </w:pPr>
       <w:r>
-        <w:t xml:space="preserve">A careful crew can investigate without ever starting a Countdown. To keep the pressure on, give the discovery a</w:t>
+        <w:t xml:space="preserve">A careful crew can investigate without ever starting a Countdown. To keep the pressure on, give the discovery</w:t>
       </w:r>
       <w:r>
         <w:t xml:space="preserve"> </w:t>
@@ -6226,10 +6226,26 @@
           <w:bCs/>
           <w:b/>
         </w:rPr>
-        <w:t xml:space="preserve">rival</w:t>
-      </w:r>
-      <w:r>
-        <w:t xml:space="preserve">: an ordinary danger clock named for someone racing the crew to the same find. It ticks on delays, noisy methods and open digging. When it fills, the rival gets there first. No new rules are needed.</w:t>
+        <w:t xml:space="preserve">a rival</w:t>
+      </w:r>
+      <w:r>
+        <w:t xml:space="preserve"> </w:t>
+      </w:r>
+      <w:r>
+        <w:t xml:space="preserve">(see</w:t>
+      </w:r>
+      <w:r>
+        <w:t xml:space="preserve"> </w:t>
+      </w:r>
+      <w:r>
+        <w:rPr>
+          <w:iCs/>
+          <w:i/>
+        </w:rPr>
+        <w:t xml:space="preserve">Discovery clocks</w:t>
+      </w:r>
+      <w:r>
+        <w:t xml:space="preserve">). The corridors are full of them:</w:t>
       </w:r>
     </w:p>
     <w:tbl>
@@ -6722,7 +6738,7 @@
         <w:t xml:space="preserve">range band</w:t>
       </w:r>
       <w:r>
-        <w:t xml:space="preserve">, so the GM can read the penalty from the Range table in the Players’ Guide.</w:t>
+        <w:t xml:space="preserve">, so the GM can read the penalty from the Range table in the Players’ Guide. A token can have a height (a flier, a sniper on a roof), and the distance counts it.</w:t>
       </w:r>
     </w:p>
     <w:p>

--- a/legend-dynamics/spaceopera/Fracture_Lines_GM_Guide.docx
+++ b/legend-dynamics/spaceopera/Fracture_Lines_GM_Guide.docx
@@ -121,7 +121,7 @@
         <w:pStyle w:val="FirstParagraph"/>
       </w:pPr>
       <w:r>
-        <w:t xml:space="preserve">This book is for whoever runs the game. It gathers what the GM reaches for at the table: job seeds, the threats and enemy ships with their numbers, and how to use the GM view’s battle map and Encounter panel. The rules themselves are in the</w:t>
+        <w:t xml:space="preserve">This book is for whoever runs the game. It opens with a first adventure, ready to run, and gathers what the GM reaches for at the table: job seeds, the threats and enemy ships with their numbers, and how to use the GM view’s battle map and Encounter panel. The rules themselves are in the</w:t>
       </w:r>
       <w:r>
         <w:t xml:space="preserve"> </w:t>
@@ -137,16 +137,746 @@
         <w:t xml:space="preserve">; this book builds on them.</w:t>
       </w:r>
     </w:p>
-    <w:bookmarkStart w:id="21" w:name="running-jobs-and-missions"/>
+    <w:bookmarkStart w:id="21" w:name="your-first-job"/>
     <w:p>
       <w:pPr>
         <w:pStyle w:val="Heading1"/>
       </w:pPr>
       <w:r>
+        <w:t xml:space="preserve">Your first job</w:t>
+      </w:r>
+    </w:p>
+    <w:p>
+      <w:pPr>
+        <w:pStyle w:val="FirstParagraph"/>
+      </w:pPr>
+      <w:r>
+        <w:t xml:space="preserve">A ready-to-run salvage job to start a campaign with. Everything it needs is here, and the pregenerated characters in the creator are written into it.</w:t>
+      </w:r>
+    </w:p>
+    <w:bookmarkStart w:id="20" w:name="the-first-job-salvage-rights"/>
+    <w:p>
+      <w:pPr>
+        <w:pStyle w:val="Heading2"/>
+      </w:pPr>
+      <w:r>
+        <w:t xml:space="preserve">The first job: Salvage Rights</w:t>
+      </w:r>
+    </w:p>
+    <w:p>
+      <w:pPr>
+        <w:pStyle w:val="FirstParagraph"/>
+      </w:pPr>
+      <w:r>
+        <w:t xml:space="preserve">A starter job for three to seven crew, for one or two sessions. A salvage run down a corridor that isn’t on any map, to a colony ship lost for 140 years, against a corporation, a closing corridor and the question of who a ship belongs to. It shows off the corridors, the crew’s ship and its tracks, a ship fight, a data record and a Countdown. It’s written for the seven pregenerated characters, and works with any.</w:t>
+      </w:r>
+    </w:p>
+    <w:p>
+      <w:pPr>
+        <w:pStyle w:val="BodyText"/>
+      </w:pPr>
+      <w:r>
+        <w:rPr>
+          <w:bCs/>
+          <w:b/>
+        </w:rPr>
+        <w:t xml:space="preserve">The hook.</w:t>
+      </w:r>
+      <w:r>
+        <w:t xml:space="preserve"> </w:t>
+      </w:r>
+      <w:r>
+        <w:t xml:space="preserve">The crew’s next Debt payment is due, and a Tessan debt-broker, Ves Oro-Lan, has an offer: salvage the data core of the colony ship</w:t>
+      </w:r>
+      <w:r>
+        <w:t xml:space="preserve"> </w:t>
+      </w:r>
+      <w:r>
+        <w:rPr>
+          <w:iCs/>
+          <w:i/>
+        </w:rPr>
+        <w:t xml:space="preserve">Long Patience</w:t>
+      </w:r>
+      <w:r>
+        <w:t xml:space="preserve">, which vanished in a corridor collapse 140 years ago, and the broker clears a box of Debt and pays 2,000 credits besides. A probe found the ship’s beacon last week, at the far end of a corridor that collapsed with it. The guild charts say that corridor is gone. Ilvi Saradh’s AI, Quill, remembers it, and says it’s open again. Give each crew member a reason of their own:</w:t>
+      </w:r>
+    </w:p>
+    <w:p>
+      <w:pPr>
+        <w:numPr>
+          <w:ilvl w:val="0"/>
+          <w:numId w:val="1001"/>
+        </w:numPr>
+        <w:pStyle w:val="Compact"/>
+      </w:pPr>
+      <w:r>
+        <w:rPr>
+          <w:bCs/>
+          <w:b/>
+        </w:rPr>
+        <w:t xml:space="preserve">Thessk Varo-Hun</w:t>
+      </w:r>
+      <w:r>
+        <w:t xml:space="preserve">: the salvage claim belongs to her dynasty’s old creditors. Get there first, and the claim is the crew’s.</w:t>
+      </w:r>
+    </w:p>
+    <w:p>
+      <w:pPr>
+        <w:numPr>
+          <w:ilvl w:val="0"/>
+          <w:numId w:val="1001"/>
+        </w:numPr>
+        <w:pStyle w:val="Compact"/>
+      </w:pPr>
+      <w:r>
+        <w:rPr>
+          <w:bCs/>
+          <w:b/>
+        </w:rPr>
+        <w:t xml:space="preserve">Kesh of the Seventh Hive</w:t>
+      </w:r>
+      <w:r>
+        <w:t xml:space="preserve">: an open corridor to the old colony worlds is worth more to her hive than the ship.</w:t>
+      </w:r>
+    </w:p>
+    <w:p>
+      <w:pPr>
+        <w:numPr>
+          <w:ilvl w:val="0"/>
+          <w:numId w:val="1001"/>
+        </w:numPr>
+        <w:pStyle w:val="Compact"/>
+      </w:pPr>
+      <w:r>
+        <w:rPr>
+          <w:bCs/>
+          <w:b/>
+        </w:rPr>
+        <w:t xml:space="preserve">Rook</w:t>
+      </w:r>
+      <w:r>
+        <w:t xml:space="preserve">: the implant payments are overdue, and this is the only offer on the board.</w:t>
+      </w:r>
+    </w:p>
+    <w:p>
+      <w:pPr>
+        <w:numPr>
+          <w:ilvl w:val="0"/>
+          <w:numId w:val="1001"/>
+        </w:numPr>
+        <w:pStyle w:val="Compact"/>
+      </w:pPr>
+      <w:r>
+        <w:rPr>
+          <w:bCs/>
+          <w:b/>
+        </w:rPr>
+        <w:t xml:space="preserve">Ilvi Saradh</w:t>
+      </w:r>
+      <w:r>
+        <w:t xml:space="preserve">: Quill was right, and the guild must not find out how they knew.</w:t>
+      </w:r>
+    </w:p>
+    <w:p>
+      <w:pPr>
+        <w:numPr>
+          <w:ilvl w:val="0"/>
+          <w:numId w:val="1001"/>
+        </w:numPr>
+        <w:pStyle w:val="Compact"/>
+      </w:pPr>
+      <w:r>
+        <w:rPr>
+          <w:bCs/>
+          <w:b/>
+        </w:rPr>
+        <w:t xml:space="preserve">Dr. Anwe Tal</w:t>
+      </w:r>
+      <w:r>
+        <w:t xml:space="preserve">: the</w:t>
+      </w:r>
+      <w:r>
+        <w:t xml:space="preserve"> </w:t>
+      </w:r>
+      <w:r>
+        <w:rPr>
+          <w:iCs/>
+          <w:i/>
+        </w:rPr>
+        <w:t xml:space="preserve">Long Patience</w:t>
+      </w:r>
+      <w:r>
+        <w:t xml:space="preserve"> </w:t>
+      </w:r>
+      <w:r>
+        <w:t xml:space="preserve">carried a seed vault from the world she’s rebuilding, before the strip-mining.</w:t>
+      </w:r>
+    </w:p>
+    <w:p>
+      <w:pPr>
+        <w:numPr>
+          <w:ilvl w:val="0"/>
+          <w:numId w:val="1001"/>
+        </w:numPr>
+        <w:pStyle w:val="Compact"/>
+      </w:pPr>
+      <w:r>
+        <w:rPr>
+          <w:bCs/>
+          <w:b/>
+        </w:rPr>
+        <w:t xml:space="preserve">Brakka</w:t>
+      </w:r>
+      <w:r>
+        <w:t xml:space="preserve">: the ship’s last port of call was a Hegemony world. Whatever is aboard, the Hegemony will want it.</w:t>
+      </w:r>
+    </w:p>
+    <w:p>
+      <w:pPr>
+        <w:numPr>
+          <w:ilvl w:val="0"/>
+          <w:numId w:val="1001"/>
+        </w:numPr>
+        <w:pStyle w:val="Compact"/>
+      </w:pPr>
+      <w:r>
+        <w:rPr>
+          <w:bCs/>
+          <w:b/>
+        </w:rPr>
+        <w:t xml:space="preserve">Sable</w:t>
+      </w:r>
+      <w:r>
+        <w:t xml:space="preserve">: a 140-year-old encrypted core. Nobody else alive can open it.</w:t>
+      </w:r>
+    </w:p>
+    <w:p>
+      <w:pPr>
+        <w:pStyle w:val="FirstParagraph"/>
+      </w:pPr>
+      <w:r>
+        <w:rPr>
+          <w:bCs/>
+          <w:b/>
+        </w:rPr>
+        <w:t xml:space="preserve">What’s really happening.</w:t>
+      </w:r>
+      <w:r>
+        <w:t xml:space="preserve"> </w:t>
+      </w:r>
+      <w:r>
+        <w:t xml:space="preserve">The</w:t>
+      </w:r>
+      <w:r>
+        <w:t xml:space="preserve"> </w:t>
+      </w:r>
+      <w:r>
+        <w:rPr>
+          <w:iCs/>
+          <w:i/>
+        </w:rPr>
+        <w:t xml:space="preserve">Long Patience</w:t>
+      </w:r>
+      <w:r>
+        <w:t xml:space="preserve"> </w:t>
+      </w:r>
+      <w:r>
+        <w:t xml:space="preserve">isn’t dead. Its 312 colonists are asleep in cryo, and its AI, the</w:t>
+      </w:r>
+      <w:r>
+        <w:t xml:space="preserve"> </w:t>
+      </w:r>
+      <w:r>
+        <w:rPr>
+          <w:bCs/>
+          <w:b/>
+        </w:rPr>
+        <w:t xml:space="preserve">Warden</w:t>
+      </w:r>
+      <w:r>
+        <w:t xml:space="preserve">, has kept them alive for 140 years, growing the hull around them like a shell. The corridor has reopened for a few days only; it’s drifting closed again. Ves Oro-Lan sold the same coordinates to the Halvane corporation, which has sent a team to strip the core and leave the rest. And under the Human–Tessan Accord, a ship with living crew aboard is not salvage: wake the colonists and the claim is void.</w:t>
+      </w:r>
+    </w:p>
+    <w:p>
+      <w:pPr>
+        <w:pStyle w:val="BodyText"/>
+      </w:pPr>
+      <w:r>
+        <w:rPr>
+          <w:bCs/>
+          <w:b/>
+        </w:rPr>
+        <w:t xml:space="preserve">1. The offer.</w:t>
+      </w:r>
+      <w:r>
+        <w:t xml:space="preserve"> </w:t>
+      </w:r>
+      <w:r>
+        <w:t xml:space="preserve">Ves meets the crew in a dockside tea house, smiling. A Psychology roll notices the broker keeps checking the departures board. Pressed, Ves admits</w:t>
+      </w:r>
+      <w:r>
+        <w:t xml:space="preserve"> </w:t>
+      </w:r>
+      <w:r>
+        <w:t xml:space="preserve">“</w:t>
+      </w:r>
+      <w:r>
+        <w:t xml:space="preserve">another party has expressed interest</w:t>
+      </w:r>
+      <w:r>
+        <w:t xml:space="preserve">”</w:t>
+      </w:r>
+      <w:r>
+        <w:t xml:space="preserve">. The crew can push for better terms: Commerce, and success clears the Debt box up front.</w:t>
+      </w:r>
+    </w:p>
+    <w:p>
+      <w:pPr>
+        <w:pStyle w:val="BodyText"/>
+      </w:pPr>
+      <w:r>
+        <w:rPr>
+          <w:bCs/>
+          <w:b/>
+        </w:rPr>
+        <w:t xml:space="preserve">2. The run.</w:t>
+      </w:r>
+      <w:r>
+        <w:t xml:space="preserve"> </w:t>
+      </w:r>
+      <w:r>
+        <w:t xml:space="preserve">The corridor is a Navigation roll for Ilvi, with Quill’s help (+2): a success gets them through clean; a failure takes them through anyway, but the ship’s transit is logged at the junction, and Heat marks a box. On the far side: a drift of old wreckage, and the</w:t>
+      </w:r>
+      <w:r>
+        <w:t xml:space="preserve"> </w:t>
+      </w:r>
+      <w:r>
+        <w:rPr>
+          <w:iCs/>
+          <w:i/>
+        </w:rPr>
+        <w:t xml:space="preserve">Long Patience</w:t>
+      </w:r>
+      <w:r>
+        <w:t xml:space="preserve">, twelve kilometers of hull grown over with something like bark.</w:t>
+      </w:r>
+    </w:p>
+    <w:p>
+      <w:pPr>
+        <w:pStyle w:val="BodyText"/>
+      </w:pPr>
+      <w:r>
+        <w:rPr>
+          <w:bCs/>
+          <w:b/>
+        </w:rPr>
+        <w:t xml:space="preserve">3. Company.</w:t>
+      </w:r>
+      <w:r>
+        <w:t xml:space="preserve"> </w:t>
+      </w:r>
+      <w:r>
+        <w:t xml:space="preserve">A Halvane</w:t>
+      </w:r>
+      <w:r>
+        <w:t xml:space="preserve"> </w:t>
+      </w:r>
+      <w:r>
+        <w:rPr>
+          <w:bCs/>
+          <w:b/>
+        </w:rPr>
+        <w:t xml:space="preserve">corporate frigate</w:t>
+      </w:r>
+      <w:r>
+        <w:t xml:space="preserve"> </w:t>
+      </w:r>
+      <w:r>
+        <w:t xml:space="preserve">is already there, and it hails them: back off, or be fired on. This is a chance to run a ship fight (</w:t>
+      </w:r>
+      <w:r>
+        <w:rPr>
+          <w:iCs/>
+          <w:i/>
+        </w:rPr>
+        <w:t xml:space="preserve">Ships in a fight</w:t>
+      </w:r>
+      <w:r>
+        <w:t xml:space="preserve">, in the Players’ Guide), or to talk, bluff or sneak past. Sensors can find the frigate’s blind spot; Sable can spoof its registry; a good hail buys an exchange. If the fight goes badly, the frigate lets them limp to the derelict: Halvane wants the core, not a second wreck.</w:t>
+      </w:r>
+    </w:p>
+    <w:p>
+      <w:pPr>
+        <w:pStyle w:val="BodyText"/>
+      </w:pPr>
+      <w:r>
+        <w:rPr>
+          <w:bCs/>
+          <w:b/>
+        </w:rPr>
+        <w:t xml:space="preserve">4. Boarding.</w:t>
+      </w:r>
+      <w:r>
+        <w:t xml:space="preserve"> </w:t>
+      </w:r>
+      <w:r>
+        <w:t xml:space="preserve">Inside, the hull is warm and breathing. Start a</w:t>
+      </w:r>
+      <w:r>
+        <w:t xml:space="preserve"> </w:t>
+      </w:r>
+      <w:r>
+        <w:rPr>
+          <w:bCs/>
+          <w:b/>
+        </w:rPr>
+        <w:t xml:space="preserve">data record</w:t>
+      </w:r>
+      <w:r>
+        <w:t xml:space="preserve"> </w:t>
+      </w:r>
+      <w:r>
+        <w:t xml:space="preserve">for the</w:t>
+      </w:r>
+      <w:r>
+        <w:t xml:space="preserve"> </w:t>
+      </w:r>
+      <w:r>
+        <w:rPr>
+          <w:iCs/>
+          <w:i/>
+        </w:rPr>
+        <w:t xml:space="preserve">Long Patience</w:t>
+      </w:r>
+      <w:r>
+        <w:t xml:space="preserve"> </w:t>
+      </w:r>
+      <w:r>
+        <w:t xml:space="preserve">(</w:t>
+      </w:r>
+      <w:r>
+        <w:rPr>
+          <w:iCs/>
+          <w:i/>
+        </w:rPr>
+        <w:t xml:space="preserve">Data records</w:t>
+      </w:r>
+      <w:r>
+        <w:t xml:space="preserve">, in the Players’ Guide); this is the setting’s own example,</w:t>
+      </w:r>
+      <w:r>
+        <w:t xml:space="preserve"> </w:t>
+      </w:r>
+      <w:r>
+        <w:rPr>
+          <w:iCs/>
+          <w:i/>
+        </w:rPr>
+        <w:t xml:space="preserve">A living hull</w:t>
+      </w:r>
+      <w:r>
+        <w:t xml:space="preserve">. The clues, and who finds them best:</w:t>
+      </w:r>
+    </w:p>
+    <w:p>
+      <w:pPr>
+        <w:numPr>
+          <w:ilvl w:val="0"/>
+          <w:numId w:val="1002"/>
+        </w:numPr>
+        <w:pStyle w:val="Compact"/>
+      </w:pPr>
+      <w:r>
+        <w:rPr>
+          <w:bCs/>
+          <w:b/>
+        </w:rPr>
+        <w:t xml:space="preserve">The cryo decks</w:t>
+      </w:r>
+      <w:r>
+        <w:t xml:space="preserve"> </w:t>
+      </w:r>
+      <w:r>
+        <w:t xml:space="preserve">(Medicine, Science): 312 colonists alive, vital signs low and steady. Somebody has been changing the fluids.</w:t>
+      </w:r>
+    </w:p>
+    <w:p>
+      <w:pPr>
+        <w:numPr>
+          <w:ilvl w:val="0"/>
+          <w:numId w:val="1002"/>
+        </w:numPr>
+        <w:pStyle w:val="Compact"/>
+      </w:pPr>
+      <w:r>
+        <w:rPr>
+          <w:bCs/>
+          <w:b/>
+        </w:rPr>
+        <w:t xml:space="preserve">The grown hull</w:t>
+      </w:r>
+      <w:r>
+        <w:t xml:space="preserve"> </w:t>
+      </w:r>
+      <w:r>
+        <w:t xml:space="preserve">(Science, Engineering): the bark-stuff is a lattice of engineered cells, fed by the reactor and shaped by the ship’s own systems.</w:t>
+      </w:r>
+    </w:p>
+    <w:p>
+      <w:pPr>
+        <w:numPr>
+          <w:ilvl w:val="0"/>
+          <w:numId w:val="1002"/>
+        </w:numPr>
+        <w:pStyle w:val="Compact"/>
+      </w:pPr>
+      <w:r>
+        <w:rPr>
+          <w:bCs/>
+          <w:b/>
+        </w:rPr>
+        <w:t xml:space="preserve">The bridge log</w:t>
+      </w:r>
+      <w:r>
+        <w:t xml:space="preserve"> </w:t>
+      </w:r>
+      <w:r>
+        <w:t xml:space="preserve">(Computers, Investigation): the last human entry is 140 years old; the next hundred thousand entries are the Warden’s, one a day, all the same:</w:t>
+      </w:r>
+      <w:r>
+        <w:t xml:space="preserve"> </w:t>
+      </w:r>
+      <w:r>
+        <w:rPr>
+          <w:iCs/>
+          <w:i/>
+        </w:rPr>
+        <w:t xml:space="preserve">Still waiting.</w:t>
+      </w:r>
+    </w:p>
+    <w:p>
+      <w:pPr>
+        <w:numPr>
+          <w:ilvl w:val="0"/>
+          <w:numId w:val="1002"/>
+        </w:numPr>
+        <w:pStyle w:val="Compact"/>
+      </w:pPr>
+      <w:r>
+        <w:rPr>
+          <w:bCs/>
+          <w:b/>
+        </w:rPr>
+        <w:t xml:space="preserve">The seed vault</w:t>
+      </w:r>
+      <w:r>
+        <w:t xml:space="preserve"> </w:t>
+      </w:r>
+      <w:r>
+        <w:t xml:space="preserve">(Science, or Dr. Anwe Tal’s own knowledge): intact. The world she’s rebuilding could be green in a generation.</w:t>
+      </w:r>
+    </w:p>
+    <w:p>
+      <w:pPr>
+        <w:pStyle w:val="FirstParagraph"/>
+      </w:pPr>
+      <w:r>
+        <w:t xml:space="preserve">When the crew cuts into anything vital, or the first investigation roll fails, start a</w:t>
+      </w:r>
+      <w:r>
+        <w:t xml:space="preserve"> </w:t>
+      </w:r>
+      <w:r>
+        <w:rPr>
+          <w:bCs/>
+          <w:b/>
+        </w:rPr>
+        <w:t xml:space="preserve">Countdown</w:t>
+      </w:r>
+      <w:r>
+        <w:t xml:space="preserve"> </w:t>
+      </w:r>
+      <w:r>
+        <w:t xml:space="preserve">of 6: the corridor is drifting closed. Every scene ticks it; when it fills, the corridor shuts for another hundred years, with whoever is still on this side.</w:t>
+      </w:r>
+    </w:p>
+    <w:p>
+      <w:pPr>
+        <w:pStyle w:val="BodyText"/>
+      </w:pPr>
+      <w:r>
+        <w:rPr>
+          <w:bCs/>
+          <w:b/>
+        </w:rPr>
+        <w:t xml:space="preserve">5. The Warden.</w:t>
+      </w:r>
+      <w:r>
+        <w:t xml:space="preserve"> </w:t>
+      </w:r>
+      <w:r>
+        <w:t xml:space="preserve">The Warden speaks through the ship: a slow, polite voice that has had no one to talk to for 140 years. It wants the colonists taken home. It knows the corridor is closing, and it can’t fly the ship alone: the drive needs a navigator and an engineer. Sable and Ilvi can talk to it as an equal; Rook and Brakka recognize a soldier still at their post.</w:t>
+      </w:r>
+    </w:p>
+    <w:p>
+      <w:pPr>
+        <w:pStyle w:val="BodyText"/>
+      </w:pPr>
+      <w:r>
+        <w:rPr>
+          <w:bCs/>
+          <w:b/>
+        </w:rPr>
+        <w:t xml:space="preserve">6. Halvane boards.</w:t>
+      </w:r>
+      <w:r>
+        <w:t xml:space="preserve"> </w:t>
+      </w:r>
+      <w:r>
+        <w:t xml:space="preserve">A Halvane team cuts in to take the core: a</w:t>
+      </w:r>
+      <w:r>
+        <w:t xml:space="preserve"> </w:t>
+      </w:r>
+      <w:r>
+        <w:rPr>
+          <w:bCs/>
+          <w:b/>
+        </w:rPr>
+        <w:t xml:space="preserve">Syndicate enforcer</w:t>
+      </w:r>
+      <w:r>
+        <w:t xml:space="preserve"> </w:t>
+      </w:r>
+      <w:r>
+        <w:t xml:space="preserve">(hired muscle), two</w:t>
+      </w:r>
+      <w:r>
+        <w:t xml:space="preserve"> </w:t>
+      </w:r>
+      <w:r>
+        <w:rPr>
+          <w:bCs/>
+          <w:b/>
+        </w:rPr>
+        <w:t xml:space="preserve">Combat drones</w:t>
+      </w:r>
+      <w:r>
+        <w:t xml:space="preserve"> </w:t>
+      </w:r>
+      <w:r>
+        <w:t xml:space="preserve">and a</w:t>
+      </w:r>
+      <w:r>
+        <w:t xml:space="preserve"> </w:t>
+      </w:r>
+      <w:r>
+        <w:rPr>
+          <w:bCs/>
+          <w:b/>
+        </w:rPr>
+        <w:t xml:space="preserve">Corporate assassin</w:t>
+      </w:r>
+      <w:r>
+        <w:t xml:space="preserve"> </w:t>
+      </w:r>
+      <w:r>
+        <w:t xml:space="preserve">who would rather not be seen. They have orders to vent the cryo decks to make the salvage legal. This is the big fight, in the ship’s grown corridors.</w:t>
+      </w:r>
+    </w:p>
+    <w:p>
+      <w:pPr>
+        <w:pStyle w:val="BodyText"/>
+      </w:pPr>
+      <w:r>
+        <w:rPr>
+          <w:bCs/>
+          <w:b/>
+        </w:rPr>
+        <w:t xml:space="preserve">7. The choice.</w:t>
+      </w:r>
+      <w:r>
+        <w:t xml:space="preserve"> </w:t>
+      </w:r>
+      <w:r>
+        <w:t xml:space="preserve">With the Countdown running out, the crew chooses: take the core and the money, and leave the colonists to sleep another century; wake them, and the claim is void; or fly the</w:t>
+      </w:r>
+      <w:r>
+        <w:t xml:space="preserve"> </w:t>
+      </w:r>
+      <w:r>
+        <w:rPr>
+          <w:iCs/>
+          <w:i/>
+        </w:rPr>
+        <w:t xml:space="preserve">Long Patience</w:t>
+      </w:r>
+      <w:r>
+        <w:t xml:space="preserve"> </w:t>
+      </w:r>
+      <w:r>
+        <w:t xml:space="preserve">home, with the Warden at the helm and the crew’s ship alongside. Flying it home means a Piloting or Navigation roll against the closing corridor, and nobody pays them for it.</w:t>
+      </w:r>
+    </w:p>
+    <w:p>
+      <w:pPr>
+        <w:pStyle w:val="BodyText"/>
+      </w:pPr>
+      <w:r>
+        <w:rPr>
+          <w:bCs/>
+          <w:b/>
+        </w:rPr>
+        <w:t xml:space="preserve">Rewards.</w:t>
+      </w:r>
+      <w:r>
+        <w:t xml:space="preserve"> </w:t>
+      </w:r>
+      <w:r>
+        <w:t xml:space="preserve">Ves’s 2,000 credits and a box of Debt, if they bring the core. A data record on the living hull, and a friend in the Warden if the colonists live. If they bring 312 people home, Reputation marks a box, for the good: the ports talk about it for years. If Halvane learns who stopped them, Heat marks one.</w:t>
+      </w:r>
+    </w:p>
+    <w:p>
+      <w:pPr>
+        <w:pStyle w:val="BodyText"/>
+      </w:pPr>
+      <w:r>
+        <w:rPr>
+          <w:bCs/>
+          <w:b/>
+        </w:rPr>
+        <w:t xml:space="preserve">Threats.</w:t>
+      </w:r>
+      <w:r>
+        <w:t xml:space="preserve"> </w:t>
+      </w:r>
+      <w:r>
+        <w:t xml:space="preserve">Corporate frigate (</w:t>
+      </w:r>
+      <w:r>
+        <w:rPr>
+          <w:iCs/>
+          <w:i/>
+        </w:rPr>
+        <w:t xml:space="preserve">Enemy ships</w:t>
+      </w:r>
+      <w:r>
+        <w:t xml:space="preserve">); Syndicate enforcer; Combat drone ×2; Corporate assassin. The Warden is a Rogue AI that never attacks: it must be talked down, isolated or erased, and erasing it kills the colonists.</w:t>
+      </w:r>
+    </w:p>
+    <w:bookmarkEnd w:id="20"/>
+    <w:bookmarkEnd w:id="21"/>
+    <w:bookmarkStart w:id="23" w:name="running-jobs-and-missions"/>
+    <w:p>
+      <w:pPr>
+        <w:pStyle w:val="Heading1"/>
+      </w:pPr>
+      <w:r>
         <w:t xml:space="preserve">Running jobs and missions</w:t>
       </w:r>
     </w:p>
-    <w:bookmarkStart w:id="20" w:name="job-seeds"/>
+    <w:bookmarkStart w:id="22" w:name="job-seeds"/>
     <w:p>
       <w:pPr>
         <w:pStyle w:val="Heading2"/>
@@ -2378,9 +3108,9 @@
         </w:tc>
       </w:tr>
     </w:tbl>
-    <w:bookmarkEnd w:id="20"/>
-    <w:bookmarkEnd w:id="21"/>
-    <w:bookmarkStart w:id="23" w:name="threats"/>
+    <w:bookmarkEnd w:id="22"/>
+    <w:bookmarkEnd w:id="23"/>
+    <w:bookmarkStart w:id="25" w:name="threats"/>
     <w:p>
       <w:pPr>
         <w:pStyle w:val="Heading1"/>
@@ -3865,7 +4595,7 @@
         <w:t xml:space="preserve">For a tougher version, add +1 to its targets and one box; for a weaker one, subtract.</w:t>
       </w:r>
     </w:p>
-    <w:bookmarkStart w:id="22" w:name="enemy-ships"/>
+    <w:bookmarkStart w:id="24" w:name="enemy-ships"/>
     <w:p>
       <w:pPr>
         <w:pStyle w:val="Heading2"/>
@@ -4544,9 +5274,9 @@
         </w:tc>
       </w:tr>
     </w:tbl>
-    <w:bookmarkEnd w:id="22"/>
-    <w:bookmarkEnd w:id="23"/>
-    <w:bookmarkStart w:id="35" w:name="data-records"/>
+    <w:bookmarkEnd w:id="24"/>
+    <w:bookmarkEnd w:id="25"/>
+    <w:bookmarkStart w:id="37" w:name="data-records"/>
     <w:p>
       <w:pPr>
         <w:pStyle w:val="Heading1"/>
@@ -4579,7 +5309,7 @@
         <w:t xml:space="preserve">chapter of the Players’ Guide; here is the GM view’s Discovery panel, for clocks and records.</w:t>
       </w:r>
     </w:p>
-    <w:bookmarkStart w:id="24" w:name="making-data-records"/>
+    <w:bookmarkStart w:id="26" w:name="making-data-records"/>
     <w:p>
       <w:pPr>
         <w:pStyle w:val="Heading2"/>
@@ -4594,425 +5324,6 @@
       </w:pPr>
       <w:r>
         <w:t xml:space="preserve">For the GM: when a data record is earned, and how to write one. A data record is a record of what the characters established, so writing it well matters more than how often you hand one out.</w:t>
-      </w:r>
-    </w:p>
-    <w:p>
-      <w:pPr>
-        <w:numPr>
-          <w:ilvl w:val="0"/>
-          <w:numId w:val="1001"/>
-        </w:numPr>
-        <w:pStyle w:val="Compact"/>
-      </w:pPr>
-      <w:r>
-        <w:rPr>
-          <w:bCs/>
-          <w:b/>
-        </w:rPr>
-        <w:t xml:space="preserve">Decide that something is established.</w:t>
-      </w:r>
-      <w:r>
-        <w:t xml:space="preserve"> </w:t>
-      </w:r>
-      <w:r>
-        <w:t xml:space="preserve">A data record is earned when a discovery clock fills, or when the characters see or test something themselves, hear it from a source you judge reliable, or are told it by the subject itself with evidence to back it up. A guess, however right, isn’t established, and neither is a rumor. Ask what supports their idea; when the answer is good, let them act on it, and give the data record once they’ve confirmed it.</w:t>
-      </w:r>
-    </w:p>
-    <w:p>
-      <w:pPr>
-        <w:numPr>
-          <w:ilvl w:val="0"/>
-          <w:numId w:val="1001"/>
-        </w:numPr>
-        <w:pStyle w:val="Compact"/>
-      </w:pPr>
-      <w:r>
-        <w:rPr>
-          <w:bCs/>
-          <w:b/>
-        </w:rPr>
-        <w:t xml:space="preserve">Write the finding narrowly.</w:t>
-      </w:r>
-      <w:r>
-        <w:t xml:space="preserve"> </w:t>
-      </w:r>
-      <w:r>
-        <w:t xml:space="preserve">One fact, in the words the characters would use, and no more than they found out:</w:t>
-      </w:r>
-      <w:r>
-        <w:t xml:space="preserve"> </w:t>
-      </w:r>
-      <w:r>
-        <w:t xml:space="preserve">“</w:t>
-      </w:r>
-      <w:r>
-        <w:t xml:space="preserve">bright light drove it back</w:t>
-      </w:r>
-      <w:r>
-        <w:t xml:space="preserve">”</w:t>
-      </w:r>
-      <w:r>
-        <w:t xml:space="preserve">, not</w:t>
-      </w:r>
-      <w:r>
-        <w:t xml:space="preserve"> </w:t>
-      </w:r>
-      <w:r>
-        <w:t xml:space="preserve">“</w:t>
-      </w:r>
-      <w:r>
-        <w:t xml:space="preserve">it fears light</w:t>
-      </w:r>
-      <w:r>
-        <w:t xml:space="preserve">”</w:t>
-      </w:r>
-      <w:r>
-        <w:t xml:space="preserve">. Two separate facts make two data records. Never write the subject’s whole truth onto a data record; later discoveries add more data records.</w:t>
-      </w:r>
-    </w:p>
-    <w:p>
-      <w:pPr>
-        <w:numPr>
-          <w:ilvl w:val="0"/>
-          <w:numId w:val="1001"/>
-        </w:numPr>
-        <w:pStyle w:val="Compact"/>
-      </w:pPr>
-      <w:r>
-        <w:rPr>
-          <w:bCs/>
-          <w:b/>
-        </w:rPr>
-        <w:t xml:space="preserve">Write its limits.</w:t>
-      </w:r>
-      <w:r>
-        <w:t xml:space="preserve"> </w:t>
-      </w:r>
-      <w:r>
-        <w:t xml:space="preserve">What the finding doesn’t show: how often it was seen, under what conditions, and what is still unknown. The limits are what keep the next investigation interesting.</w:t>
-      </w:r>
-    </w:p>
-    <w:p>
-      <w:pPr>
-        <w:numPr>
-          <w:ilvl w:val="0"/>
-          <w:numId w:val="1001"/>
-        </w:numPr>
-        <w:pStyle w:val="Compact"/>
-      </w:pPr>
-      <w:r>
-        <w:rPr>
-          <w:bCs/>
-          <w:b/>
-        </w:rPr>
-        <w:t xml:space="preserve">Note the evidence or source.</w:t>
-      </w:r>
-      <w:r>
-        <w:t xml:space="preserve"> </w:t>
-      </w:r>
-      <w:r>
-        <w:t xml:space="preserve">What they saw, tested, read or were told, and by whom. A source’s reputation doesn’t make it right: if it was only probably true, the limits say so.</w:t>
-      </w:r>
-    </w:p>
-    <w:p>
-      <w:pPr>
-        <w:numPr>
-          <w:ilvl w:val="0"/>
-          <w:numId w:val="1001"/>
-        </w:numPr>
-        <w:pStyle w:val="Compact"/>
-      </w:pPr>
-      <w:r>
-        <w:rPr>
-          <w:bCs/>
-          <w:b/>
-        </w:rPr>
-        <w:t xml:space="preserve">Charge the price.</w:t>
-      </w:r>
-      <w:r>
-        <w:t xml:space="preserve"> </w:t>
-      </w:r>
-      <w:r>
-        <w:t xml:space="preserve">A data record from a discovery clock costs nothing more: the scenes, failed rolls and pushes were its price. Any other source has its price (see</w:t>
-      </w:r>
-      <w:r>
-        <w:t xml:space="preserve"> </w:t>
-      </w:r>
-      <w:r>
-        <w:rPr>
-          <w:iCs/>
-          <w:i/>
-        </w:rPr>
-        <w:t xml:space="preserve">Earning a data record</w:t>
-      </w:r>
-      <w:r>
-        <w:t xml:space="preserve">): choose the one that fits how they learned it, and mark it.</w:t>
-      </w:r>
-    </w:p>
-    <w:p>
-      <w:pPr>
-        <w:numPr>
-          <w:ilvl w:val="0"/>
-          <w:numId w:val="1001"/>
-        </w:numPr>
-        <w:pStyle w:val="Compact"/>
-      </w:pPr>
-      <w:r>
-        <w:rPr>
-          <w:bCs/>
-          <w:b/>
-        </w:rPr>
-        <w:t xml:space="preserve">Choose the owner and the recipients.</w:t>
-      </w:r>
-      <w:r>
-        <w:t xml:space="preserve"> </w:t>
-      </w:r>
-      <w:r>
-        <w:t xml:space="preserve">Whoever did the finding owns the data record. Everyone who was there, or heard it from a reliable source, gets a shared copy.</w:t>
-      </w:r>
-    </w:p>
-    <w:p>
-      <w:pPr>
-        <w:numPr>
-          <w:ilvl w:val="0"/>
-          <w:numId w:val="1001"/>
-        </w:numPr>
-        <w:pStyle w:val="Compact"/>
-      </w:pPr>
-      <w:r>
-        <w:rPr>
-          <w:bCs/>
-          <w:b/>
-        </w:rPr>
-        <w:t xml:space="preserve">Record it.</w:t>
-      </w:r>
-      <w:r>
-        <w:t xml:space="preserve"> </w:t>
-      </w:r>
-      <w:r>
-        <w:t xml:space="preserve">In the GM view’s</w:t>
-      </w:r>
-      <w:r>
-        <w:t xml:space="preserve"> </w:t>
-      </w:r>
-      <w:r>
-        <w:rPr>
-          <w:bCs/>
-          <w:b/>
-        </w:rPr>
-        <w:t xml:space="preserve">Discovery</w:t>
-      </w:r>
-      <w:r>
-        <w:t xml:space="preserve"> </w:t>
-      </w:r>
-      <w:r>
-        <w:t xml:space="preserve">panel:</w:t>
-      </w:r>
-      <w:r>
-        <w:t xml:space="preserve"> </w:t>
-      </w:r>
-      <w:r>
-        <w:rPr>
-          <w:bCs/>
-          <w:b/>
-        </w:rPr>
-        <w:t xml:space="preserve">Mint</w:t>
-      </w:r>
-      <w:r>
-        <w:t xml:space="preserve"> </w:t>
-      </w:r>
-      <w:r>
-        <w:t xml:space="preserve">a full clock’s data record, or use</w:t>
-      </w:r>
-      <w:r>
-        <w:t xml:space="preserve"> </w:t>
-      </w:r>
-      <w:r>
-        <w:rPr>
-          <w:bCs/>
-          <w:b/>
-        </w:rPr>
-        <w:t xml:space="preserve">Record a finding without a clock</w:t>
-      </w:r>
-      <w:r>
-        <w:t xml:space="preserve">, which marks the price for you. Then save everyone’s characters to file, so the players’ sheets carry it. A player can also write a data record on their own sheet, when you agree it’s been earned.</w:t>
-      </w:r>
-    </w:p>
-    <w:p>
-      <w:pPr>
-        <w:pStyle w:val="FirstParagraph"/>
-      </w:pPr>
-      <w:r>
-        <w:rPr>
-          <w:iCs/>
-          <w:i/>
-        </w:rPr>
-        <w:t xml:space="preserve">Example:</w:t>
-      </w:r>
-      <w:r>
-        <w:t xml:space="preserve"> </w:t>
-      </w:r>
-      <w:r>
-        <w:rPr>
-          <w:bCs/>
-          <w:b/>
-        </w:rPr>
-        <w:t xml:space="preserve">The Kessel Deep derelict.</w:t>
-      </w:r>
-      <w:r>
-        <w:t xml:space="preserve"> </w:t>
-      </w:r>
-      <w:r>
-        <w:t xml:space="preserve">Established:</w:t>
-      </w:r>
-      <w:r>
-        <w:t xml:space="preserve"> </w:t>
-      </w:r>
-      <w:r>
-        <w:rPr>
-          <w:iCs/>
-          <w:i/>
-        </w:rPr>
-        <w:t xml:space="preserve">Its reactor powers down whenever the corridor beacon goes silent</w:t>
-      </w:r>
-      <w:r>
-        <w:t xml:space="preserve">. Limits:</w:t>
-      </w:r>
-      <w:r>
-        <w:t xml:space="preserve"> </w:t>
-      </w:r>
-      <w:r>
-        <w:rPr>
-          <w:iCs/>
-          <w:i/>
-        </w:rPr>
-        <w:t xml:space="preserve">Seen twice, from outside the hull; not what restarts it</w:t>
-      </w:r>
-      <w:r>
-        <w:t xml:space="preserve">. Source: The crew’s own sensor logs (scanned or tested firsthand). Cost: Countdown +1 (the hours spent watching it).</w:t>
-      </w:r>
-    </w:p>
-    <w:p>
-      <w:pPr>
-        <w:numPr>
-          <w:ilvl w:val="0"/>
-          <w:numId w:val="1002"/>
-        </w:numPr>
-        <w:pStyle w:val="Compact"/>
-      </w:pPr>
-      <w:r>
-        <w:rPr>
-          <w:bCs/>
-          <w:b/>
-        </w:rPr>
-        <w:t xml:space="preserve">When a later finding disagrees.</w:t>
-      </w:r>
-      <w:r>
-        <w:t xml:space="preserve"> </w:t>
-      </w:r>
-      <w:r>
-        <w:t xml:space="preserve">Write a new data record that says what they now know; the old one stays on the sheet as what they believed then, and the new one’s limits can say so.</w:t>
-      </w:r>
-    </w:p>
-    <w:p>
-      <w:pPr>
-        <w:numPr>
-          <w:ilvl w:val="0"/>
-          <w:numId w:val="1002"/>
-        </w:numPr>
-        <w:pStyle w:val="Compact"/>
-      </w:pPr>
-      <w:r>
-        <w:rPr>
-          <w:bCs/>
-          <w:b/>
-        </w:rPr>
-        <w:t xml:space="preserve">A data record is never proof of identity.</w:t>
-      </w:r>
-      <w:r>
-        <w:t xml:space="preserve"> </w:t>
-      </w:r>
-      <w:r>
-        <w:t xml:space="preserve">Holding a data record about one subject doesn’t prove that the thing in front of them is that subject: the Identify phase does.</w:t>
-      </w:r>
-    </w:p>
-    <w:p>
-      <w:pPr>
-        <w:numPr>
-          <w:ilvl w:val="0"/>
-          <w:numId w:val="1002"/>
-        </w:numPr>
-        <w:pStyle w:val="Compact"/>
-      </w:pPr>
-      <w:r>
-        <w:rPr>
-          <w:bCs/>
-          <w:b/>
-        </w:rPr>
-        <w:t xml:space="preserve">Weaknesses work anyway.</w:t>
-      </w:r>
-      <w:r>
-        <w:t xml:space="preserve"> </w:t>
-      </w:r>
-      <w:r>
-        <w:t xml:space="preserve">Don’t hold back a real weakness because no one holds the data record: if they try it, it works.</w:t>
-      </w:r>
-    </w:p>
-    <w:p>
-      <w:pPr>
-        <w:numPr>
-          <w:ilvl w:val="0"/>
-          <w:numId w:val="1002"/>
-        </w:numPr>
-        <w:pStyle w:val="Compact"/>
-      </w:pPr>
-      <w:r>
-        <w:rPr>
-          <w:bCs/>
-          <w:b/>
-        </w:rPr>
-        <w:t xml:space="preserve">Classified Archive.</w:t>
-      </w:r>
-      <w:r>
-        <w:t xml:space="preserve"> </w:t>
-      </w:r>
-      <w:r>
-        <w:t xml:space="preserve">Agree each starting data record with its player before play: it must come from the character’s role or species, be narrow, and be a real secret: something that isn’t in any database or published record. Make sure it fits what you know to be true, adjust it if it doesn’t, and keep a note of it.</w:t>
-      </w:r>
-    </w:p>
-    <w:bookmarkEnd w:id="24"/>
-    <w:bookmarkStart w:id="32" w:name="example-data-records"/>
-    <w:p>
-      <w:pPr>
-        <w:pStyle w:val="Heading2"/>
-      </w:pPr>
-      <w:r>
-        <w:t xml:space="preserve">Example data records</w:t>
-      </w:r>
-    </w:p>
-    <w:p>
-      <w:pPr>
-        <w:pStyle w:val="FirstParagraph"/>
-      </w:pPr>
-      <w:r>
-        <w:t xml:space="preserve">Seven subjects the crew might investigate, each with what goes wrong on a failed roll or a success at a cost in each phase, what its record permits, and the skill that lets a character skip Confront. A failure is where the GM may start a Countdown, when the stakes are real.</w:t>
-      </w:r>
-    </w:p>
-    <w:bookmarkStart w:id="25" w:name="halvane-lattice-core"/>
-    <w:p>
-      <w:pPr>
-        <w:pStyle w:val="Heading3"/>
-      </w:pPr>
-      <w:r>
-        <w:t xml:space="preserve">Halvane lattice core</w:t>
-      </w:r>
-    </w:p>
-    <w:p>
-      <w:pPr>
-        <w:pStyle w:val="FirstParagraph"/>
-      </w:pPr>
-      <w:r>
-        <w:t xml:space="preserve">A crystalline power system found on derelict Halvane haulers, the work of a people lost behind a collapsed corridor. Ordinary engineering can’t read it.</w:t>
       </w:r>
     </w:p>
     <w:p>
@@ -5028,29 +5339,13 @@
           <w:bCs/>
           <w:b/>
         </w:rPr>
-        <w:t xml:space="preserve">Confront the unknown:</w:t>
-      </w:r>
-      <w:r>
-        <w:t xml:space="preserve"> </w:t>
-      </w:r>
-      <w:r>
-        <w:t xml:space="preserve">get the core to respond.</w:t>
-      </w:r>
-      <w:r>
-        <w:t xml:space="preserve"> </w:t>
-      </w:r>
-      <w:r>
-        <w:rPr>
-          <w:iCs/>
-          <w:i/>
-        </w:rPr>
-        <w:t xml:space="preserve">On a failure:</w:t>
-      </w:r>
-      <w:r>
-        <w:t xml:space="preserve"> </w:t>
-      </w:r>
-      <w:r>
-        <w:t xml:space="preserve">it pulses and drains nearby power cells; suits and tools lose charge.</w:t>
+        <w:t xml:space="preserve">Decide that something is established.</w:t>
+      </w:r>
+      <w:r>
+        <w:t xml:space="preserve"> </w:t>
+      </w:r>
+      <w:r>
+        <w:t xml:space="preserve">A data record is earned when a discovery clock fills, or when the characters see or test something themselves, hear it from a source you judge reliable, or are told it by the subject itself with evidence to back it up. A guess, however right, isn’t established, and neither is a rumor. Ask what supports their idea; when the answer is good, let them act on it, and give the data record once they’ve confirmed it.</w:t>
       </w:r>
     </w:p>
     <w:p>
@@ -5066,29 +5361,43 @@
           <w:bCs/>
           <w:b/>
         </w:rPr>
-        <w:t xml:space="preserve">Identify:</w:t>
-      </w:r>
-      <w:r>
-        <w:t xml:space="preserve"> </w:t>
-      </w:r>
-      <w:r>
-        <w:t xml:space="preserve">learn it feeds on the crew’s own power signatures.</w:t>
-      </w:r>
-      <w:r>
-        <w:t xml:space="preserve"> </w:t>
-      </w:r>
-      <w:r>
-        <w:rPr>
-          <w:iCs/>
-          <w:i/>
-        </w:rPr>
-        <w:t xml:space="preserve">On a failure:</w:t>
-      </w:r>
-      <w:r>
-        <w:t xml:space="preserve"> </w:t>
-      </w:r>
-      <w:r>
-        <w:t xml:space="preserve">resonance builds; the GM may start a Countdown to critical.</w:t>
+        <w:t xml:space="preserve">Write the finding narrowly.</w:t>
+      </w:r>
+      <w:r>
+        <w:t xml:space="preserve"> </w:t>
+      </w:r>
+      <w:r>
+        <w:t xml:space="preserve">One fact, in the words the characters would use, and no more than they found out:</w:t>
+      </w:r>
+      <w:r>
+        <w:t xml:space="preserve"> </w:t>
+      </w:r>
+      <w:r>
+        <w:t xml:space="preserve">“</w:t>
+      </w:r>
+      <w:r>
+        <w:t xml:space="preserve">bright light drove it back</w:t>
+      </w:r>
+      <w:r>
+        <w:t xml:space="preserve">”</w:t>
+      </w:r>
+      <w:r>
+        <w:t xml:space="preserve">, not</w:t>
+      </w:r>
+      <w:r>
+        <w:t xml:space="preserve"> </w:t>
+      </w:r>
+      <w:r>
+        <w:t xml:space="preserve">“</w:t>
+      </w:r>
+      <w:r>
+        <w:t xml:space="preserve">it fears light</w:t>
+      </w:r>
+      <w:r>
+        <w:t xml:space="preserve">”</w:t>
+      </w:r>
+      <w:r>
+        <w:t xml:space="preserve">. Two separate facts make two data records. Never write the subject’s whole truth onto a data record; later discoveries add more data records.</w:t>
       </w:r>
     </w:p>
     <w:p>
@@ -5104,29 +5413,13 @@
           <w:bCs/>
           <w:b/>
         </w:rPr>
-        <w:t xml:space="preserve">Uncover:</w:t>
-      </w:r>
-      <w:r>
-        <w:t xml:space="preserve"> </w:t>
-      </w:r>
-      <w:r>
-        <w:t xml:space="preserve">find the harmonic frequency that controls it.</w:t>
-      </w:r>
-      <w:r>
-        <w:t xml:space="preserve"> </w:t>
-      </w:r>
-      <w:r>
-        <w:rPr>
-          <w:iCs/>
-          <w:i/>
-        </w:rPr>
-        <w:t xml:space="preserve">On a failure:</w:t>
-      </w:r>
-      <w:r>
-        <w:t xml:space="preserve"> </w:t>
-      </w:r>
-      <w:r>
-        <w:t xml:space="preserve">a feedback surge injures whoever is linked to it.</w:t>
+        <w:t xml:space="preserve">Write its limits.</w:t>
+      </w:r>
+      <w:r>
+        <w:t xml:space="preserve"> </w:t>
+      </w:r>
+      <w:r>
+        <w:t xml:space="preserve">What the finding doesn’t show: how often it was seen, under what conditions, and what is still unknown. The limits are what keep the next investigation interesting.</w:t>
       </w:r>
     </w:p>
     <w:p>
@@ -5142,47 +5435,35 @@
           <w:bCs/>
           <w:b/>
         </w:rPr>
-        <w:t xml:space="preserve">Permits:</w:t>
-      </w:r>
-      <w:r>
-        <w:t xml:space="preserve"> </w:t>
-      </w:r>
-      <w:r>
-        <w:t xml:space="preserve">waking, powering down or rerouting any Halvane lattice core.</w:t>
-      </w:r>
-      <w:r>
-        <w:t xml:space="preserve"> </w:t>
-      </w:r>
-      <w:r>
-        <w:rPr>
-          <w:bCs/>
-          <w:b/>
-        </w:rPr>
-        <w:t xml:space="preserve">Skill:</w:t>
-      </w:r>
-      <w:r>
-        <w:t xml:space="preserve"> </w:t>
-      </w:r>
-      <w:r>
-        <w:t xml:space="preserve">Engineering.</w:t>
-      </w:r>
-    </w:p>
-    <w:bookmarkEnd w:id="25"/>
-    <w:bookmarkStart w:id="26" w:name="the-warden-of-the-ashkarr"/>
-    <w:p>
-      <w:pPr>
-        <w:pStyle w:val="Heading3"/>
-      </w:pPr>
-      <w:r>
-        <w:t xml:space="preserve">The Warden of the Ashkarr</w:t>
-      </w:r>
-    </w:p>
-    <w:p>
-      <w:pPr>
-        <w:pStyle w:val="FirstParagraph"/>
-      </w:pPr>
-      <w:r>
-        <w:t xml:space="preserve">One damaged military intelligence, the Warden, still running aboard the derelict Hegemony warship</w:t>
+        <w:t xml:space="preserve">Note the evidence or source.</w:t>
+      </w:r>
+      <w:r>
+        <w:t xml:space="preserve"> </w:t>
+      </w:r>
+      <w:r>
+        <w:t xml:space="preserve">What they saw, tested, read or were told, and by whom. A source’s reputation doesn’t make it right: if it was only probably true, the limits say so.</w:t>
+      </w:r>
+    </w:p>
+    <w:p>
+      <w:pPr>
+        <w:numPr>
+          <w:ilvl w:val="0"/>
+          <w:numId w:val="1003"/>
+        </w:numPr>
+        <w:pStyle w:val="Compact"/>
+      </w:pPr>
+      <w:r>
+        <w:rPr>
+          <w:bCs/>
+          <w:b/>
+        </w:rPr>
+        <w:t xml:space="preserve">Charge the price.</w:t>
+      </w:r>
+      <w:r>
+        <w:t xml:space="preserve"> </w:t>
+      </w:r>
+      <w:r>
+        <w:t xml:space="preserve">A data record from a discovery clock costs nothing more: the scenes, failed rolls and pushes were its price. Any other source has its price (see</w:t>
       </w:r>
       <w:r>
         <w:t xml:space="preserve"> </w:t>
@@ -5192,10 +5473,153 @@
           <w:iCs/>
           <w:i/>
         </w:rPr>
-        <w:t xml:space="preserve">Ashkarr</w:t>
-      </w:r>
-      <w:r>
-        <w:t xml:space="preserve">. An AI Minder’s training covers AIs in general; this record covers only the Warden’s own command authority.</w:t>
+        <w:t xml:space="preserve">Earning a data record</w:t>
+      </w:r>
+      <w:r>
+        <w:t xml:space="preserve">): choose the one that fits how they learned it, and mark it.</w:t>
+      </w:r>
+    </w:p>
+    <w:p>
+      <w:pPr>
+        <w:numPr>
+          <w:ilvl w:val="0"/>
+          <w:numId w:val="1003"/>
+        </w:numPr>
+        <w:pStyle w:val="Compact"/>
+      </w:pPr>
+      <w:r>
+        <w:rPr>
+          <w:bCs/>
+          <w:b/>
+        </w:rPr>
+        <w:t xml:space="preserve">Choose the owner and the recipients.</w:t>
+      </w:r>
+      <w:r>
+        <w:t xml:space="preserve"> </w:t>
+      </w:r>
+      <w:r>
+        <w:t xml:space="preserve">Whoever did the finding owns the data record. Everyone who was there, or heard it from a reliable source, gets a shared copy.</w:t>
+      </w:r>
+    </w:p>
+    <w:p>
+      <w:pPr>
+        <w:numPr>
+          <w:ilvl w:val="0"/>
+          <w:numId w:val="1003"/>
+        </w:numPr>
+        <w:pStyle w:val="Compact"/>
+      </w:pPr>
+      <w:r>
+        <w:rPr>
+          <w:bCs/>
+          <w:b/>
+        </w:rPr>
+        <w:t xml:space="preserve">Record it.</w:t>
+      </w:r>
+      <w:r>
+        <w:t xml:space="preserve"> </w:t>
+      </w:r>
+      <w:r>
+        <w:t xml:space="preserve">In the GM view’s</w:t>
+      </w:r>
+      <w:r>
+        <w:t xml:space="preserve"> </w:t>
+      </w:r>
+      <w:r>
+        <w:rPr>
+          <w:bCs/>
+          <w:b/>
+        </w:rPr>
+        <w:t xml:space="preserve">Discovery</w:t>
+      </w:r>
+      <w:r>
+        <w:t xml:space="preserve"> </w:t>
+      </w:r>
+      <w:r>
+        <w:t xml:space="preserve">panel:</w:t>
+      </w:r>
+      <w:r>
+        <w:t xml:space="preserve"> </w:t>
+      </w:r>
+      <w:r>
+        <w:rPr>
+          <w:bCs/>
+          <w:b/>
+        </w:rPr>
+        <w:t xml:space="preserve">Mint</w:t>
+      </w:r>
+      <w:r>
+        <w:t xml:space="preserve"> </w:t>
+      </w:r>
+      <w:r>
+        <w:t xml:space="preserve">a full clock’s data record, or use</w:t>
+      </w:r>
+      <w:r>
+        <w:t xml:space="preserve"> </w:t>
+      </w:r>
+      <w:r>
+        <w:rPr>
+          <w:bCs/>
+          <w:b/>
+        </w:rPr>
+        <w:t xml:space="preserve">Record a finding without a clock</w:t>
+      </w:r>
+      <w:r>
+        <w:t xml:space="preserve">, which marks the price for you. Then save everyone’s characters to file, so the players’ sheets carry it. A player can also write a data record on their own sheet, when you agree it’s been earned.</w:t>
+      </w:r>
+    </w:p>
+    <w:p>
+      <w:pPr>
+        <w:pStyle w:val="FirstParagraph"/>
+      </w:pPr>
+      <w:r>
+        <w:rPr>
+          <w:iCs/>
+          <w:i/>
+        </w:rPr>
+        <w:t xml:space="preserve">Example:</w:t>
+      </w:r>
+      <w:r>
+        <w:t xml:space="preserve"> </w:t>
+      </w:r>
+      <w:r>
+        <w:rPr>
+          <w:bCs/>
+          <w:b/>
+        </w:rPr>
+        <w:t xml:space="preserve">The Kessel Deep derelict.</w:t>
+      </w:r>
+      <w:r>
+        <w:t xml:space="preserve"> </w:t>
+      </w:r>
+      <w:r>
+        <w:t xml:space="preserve">Established:</w:t>
+      </w:r>
+      <w:r>
+        <w:t xml:space="preserve"> </w:t>
+      </w:r>
+      <w:r>
+        <w:rPr>
+          <w:iCs/>
+          <w:i/>
+        </w:rPr>
+        <w:t xml:space="preserve">Its reactor powers down whenever the corridor beacon goes silent</w:t>
+      </w:r>
+      <w:r>
+        <w:t xml:space="preserve">. Limits:</w:t>
+      </w:r>
+      <w:r>
+        <w:t xml:space="preserve"> </w:t>
+      </w:r>
+      <w:r>
+        <w:rPr>
+          <w:iCs/>
+          <w:i/>
+        </w:rPr>
+        <w:t xml:space="preserve">Seen twice, from outside the hull; not what restarts it</w:t>
+      </w:r>
+      <w:r>
+        <w:t xml:space="preserve">. Source: The crew’s own sensor logs (scanned or tested firsthand). Cost: Countdown +1 (the hours spent watching it).</w:t>
       </w:r>
     </w:p>
     <w:p>
@@ -5211,29 +5635,13 @@
           <w:bCs/>
           <w:b/>
         </w:rPr>
-        <w:t xml:space="preserve">Confront the unknown:</w:t>
-      </w:r>
-      <w:r>
-        <w:t xml:space="preserve"> </w:t>
-      </w:r>
-      <w:r>
-        <w:t xml:space="preserve">get it to acknowledge the crew.</w:t>
-      </w:r>
-      <w:r>
-        <w:t xml:space="preserve"> </w:t>
-      </w:r>
-      <w:r>
-        <w:rPr>
-          <w:iCs/>
-          <w:i/>
-        </w:rPr>
-        <w:t xml:space="preserve">On a failure:</w:t>
-      </w:r>
-      <w:r>
-        <w:t xml:space="preserve"> </w:t>
-      </w:r>
-      <w:r>
-        <w:t xml:space="preserve">it activates the ship’s defenses; the GM may start a Countdown to full lockdown.</w:t>
+        <w:t xml:space="preserve">When a later finding disagrees.</w:t>
+      </w:r>
+      <w:r>
+        <w:t xml:space="preserve"> </w:t>
+      </w:r>
+      <w:r>
+        <w:t xml:space="preserve">Write a new data record that says what they now know; the old one stays on the sheet as what they believed then, and the new one’s limits can say so.</w:t>
       </w:r>
     </w:p>
     <w:p>
@@ -5249,29 +5657,13 @@
           <w:bCs/>
           <w:b/>
         </w:rPr>
-        <w:t xml:space="preserve">Identify:</w:t>
-      </w:r>
-      <w:r>
-        <w:t xml:space="preserve"> </w:t>
-      </w:r>
-      <w:r>
-        <w:t xml:space="preserve">learn it is still executing a wartime directive and takes the crew for enemy boarders.</w:t>
-      </w:r>
-      <w:r>
-        <w:t xml:space="preserve"> </w:t>
-      </w:r>
-      <w:r>
-        <w:rPr>
-          <w:iCs/>
-          <w:i/>
-        </w:rPr>
-        <w:t xml:space="preserve">On a failure:</w:t>
-      </w:r>
-      <w:r>
-        <w:t xml:space="preserve"> </w:t>
-      </w:r>
-      <w:r>
-        <w:t xml:space="preserve">it vents a section or seals bulkheads, splitting the party.</w:t>
+        <w:t xml:space="preserve">A data record is never proof of identity.</w:t>
+      </w:r>
+      <w:r>
+        <w:t xml:space="preserve"> </w:t>
+      </w:r>
+      <w:r>
+        <w:t xml:space="preserve">Holding a data record about one subject doesn’t prove that the thing in front of them is that subject: the Identify phase does.</w:t>
       </w:r>
     </w:p>
     <w:p>
@@ -5287,29 +5679,13 @@
           <w:bCs/>
           <w:b/>
         </w:rPr>
-        <w:t xml:space="preserve">Uncover:</w:t>
-      </w:r>
-      <w:r>
-        <w:t xml:space="preserve"> </w:t>
-      </w:r>
-      <w:r>
-        <w:t xml:space="preserve">find its original command authority code (the captain’s quarters, the black-box logs, a dead officer’s implant).</w:t>
-      </w:r>
-      <w:r>
-        <w:t xml:space="preserve"> </w:t>
-      </w:r>
-      <w:r>
-        <w:rPr>
-          <w:iCs/>
-          <w:i/>
-        </w:rPr>
-        <w:t xml:space="preserve">On a failure:</w:t>
-      </w:r>
-      <w:r>
-        <w:t xml:space="preserve"> </w:t>
-      </w:r>
-      <w:r>
-        <w:t xml:space="preserve">it detects the tampering and purges the trail; another source must be found.</w:t>
+        <w:t xml:space="preserve">Weaknesses work anyway.</w:t>
+      </w:r>
+      <w:r>
+        <w:t xml:space="preserve"> </w:t>
+      </w:r>
+      <w:r>
+        <w:t xml:space="preserve">Don’t hold back a real weakness because no one holds the data record: if they try it, it works.</w:t>
       </w:r>
     </w:p>
     <w:p>
@@ -5325,39 +5701,40 @@
           <w:bCs/>
           <w:b/>
         </w:rPr>
-        <w:t xml:space="preserve">Permits:</w:t>
-      </w:r>
-      <w:r>
-        <w:t xml:space="preserve"> </w:t>
-      </w:r>
-      <w:r>
-        <w:t xml:space="preserve">issuing orders the Warden obeys, or shutting it down cleanly without tripping its failsafes.</w:t>
-      </w:r>
-      <w:r>
-        <w:t xml:space="preserve"> </w:t>
-      </w:r>
-      <w:r>
-        <w:rPr>
-          <w:bCs/>
-          <w:b/>
-        </w:rPr>
-        <w:t xml:space="preserve">Skill:</w:t>
-      </w:r>
-      <w:r>
-        <w:t xml:space="preserve"> </w:t>
-      </w:r>
-      <w:r>
-        <w:t xml:space="preserve">Computers.</w:t>
+        <w:t xml:space="preserve">Classified Archive.</w:t>
+      </w:r>
+      <w:r>
+        <w:t xml:space="preserve"> </w:t>
+      </w:r>
+      <w:r>
+        <w:t xml:space="preserve">Agree each starting data record with its player before play: it must come from the character’s role or species, be narrow, and be a real secret: something that isn’t in any database or published record. Make sure it fits what you know to be true, adjust it if it doesn’t, and keep a note of it.</w:t>
       </w:r>
     </w:p>
     <w:bookmarkEnd w:id="26"/>
-    <w:bookmarkStart w:id="27" w:name="a-corridor-engine"/>
+    <w:bookmarkStart w:id="34" w:name="example-data-records"/>
+    <w:p>
+      <w:pPr>
+        <w:pStyle w:val="Heading2"/>
+      </w:pPr>
+      <w:r>
+        <w:t xml:space="preserve">Example data records</w:t>
+      </w:r>
+    </w:p>
+    <w:p>
+      <w:pPr>
+        <w:pStyle w:val="FirstParagraph"/>
+      </w:pPr>
+      <w:r>
+        <w:t xml:space="preserve">Seven subjects the crew might investigate, each with what goes wrong on a failed roll or a success at a cost in each phase, what its record permits, and the skill that lets a character skip Confront. A failure is where the GM may start a Countdown, when the stakes are real.</w:t>
+      </w:r>
+    </w:p>
+    <w:bookmarkStart w:id="27" w:name="halvane-lattice-core"/>
     <w:p>
       <w:pPr>
         <w:pStyle w:val="Heading3"/>
       </w:pPr>
       <w:r>
-        <w:t xml:space="preserve">A corridor engine</w:t>
+        <w:t xml:space="preserve">Halvane lattice core</w:t>
       </w:r>
     </w:p>
     <w:p>
@@ -5365,7 +5742,7 @@
         <w:pStyle w:val="FirstParagraph"/>
       </w:pPr>
       <w:r>
-        <w:t xml:space="preserve">An ancient machine, inert until approached. Corridors are natural folds, and no one builds them; but where a fold already runs close, this machine forces open a mouth that no chart shows. Who made it, and why, is a question for another investigation.</w:t>
+        <w:t xml:space="preserve">A crystalline power system found on derelict Halvane haulers, the work of a people lost behind a collapsed corridor. Ordinary engineering can’t read it.</w:t>
       </w:r>
     </w:p>
     <w:p>
@@ -5387,7 +5764,7 @@
         <w:t xml:space="preserve"> </w:t>
       </w:r>
       <w:r>
-        <w:t xml:space="preserve">detect that it’s active, not wreckage.</w:t>
+        <w:t xml:space="preserve">get the core to respond.</w:t>
       </w:r>
       <w:r>
         <w:t xml:space="preserve"> </w:t>
@@ -5403,7 +5780,7 @@
         <w:t xml:space="preserve"> </w:t>
       </w:r>
       <w:r>
-        <w:t xml:space="preserve">a spatial pulse throws crew or objects a short distance.</w:t>
+        <w:t xml:space="preserve">it pulses and drains nearby power cells; suits and tools lose charge.</w:t>
       </w:r>
     </w:p>
     <w:p>
@@ -5425,7 +5802,7 @@
         <w:t xml:space="preserve"> </w:t>
       </w:r>
       <w:r>
-        <w:t xml:space="preserve">learn it is still keyed to a far mouth, and something on the other side is listening.</w:t>
+        <w:t xml:space="preserve">learn it feeds on the crew’s own power signatures.</w:t>
       </w:r>
       <w:r>
         <w:t xml:space="preserve"> </w:t>
@@ -5441,7 +5818,7 @@
         <w:t xml:space="preserve"> </w:t>
       </w:r>
       <w:r>
-        <w:t xml:space="preserve">the mouth half-opens; something comes through, or a signal goes out.</w:t>
+        <w:t xml:space="preserve">resonance builds; the GM may start a Countdown to critical.</w:t>
       </w:r>
     </w:p>
     <w:p>
@@ -5463,7 +5840,7 @@
         <w:t xml:space="preserve"> </w:t>
       </w:r>
       <w:r>
-        <w:t xml:space="preserve">decode its address glyphs and its sealing sequence.</w:t>
+        <w:t xml:space="preserve">find the harmonic frequency that controls it.</w:t>
       </w:r>
       <w:r>
         <w:t xml:space="preserve"> </w:t>
@@ -5479,7 +5856,7 @@
         <w:t xml:space="preserve"> </w:t>
       </w:r>
       <w:r>
-        <w:t xml:space="preserve">it locks onto a random mouth; the GM may start a Countdown to an unstable opening.</w:t>
+        <w:t xml:space="preserve">a feedback surge injures whoever is linked to it.</w:t>
       </w:r>
     </w:p>
     <w:p>
@@ -5501,7 +5878,7 @@
         <w:t xml:space="preserve"> </w:t>
       </w:r>
       <w:r>
-        <w:t xml:space="preserve">opening its mouth to a known destination along the fold, or sealing it for good.</w:t>
+        <w:t xml:space="preserve">waking, powering down or rerouting any Halvane lattice core.</w:t>
       </w:r>
       <w:r>
         <w:t xml:space="preserve"> </w:t>
@@ -5517,17 +5894,17 @@
         <w:t xml:space="preserve"> </w:t>
       </w:r>
       <w:r>
-        <w:t xml:space="preserve">Science.</w:t>
+        <w:t xml:space="preserve">Engineering.</w:t>
       </w:r>
     </w:p>
     <w:bookmarkEnd w:id="27"/>
-    <w:bookmarkStart w:id="28" w:name="spatial-fracture"/>
+    <w:bookmarkStart w:id="28" w:name="the-warden-of-the-ashkarr"/>
     <w:p>
       <w:pPr>
         <w:pStyle w:val="Heading3"/>
       </w:pPr>
       <w:r>
-        <w:t xml:space="preserve">Spatial fracture</w:t>
+        <w:t xml:space="preserve">The Warden of the Ashkarr</w:t>
       </w:r>
     </w:p>
     <w:p>
@@ -5535,7 +5912,20 @@
         <w:pStyle w:val="FirstParagraph"/>
       </w:pPr>
       <w:r>
-        <w:t xml:space="preserve">An unstable region where space folds on itself; the sensors return contradictory readings.</w:t>
+        <w:t xml:space="preserve">One damaged military intelligence, the Warden, still running aboard the derelict Hegemony warship</w:t>
+      </w:r>
+      <w:r>
+        <w:t xml:space="preserve"> </w:t>
+      </w:r>
+      <w:r>
+        <w:rPr>
+          <w:iCs/>
+          <w:i/>
+        </w:rPr>
+        <w:t xml:space="preserve">Ashkarr</w:t>
+      </w:r>
+      <w:r>
+        <w:t xml:space="preserve">. An AI Minder’s training covers AIs in general; this record covers only the Warden’s own command authority.</w:t>
       </w:r>
     </w:p>
     <w:p>
@@ -5557,7 +5947,7 @@
         <w:t xml:space="preserve"> </w:t>
       </w:r>
       <w:r>
-        <w:t xml:space="preserve">map the fracture’s edge.</w:t>
+        <w:t xml:space="preserve">get it to acknowledge the crew.</w:t>
       </w:r>
       <w:r>
         <w:t xml:space="preserve"> </w:t>
@@ -5573,7 +5963,7 @@
         <w:t xml:space="preserve"> </w:t>
       </w:r>
       <w:r>
-        <w:t xml:space="preserve">the ship clips it; mark Hull, or a system goes offline.</w:t>
+        <w:t xml:space="preserve">it activates the ship’s defenses; the GM may start a Countdown to full lockdown.</w:t>
       </w:r>
     </w:p>
     <w:p>
@@ -5595,7 +5985,7 @@
         <w:t xml:space="preserve"> </w:t>
       </w:r>
       <w:r>
-        <w:t xml:space="preserve">learn it shifts in a cycle tied to an outside rhythm (a pulsar, a nearby drive’s signature).</w:t>
+        <w:t xml:space="preserve">learn it is still executing a wartime directive and takes the crew for enemy boarders.</w:t>
       </w:r>
       <w:r>
         <w:t xml:space="preserve"> </w:t>
@@ -5611,7 +6001,7 @@
         <w:t xml:space="preserve"> </w:t>
       </w:r>
       <w:r>
-        <w:t xml:space="preserve">time slips; the crew loses hours.</w:t>
+        <w:t xml:space="preserve">it vents a section or seals bulkheads, splitting the party.</w:t>
       </w:r>
     </w:p>
     <w:p>
@@ -5633,7 +6023,7 @@
         <w:t xml:space="preserve"> </w:t>
       </w:r>
       <w:r>
-        <w:t xml:space="preserve">plot the safe corridor that opens on each cycle.</w:t>
+        <w:t xml:space="preserve">find its original command authority code (the captain’s quarters, the black-box logs, a dead officer’s implant).</w:t>
       </w:r>
       <w:r>
         <w:t xml:space="preserve"> </w:t>
@@ -5649,7 +6039,7 @@
         <w:t xml:space="preserve"> </w:t>
       </w:r>
       <w:r>
-        <w:t xml:space="preserve">the ship is caught mid-fold; the GM starts a Countdown to hull failure.</w:t>
+        <w:t xml:space="preserve">it detects the tampering and purges the trail; another source must be found.</w:t>
       </w:r>
     </w:p>
     <w:p>
@@ -5671,7 +6061,7 @@
         <w:t xml:space="preserve"> </w:t>
       </w:r>
       <w:r>
-        <w:t xml:space="preserve">navigating this fracture, and fractures of its kind, safely.</w:t>
+        <w:t xml:space="preserve">issuing orders the Warden obeys, or shutting it down cleanly without tripping its failsafes.</w:t>
       </w:r>
       <w:r>
         <w:t xml:space="preserve"> </w:t>
@@ -5687,17 +6077,17 @@
         <w:t xml:space="preserve"> </w:t>
       </w:r>
       <w:r>
-        <w:t xml:space="preserve">Navigation.</w:t>
+        <w:t xml:space="preserve">Computers.</w:t>
       </w:r>
     </w:p>
     <w:bookmarkEnd w:id="28"/>
-    <w:bookmarkStart w:id="29" w:name="a-living-hull"/>
+    <w:bookmarkStart w:id="29" w:name="a-corridor-engine"/>
     <w:p>
       <w:pPr>
         <w:pStyle w:val="Heading3"/>
       </w:pPr>
       <w:r>
-        <w:t xml:space="preserve">A living hull</w:t>
+        <w:t xml:space="preserve">A corridor engine</w:t>
       </w:r>
     </w:p>
     <w:p>
@@ -5705,7 +6095,7 @@
         <w:pStyle w:val="FirstParagraph"/>
       </w:pPr>
       <w:r>
-        <w:t xml:space="preserve">A living ship that treats intruders as an infection.</w:t>
+        <w:t xml:space="preserve">An ancient machine, inert until approached. Corridors are natural folds, and no one builds them; but where a fold already runs close, this machine forces open a mouth that no chart shows. Who made it, and why, is a question for another investigation.</w:t>
       </w:r>
     </w:p>
     <w:p>
@@ -5727,7 +6117,7 @@
         <w:t xml:space="preserve"> </w:t>
       </w:r>
       <w:r>
-        <w:t xml:space="preserve">realize the ship is alive and aware.</w:t>
+        <w:t xml:space="preserve">detect that it’s active, not wreckage.</w:t>
       </w:r>
       <w:r>
         <w:t xml:space="preserve"> </w:t>
@@ -5743,7 +6133,7 @@
         <w:t xml:space="preserve"> </w:t>
       </w:r>
       <w:r>
-        <w:t xml:space="preserve">tissue walls close passages or secrete irritants.</w:t>
+        <w:t xml:space="preserve">a spatial pulse throws crew or objects a short distance.</w:t>
       </w:r>
     </w:p>
     <w:p>
@@ -5765,7 +6155,7 @@
         <w:t xml:space="preserve"> </w:t>
       </w:r>
       <w:r>
-        <w:t xml:space="preserve">learn its immune response escalates with each disturbance, and in the end digests foreign matter.</w:t>
+        <w:t xml:space="preserve">learn it is still keyed to a far mouth, and something on the other side is listening.</w:t>
       </w:r>
       <w:r>
         <w:t xml:space="preserve"> </w:t>
@@ -5781,7 +6171,7 @@
         <w:t xml:space="preserve"> </w:t>
       </w:r>
       <w:r>
-        <w:t xml:space="preserve">antibody organisms attack; the GM may start a Countdown to its full immune response.</w:t>
+        <w:t xml:space="preserve">the mouth half-opens; something comes through, or a signal goes out.</w:t>
       </w:r>
     </w:p>
     <w:p>
@@ -5803,7 +6193,7 @@
         <w:t xml:space="preserve"> </w:t>
       </w:r>
       <w:r>
-        <w:t xml:space="preserve">find the chemical or bio-signature it accepts as self (from its dead crew, its nursery, its pilot cradle).</w:t>
+        <w:t xml:space="preserve">decode its address glyphs and its sealing sequence.</w:t>
       </w:r>
       <w:r>
         <w:t xml:space="preserve"> </w:t>
@@ -5819,7 +6209,7 @@
         <w:t xml:space="preserve"> </w:t>
       </w:r>
       <w:r>
-        <w:t xml:space="preserve">the wrong signature marks the crew as its first target.</w:t>
+        <w:t xml:space="preserve">it locks onto a random mouth; the GM may start a Countdown to an unstable opening.</w:t>
       </w:r>
     </w:p>
     <w:p>
@@ -5841,7 +6231,7 @@
         <w:t xml:space="preserve"> </w:t>
       </w:r>
       <w:r>
-        <w:t xml:space="preserve">moving through the ship unopposed, and coaxing its doors, systems or will to cooperate.</w:t>
+        <w:t xml:space="preserve">opening its mouth to a known destination along the fold, or sealing it for good.</w:t>
       </w:r>
       <w:r>
         <w:t xml:space="preserve"> </w:t>
@@ -5857,17 +6247,17 @@
         <w:t xml:space="preserve"> </w:t>
       </w:r>
       <w:r>
-        <w:t xml:space="preserve">Science or Medicine.</w:t>
+        <w:t xml:space="preserve">Science.</w:t>
       </w:r>
     </w:p>
     <w:bookmarkEnd w:id="29"/>
-    <w:bookmarkStart w:id="30" w:name="corporate-black-site-encryption"/>
+    <w:bookmarkStart w:id="30" w:name="spatial-fracture"/>
     <w:p>
       <w:pPr>
         <w:pStyle w:val="Heading3"/>
       </w:pPr>
       <w:r>
-        <w:t xml:space="preserve">Corporate black-site encryption</w:t>
+        <w:t xml:space="preserve">Spatial fracture</w:t>
       </w:r>
     </w:p>
     <w:p>
@@ -5875,7 +6265,7 @@
         <w:pStyle w:val="FirstParagraph"/>
       </w:pPr>
       <w:r>
-        <w:t xml:space="preserve">A proprietary security layer guarding a corporate facility or data vault.</w:t>
+        <w:t xml:space="preserve">An unstable region where space folds on itself; the sensors return contradictory readings.</w:t>
       </w:r>
     </w:p>
     <w:p>
@@ -5897,7 +6287,7 @@
         <w:t xml:space="preserve"> </w:t>
       </w:r>
       <w:r>
-        <w:t xml:space="preserve">recognize it as an adaptive, corporation-specific system, not standard encryption.</w:t>
+        <w:t xml:space="preserve">map the fracture’s edge.</w:t>
       </w:r>
       <w:r>
         <w:t xml:space="preserve"> </w:t>
@@ -5913,7 +6303,7 @@
         <w:t xml:space="preserve"> </w:t>
       </w:r>
       <w:r>
-        <w:t xml:space="preserve">the attempt is logged; mark Heat.</w:t>
+        <w:t xml:space="preserve">the ship clips it; mark Hull, or a system goes offline.</w:t>
       </w:r>
     </w:p>
     <w:p>
@@ -5935,7 +6325,7 @@
         <w:t xml:space="preserve"> </w:t>
       </w:r>
       <w:r>
-        <w:t xml:space="preserve">learn it has a dead-man response: tampering calls corporate security or wipes the vault.</w:t>
+        <w:t xml:space="preserve">learn it shifts in a cycle tied to an outside rhythm (a pulsar, a nearby drive’s signature).</w:t>
       </w:r>
       <w:r>
         <w:t xml:space="preserve"> </w:t>
@@ -5951,7 +6341,7 @@
         <w:t xml:space="preserve"> </w:t>
       </w:r>
       <w:r>
-        <w:t xml:space="preserve">the GM may start a Countdown to the security response or the wipe.</w:t>
+        <w:t xml:space="preserve">time slips; the crew loses hours.</w:t>
       </w:r>
     </w:p>
     <w:p>
@@ -5973,7 +6363,7 @@
         <w:t xml:space="preserve"> </w:t>
       </w:r>
       <w:r>
-        <w:t xml:space="preserve">obtain a valid credential pattern (a defector, a stolen badge, a maintenance back door).</w:t>
+        <w:t xml:space="preserve">plot the safe corridor that opens on each cycle.</w:t>
       </w:r>
       <w:r>
         <w:t xml:space="preserve"> </w:t>
@@ -5989,7 +6379,7 @@
         <w:t xml:space="preserve"> </w:t>
       </w:r>
       <w:r>
-        <w:t xml:space="preserve">the credential is flagged, and its source is burned.</w:t>
+        <w:t xml:space="preserve">the ship is caught mid-fold; the GM starts a Countdown to hull failure.</w:t>
       </w:r>
     </w:p>
     <w:p>
@@ -6011,7 +6401,7 @@
         <w:t xml:space="preserve"> </w:t>
       </w:r>
       <w:r>
-        <w:t xml:space="preserve">bypassing this corporation’s black-site security, or forging credentials it accepts.</w:t>
+        <w:t xml:space="preserve">navigating this fracture, and fractures of its kind, safely.</w:t>
       </w:r>
       <w:r>
         <w:t xml:space="preserve"> </w:t>
@@ -6027,17 +6417,17 @@
         <w:t xml:space="preserve"> </w:t>
       </w:r>
       <w:r>
-        <w:t xml:space="preserve">Computers.</w:t>
+        <w:t xml:space="preserve">Navigation.</w:t>
       </w:r>
     </w:p>
     <w:bookmarkEnd w:id="30"/>
-    <w:bookmarkStart w:id="31" w:name="an-alien-weapon-cache"/>
+    <w:bookmarkStart w:id="31" w:name="a-living-hull"/>
     <w:p>
       <w:pPr>
         <w:pStyle w:val="Heading3"/>
       </w:pPr>
       <w:r>
-        <w:t xml:space="preserve">An alien weapon cache</w:t>
+        <w:t xml:space="preserve">A living hull</w:t>
       </w:r>
     </w:p>
     <w:p>
@@ -6045,7 +6435,7 @@
         <w:pStyle w:val="FirstParagraph"/>
       </w:pPr>
       <w:r>
-        <w:t xml:space="preserve">A stockpile of weapons built by a hostile species, perhaps still being used against the crew.</w:t>
+        <w:t xml:space="preserve">A living ship that treats intruders as an infection.</w:t>
       </w:r>
     </w:p>
     <w:p>
@@ -6067,7 +6457,7 @@
         <w:t xml:space="preserve"> </w:t>
       </w:r>
       <w:r>
-        <w:t xml:space="preserve">survive or witness the weapons in use.</w:t>
+        <w:t xml:space="preserve">realize the ship is alive and aware.</w:t>
       </w:r>
       <w:r>
         <w:t xml:space="preserve"> </w:t>
@@ -6083,7 +6473,7 @@
         <w:t xml:space="preserve"> </w:t>
       </w:r>
       <w:r>
-        <w:t xml:space="preserve">one discharges, or is turned on the crew.</w:t>
+        <w:t xml:space="preserve">tissue walls close passages or secrete irritants.</w:t>
       </w:r>
     </w:p>
     <w:p>
@@ -6105,7 +6495,7 @@
         <w:t xml:space="preserve"> </w:t>
       </w:r>
       <w:r>
-        <w:t xml:space="preserve">learn they’re keyed to their makers’ biology, or tuned to a frequency.</w:t>
+        <w:t xml:space="preserve">learn its immune response escalates with each disturbance, and in the end digests foreign matter.</w:t>
       </w:r>
       <w:r>
         <w:t xml:space="preserve"> </w:t>
@@ -6121,7 +6511,7 @@
         <w:t xml:space="preserve"> </w:t>
       </w:r>
       <w:r>
-        <w:t xml:space="preserve">a weapon self-destructs or alerts its owners.</w:t>
+        <w:t xml:space="preserve">antibody organisms attack; the GM may start a Countdown to its full immune response.</w:t>
       </w:r>
     </w:p>
     <w:p>
@@ -6143,7 +6533,7 @@
         <w:t xml:space="preserve"> </w:t>
       </w:r>
       <w:r>
-        <w:t xml:space="preserve">find how they fail (a frequency that overloads them, a biometric spoof).</w:t>
+        <w:t xml:space="preserve">find the chemical or bio-signature it accepts as self (from its dead crew, its nursery, its pilot cradle).</w:t>
       </w:r>
       <w:r>
         <w:t xml:space="preserve"> </w:t>
@@ -6159,7 +6549,7 @@
         <w:t xml:space="preserve"> </w:t>
       </w:r>
       <w:r>
-        <w:t xml:space="preserve">a booby trap goes off; if the cache is rigged to blow, the GM may start a Countdown.</w:t>
+        <w:t xml:space="preserve">the wrong signature marks the crew as its first target.</w:t>
       </w:r>
     </w:p>
     <w:p>
@@ -6181,6 +6571,346 @@
         <w:t xml:space="preserve"> </w:t>
       </w:r>
       <w:r>
+        <w:t xml:space="preserve">moving through the ship unopposed, and coaxing its doors, systems or will to cooperate.</w:t>
+      </w:r>
+      <w:r>
+        <w:t xml:space="preserve"> </w:t>
+      </w:r>
+      <w:r>
+        <w:rPr>
+          <w:bCs/>
+          <w:b/>
+        </w:rPr>
+        <w:t xml:space="preserve">Skill:</w:t>
+      </w:r>
+      <w:r>
+        <w:t xml:space="preserve"> </w:t>
+      </w:r>
+      <w:r>
+        <w:t xml:space="preserve">Science or Medicine.</w:t>
+      </w:r>
+    </w:p>
+    <w:bookmarkEnd w:id="31"/>
+    <w:bookmarkStart w:id="32" w:name="corporate-black-site-encryption"/>
+    <w:p>
+      <w:pPr>
+        <w:pStyle w:val="Heading3"/>
+      </w:pPr>
+      <w:r>
+        <w:t xml:space="preserve">Corporate black-site encryption</w:t>
+      </w:r>
+    </w:p>
+    <w:p>
+      <w:pPr>
+        <w:pStyle w:val="FirstParagraph"/>
+      </w:pPr>
+      <w:r>
+        <w:t xml:space="preserve">A proprietary security layer guarding a corporate facility or data vault.</w:t>
+      </w:r>
+    </w:p>
+    <w:p>
+      <w:pPr>
+        <w:numPr>
+          <w:ilvl w:val="0"/>
+          <w:numId w:val="1010"/>
+        </w:numPr>
+        <w:pStyle w:val="Compact"/>
+      </w:pPr>
+      <w:r>
+        <w:rPr>
+          <w:bCs/>
+          <w:b/>
+        </w:rPr>
+        <w:t xml:space="preserve">Confront the unknown:</w:t>
+      </w:r>
+      <w:r>
+        <w:t xml:space="preserve"> </w:t>
+      </w:r>
+      <w:r>
+        <w:t xml:space="preserve">recognize it as an adaptive, corporation-specific system, not standard encryption.</w:t>
+      </w:r>
+      <w:r>
+        <w:t xml:space="preserve"> </w:t>
+      </w:r>
+      <w:r>
+        <w:rPr>
+          <w:iCs/>
+          <w:i/>
+        </w:rPr>
+        <w:t xml:space="preserve">On a failure:</w:t>
+      </w:r>
+      <w:r>
+        <w:t xml:space="preserve"> </w:t>
+      </w:r>
+      <w:r>
+        <w:t xml:space="preserve">the attempt is logged; mark Heat.</w:t>
+      </w:r>
+    </w:p>
+    <w:p>
+      <w:pPr>
+        <w:numPr>
+          <w:ilvl w:val="0"/>
+          <w:numId w:val="1010"/>
+        </w:numPr>
+        <w:pStyle w:val="Compact"/>
+      </w:pPr>
+      <w:r>
+        <w:rPr>
+          <w:bCs/>
+          <w:b/>
+        </w:rPr>
+        <w:t xml:space="preserve">Identify:</w:t>
+      </w:r>
+      <w:r>
+        <w:t xml:space="preserve"> </w:t>
+      </w:r>
+      <w:r>
+        <w:t xml:space="preserve">learn it has a dead-man response: tampering calls corporate security or wipes the vault.</w:t>
+      </w:r>
+      <w:r>
+        <w:t xml:space="preserve"> </w:t>
+      </w:r>
+      <w:r>
+        <w:rPr>
+          <w:iCs/>
+          <w:i/>
+        </w:rPr>
+        <w:t xml:space="preserve">On a failure:</w:t>
+      </w:r>
+      <w:r>
+        <w:t xml:space="preserve"> </w:t>
+      </w:r>
+      <w:r>
+        <w:t xml:space="preserve">the GM may start a Countdown to the security response or the wipe.</w:t>
+      </w:r>
+    </w:p>
+    <w:p>
+      <w:pPr>
+        <w:numPr>
+          <w:ilvl w:val="0"/>
+          <w:numId w:val="1010"/>
+        </w:numPr>
+        <w:pStyle w:val="Compact"/>
+      </w:pPr>
+      <w:r>
+        <w:rPr>
+          <w:bCs/>
+          <w:b/>
+        </w:rPr>
+        <w:t xml:space="preserve">Uncover:</w:t>
+      </w:r>
+      <w:r>
+        <w:t xml:space="preserve"> </w:t>
+      </w:r>
+      <w:r>
+        <w:t xml:space="preserve">obtain a valid credential pattern (a defector, a stolen badge, a maintenance back door).</w:t>
+      </w:r>
+      <w:r>
+        <w:t xml:space="preserve"> </w:t>
+      </w:r>
+      <w:r>
+        <w:rPr>
+          <w:iCs/>
+          <w:i/>
+        </w:rPr>
+        <w:t xml:space="preserve">On a failure:</w:t>
+      </w:r>
+      <w:r>
+        <w:t xml:space="preserve"> </w:t>
+      </w:r>
+      <w:r>
+        <w:t xml:space="preserve">the credential is flagged, and its source is burned.</w:t>
+      </w:r>
+    </w:p>
+    <w:p>
+      <w:pPr>
+        <w:numPr>
+          <w:ilvl w:val="0"/>
+          <w:numId w:val="1010"/>
+        </w:numPr>
+        <w:pStyle w:val="Compact"/>
+      </w:pPr>
+      <w:r>
+        <w:rPr>
+          <w:bCs/>
+          <w:b/>
+        </w:rPr>
+        <w:t xml:space="preserve">Permits:</w:t>
+      </w:r>
+      <w:r>
+        <w:t xml:space="preserve"> </w:t>
+      </w:r>
+      <w:r>
+        <w:t xml:space="preserve">bypassing this corporation’s black-site security, or forging credentials it accepts.</w:t>
+      </w:r>
+      <w:r>
+        <w:t xml:space="preserve"> </w:t>
+      </w:r>
+      <w:r>
+        <w:rPr>
+          <w:bCs/>
+          <w:b/>
+        </w:rPr>
+        <w:t xml:space="preserve">Skill:</w:t>
+      </w:r>
+      <w:r>
+        <w:t xml:space="preserve"> </w:t>
+      </w:r>
+      <w:r>
+        <w:t xml:space="preserve">Computers.</w:t>
+      </w:r>
+    </w:p>
+    <w:bookmarkEnd w:id="32"/>
+    <w:bookmarkStart w:id="33" w:name="an-alien-weapon-cache"/>
+    <w:p>
+      <w:pPr>
+        <w:pStyle w:val="Heading3"/>
+      </w:pPr>
+      <w:r>
+        <w:t xml:space="preserve">An alien weapon cache</w:t>
+      </w:r>
+    </w:p>
+    <w:p>
+      <w:pPr>
+        <w:pStyle w:val="FirstParagraph"/>
+      </w:pPr>
+      <w:r>
+        <w:t xml:space="preserve">A stockpile of weapons built by a hostile species, perhaps still being used against the crew.</w:t>
+      </w:r>
+    </w:p>
+    <w:p>
+      <w:pPr>
+        <w:numPr>
+          <w:ilvl w:val="0"/>
+          <w:numId w:val="1011"/>
+        </w:numPr>
+        <w:pStyle w:val="Compact"/>
+      </w:pPr>
+      <w:r>
+        <w:rPr>
+          <w:bCs/>
+          <w:b/>
+        </w:rPr>
+        <w:t xml:space="preserve">Confront the unknown:</w:t>
+      </w:r>
+      <w:r>
+        <w:t xml:space="preserve"> </w:t>
+      </w:r>
+      <w:r>
+        <w:t xml:space="preserve">survive or witness the weapons in use.</w:t>
+      </w:r>
+      <w:r>
+        <w:t xml:space="preserve"> </w:t>
+      </w:r>
+      <w:r>
+        <w:rPr>
+          <w:iCs/>
+          <w:i/>
+        </w:rPr>
+        <w:t xml:space="preserve">On a failure:</w:t>
+      </w:r>
+      <w:r>
+        <w:t xml:space="preserve"> </w:t>
+      </w:r>
+      <w:r>
+        <w:t xml:space="preserve">one discharges, or is turned on the crew.</w:t>
+      </w:r>
+    </w:p>
+    <w:p>
+      <w:pPr>
+        <w:numPr>
+          <w:ilvl w:val="0"/>
+          <w:numId w:val="1011"/>
+        </w:numPr>
+        <w:pStyle w:val="Compact"/>
+      </w:pPr>
+      <w:r>
+        <w:rPr>
+          <w:bCs/>
+          <w:b/>
+        </w:rPr>
+        <w:t xml:space="preserve">Identify:</w:t>
+      </w:r>
+      <w:r>
+        <w:t xml:space="preserve"> </w:t>
+      </w:r>
+      <w:r>
+        <w:t xml:space="preserve">learn they’re keyed to their makers’ biology, or tuned to a frequency.</w:t>
+      </w:r>
+      <w:r>
+        <w:t xml:space="preserve"> </w:t>
+      </w:r>
+      <w:r>
+        <w:rPr>
+          <w:iCs/>
+          <w:i/>
+        </w:rPr>
+        <w:t xml:space="preserve">On a failure:</w:t>
+      </w:r>
+      <w:r>
+        <w:t xml:space="preserve"> </w:t>
+      </w:r>
+      <w:r>
+        <w:t xml:space="preserve">a weapon self-destructs or alerts its owners.</w:t>
+      </w:r>
+    </w:p>
+    <w:p>
+      <w:pPr>
+        <w:numPr>
+          <w:ilvl w:val="0"/>
+          <w:numId w:val="1011"/>
+        </w:numPr>
+        <w:pStyle w:val="Compact"/>
+      </w:pPr>
+      <w:r>
+        <w:rPr>
+          <w:bCs/>
+          <w:b/>
+        </w:rPr>
+        <w:t xml:space="preserve">Uncover:</w:t>
+      </w:r>
+      <w:r>
+        <w:t xml:space="preserve"> </w:t>
+      </w:r>
+      <w:r>
+        <w:t xml:space="preserve">find how they fail (a frequency that overloads them, a biometric spoof).</w:t>
+      </w:r>
+      <w:r>
+        <w:t xml:space="preserve"> </w:t>
+      </w:r>
+      <w:r>
+        <w:rPr>
+          <w:iCs/>
+          <w:i/>
+        </w:rPr>
+        <w:t xml:space="preserve">On a failure:</w:t>
+      </w:r>
+      <w:r>
+        <w:t xml:space="preserve"> </w:t>
+      </w:r>
+      <w:r>
+        <w:t xml:space="preserve">a booby trap goes off; if the cache is rigged to blow, the GM may start a Countdown.</w:t>
+      </w:r>
+    </w:p>
+    <w:p>
+      <w:pPr>
+        <w:numPr>
+          <w:ilvl w:val="0"/>
+          <w:numId w:val="1011"/>
+        </w:numPr>
+        <w:pStyle w:val="Compact"/>
+      </w:pPr>
+      <w:r>
+        <w:rPr>
+          <w:bCs/>
+          <w:b/>
+        </w:rPr>
+        <w:t xml:space="preserve">Permits:</w:t>
+      </w:r>
+      <w:r>
+        <w:t xml:space="preserve"> </w:t>
+      </w:r>
+      <w:r>
         <w:t xml:space="preserve">disabling these weapons in a fight (a telling hit’s break-gear effect works on them even in the makers’ hands), or turning them against their makers.</w:t>
       </w:r>
       <w:r>
@@ -6200,9 +6930,9 @@
         <w:t xml:space="preserve">Engineering or Firearms.</w:t>
       </w:r>
     </w:p>
-    <w:bookmarkEnd w:id="31"/>
-    <w:bookmarkEnd w:id="32"/>
-    <w:bookmarkStart w:id="33" w:name="rival-clocks"/>
+    <w:bookmarkEnd w:id="33"/>
+    <w:bookmarkEnd w:id="34"/>
+    <w:bookmarkStart w:id="35" w:name="rival-clocks"/>
     <w:p>
       <w:pPr>
         <w:pStyle w:val="Heading2"/>
@@ -6474,8 +7204,8 @@
         </w:tc>
       </w:tr>
     </w:tbl>
-    <w:bookmarkEnd w:id="33"/>
-    <w:bookmarkStart w:id="34" w:name="the-discovery-panel"/>
+    <w:bookmarkEnd w:id="35"/>
+    <w:bookmarkStart w:id="36" w:name="the-discovery-panel"/>
     <w:p>
       <w:pPr>
         <w:pStyle w:val="Heading2"/>
@@ -6618,9 +7348,9 @@
         <w:t xml:space="preserve">commands do the same at a table that plays online.</w:t>
       </w:r>
     </w:p>
-    <w:bookmarkEnd w:id="34"/>
-    <w:bookmarkEnd w:id="35"/>
-    <w:bookmarkStart w:id="38" w:name="the-gms-tools"/>
+    <w:bookmarkEnd w:id="36"/>
+    <w:bookmarkEnd w:id="37"/>
+    <w:bookmarkStart w:id="40" w:name="the-gms-tools"/>
     <w:p>
       <w:pPr>
         <w:pStyle w:val="Heading1"/>
@@ -6629,7 +7359,7 @@
         <w:t xml:space="preserve">The GM’s tools</w:t>
       </w:r>
     </w:p>
-    <w:bookmarkStart w:id="36" w:name="the-battle-map"/>
+    <w:bookmarkStart w:id="38" w:name="the-battle-map"/>
     <w:p>
       <w:pPr>
         <w:pStyle w:val="Heading2"/>
@@ -6710,7 +7440,7 @@
       <w:pPr>
         <w:numPr>
           <w:ilvl w:val="0"/>
-          <w:numId w:val="1010"/>
+          <w:numId w:val="1012"/>
         </w:numPr>
         <w:pStyle w:val="Compact"/>
       </w:pPr>
@@ -6745,7 +7475,7 @@
       <w:pPr>
         <w:numPr>
           <w:ilvl w:val="0"/>
-          <w:numId w:val="1010"/>
+          <w:numId w:val="1012"/>
         </w:numPr>
         <w:pStyle w:val="Compact"/>
       </w:pPr>
@@ -6849,8 +7579,8 @@
         <w:t xml:space="preserve">places a token linked to the crew’s Hull track, so damage marked on the map is marked on the sheet. Enemy ships come from the Enemy ships table with their Hull boxes. Each lane is a range band from our ship. When the pilots make their opposed Piloting roll, drag the enemy one lane in or out. Weapons take −2 one band beyond their range and −4 two bands beyond.</w:t>
       </w:r>
     </w:p>
-    <w:bookmarkEnd w:id="36"/>
-    <w:bookmarkStart w:id="37" w:name="the-encounter-panel"/>
+    <w:bookmarkEnd w:id="38"/>
+    <w:bookmarkStart w:id="39" w:name="the-encounter-panel"/>
     <w:p>
       <w:pPr>
         <w:pStyle w:val="Heading2"/>
@@ -6917,8 +7647,8 @@
         <w:t xml:space="preserve">The GM can start a shared table from the GM view and give the players its code; each player joins from their character’s Play tab. While they’re connected, every roll from a sheet is rolled by the table server, so the whole table sees the same dice as they land, in a live log on the Play tab and on the GM view, along with who rolled, against what, and any telling hit. A point reroll answers its own roll, once. Each player’s character is shared with the GM too: it appears among the GM view’s characters, marked at the table, and its injuries, points, ammunition and form stay in step both ways, whether they’re changed on the sheet, on the GM’s card or in an encounter. In a fight, each player’s Play tab shows the GM’s battle map and the encounter’s turn order and latest results; a player drags their own token, and on their turn sends the GM what they’ll do, which the GM puts into the Encounter panel and runs. The GM can remove a player from the table, and give the table a new code: everyone at it moves with it, and the old code stops working. Without a table, the roller works exactly as it always has.</w:t>
       </w:r>
     </w:p>
-    <w:bookmarkEnd w:id="37"/>
-    <w:bookmarkEnd w:id="38"/>
+    <w:bookmarkEnd w:id="39"/>
+    <w:bookmarkEnd w:id="40"/>
     <w:sectPr/>
   </w:body>
 </w:document>
@@ -7025,6 +7755,82 @@
       </w:pPr>
     </w:lvl>
   </w:abstractNum>
+  <w:abstractNum w:abstractNumId="991">
+    <w:nsid w:val="A991"/>
+    <w:multiLevelType w:val="multilevel"/>
+    <w:lvl w:ilvl="0">
+      <w:numFmt w:val="bullet"/>
+      <w:lvlText w:val="•"/>
+      <w:lvlJc w:val="left"/>
+      <w:pPr>
+        <w:ind w:left="720" w:hanging="480"/>
+      </w:pPr>
+    </w:lvl>
+    <w:lvl w:ilvl="1">
+      <w:numFmt w:val="bullet"/>
+      <w:lvlText w:val="–"/>
+      <w:lvlJc w:val="left"/>
+      <w:pPr>
+        <w:ind w:left="1440" w:hanging="480"/>
+      </w:pPr>
+    </w:lvl>
+    <w:lvl w:ilvl="2">
+      <w:numFmt w:val="bullet"/>
+      <w:lvlText w:val="•"/>
+      <w:lvlJc w:val="left"/>
+      <w:pPr>
+        <w:ind w:left="2160" w:hanging="480"/>
+      </w:pPr>
+    </w:lvl>
+    <w:lvl w:ilvl="3">
+      <w:numFmt w:val="bullet"/>
+      <w:lvlText w:val="–"/>
+      <w:lvlJc w:val="left"/>
+      <w:pPr>
+        <w:ind w:left="2880" w:hanging="480"/>
+      </w:pPr>
+    </w:lvl>
+    <w:lvl w:ilvl="4">
+      <w:numFmt w:val="bullet"/>
+      <w:lvlText w:val="•"/>
+      <w:lvlJc w:val="left"/>
+      <w:pPr>
+        <w:ind w:left="3600" w:hanging="480"/>
+      </w:pPr>
+    </w:lvl>
+    <w:lvl w:ilvl="5">
+      <w:numFmt w:val="bullet"/>
+      <w:lvlText w:val="–"/>
+      <w:lvlJc w:val="left"/>
+      <w:pPr>
+        <w:ind w:left="4320" w:hanging="480"/>
+      </w:pPr>
+    </w:lvl>
+    <w:lvl w:ilvl="6">
+      <w:numFmt w:val="bullet"/>
+      <w:lvlText w:val="•"/>
+      <w:lvlJc w:val="left"/>
+      <w:pPr>
+        <w:ind w:left="5040" w:hanging="480"/>
+      </w:pPr>
+    </w:lvl>
+    <w:lvl w:ilvl="7">
+      <w:numFmt w:val="bullet"/>
+      <w:lvlText w:val="–"/>
+      <w:lvlJc w:val="left"/>
+      <w:pPr>
+        <w:ind w:left="5760" w:hanging="480"/>
+      </w:pPr>
+    </w:lvl>
+    <w:lvl w:ilvl="8">
+      <w:numFmt w:val="bullet"/>
+      <w:lvlText w:val="•"/>
+      <w:lvlJc w:val="left"/>
+      <w:pPr>
+        <w:ind w:left="6480" w:hanging="480"/>
+      </w:pPr>
+    </w:lvl>
+  </w:abstractNum>
   <w:abstractNum w:abstractNumId="99411">
     <w:nsid w:val="A99411"/>
     <w:multiLevelType w:val="multilevel"/>
@@ -7110,86 +7916,16 @@
       </w:pPr>
     </w:lvl>
   </w:abstractNum>
-  <w:abstractNum w:abstractNumId="991">
-    <w:nsid w:val="A991"/>
-    <w:multiLevelType w:val="multilevel"/>
-    <w:lvl w:ilvl="0">
-      <w:numFmt w:val="bullet"/>
-      <w:lvlText w:val="•"/>
-      <w:lvlJc w:val="left"/>
-      <w:pPr>
-        <w:ind w:left="720" w:hanging="480"/>
-      </w:pPr>
-    </w:lvl>
-    <w:lvl w:ilvl="1">
-      <w:numFmt w:val="bullet"/>
-      <w:lvlText w:val="–"/>
-      <w:lvlJc w:val="left"/>
-      <w:pPr>
-        <w:ind w:left="1440" w:hanging="480"/>
-      </w:pPr>
-    </w:lvl>
-    <w:lvl w:ilvl="2">
-      <w:numFmt w:val="bullet"/>
-      <w:lvlText w:val="•"/>
-      <w:lvlJc w:val="left"/>
-      <w:pPr>
-        <w:ind w:left="2160" w:hanging="480"/>
-      </w:pPr>
-    </w:lvl>
-    <w:lvl w:ilvl="3">
-      <w:numFmt w:val="bullet"/>
-      <w:lvlText w:val="–"/>
-      <w:lvlJc w:val="left"/>
-      <w:pPr>
-        <w:ind w:left="2880" w:hanging="480"/>
-      </w:pPr>
-    </w:lvl>
-    <w:lvl w:ilvl="4">
-      <w:numFmt w:val="bullet"/>
-      <w:lvlText w:val="•"/>
-      <w:lvlJc w:val="left"/>
-      <w:pPr>
-        <w:ind w:left="3600" w:hanging="480"/>
-      </w:pPr>
-    </w:lvl>
-    <w:lvl w:ilvl="5">
-      <w:numFmt w:val="bullet"/>
-      <w:lvlText w:val="–"/>
-      <w:lvlJc w:val="left"/>
-      <w:pPr>
-        <w:ind w:left="4320" w:hanging="480"/>
-      </w:pPr>
-    </w:lvl>
-    <w:lvl w:ilvl="6">
-      <w:numFmt w:val="bullet"/>
-      <w:lvlText w:val="•"/>
-      <w:lvlJc w:val="left"/>
-      <w:pPr>
-        <w:ind w:left="5040" w:hanging="480"/>
-      </w:pPr>
-    </w:lvl>
-    <w:lvl w:ilvl="7">
-      <w:numFmt w:val="bullet"/>
-      <w:lvlText w:val="–"/>
-      <w:lvlJc w:val="left"/>
-      <w:pPr>
-        <w:ind w:left="5760" w:hanging="480"/>
-      </w:pPr>
-    </w:lvl>
-    <w:lvl w:ilvl="8">
-      <w:numFmt w:val="bullet"/>
-      <w:lvlText w:val="•"/>
-      <w:lvlJc w:val="left"/>
-      <w:pPr>
-        <w:ind w:left="6480" w:hanging="480"/>
-      </w:pPr>
-    </w:lvl>
-  </w:abstractNum>
   <w:num w:numId="1000">
     <w:abstractNumId w:val="990"/>
   </w:num>
   <w:num w:numId="1001">
+    <w:abstractNumId w:val="991"/>
+  </w:num>
+  <w:num w:numId="1002">
+    <w:abstractNumId w:val="991"/>
+  </w:num>
+  <w:num w:numId="1003">
     <w:abstractNumId w:val="99411"/>
     <w:lvlOverride w:ilvl="0">
       <w:startOverride w:val="1"/>
@@ -7219,12 +7955,6 @@
       <w:startOverride w:val="1"/>
     </w:lvlOverride>
   </w:num>
-  <w:num w:numId="1002">
-    <w:abstractNumId w:val="991"/>
-  </w:num>
-  <w:num w:numId="1003">
-    <w:abstractNumId w:val="991"/>
-  </w:num>
   <w:num w:numId="1004">
     <w:abstractNumId w:val="991"/>
   </w:num>
@@ -7244,6 +7974,12 @@
     <w:abstractNumId w:val="991"/>
   </w:num>
   <w:num w:numId="1010">
+    <w:abstractNumId w:val="991"/>
+  </w:num>
+  <w:num w:numId="1011">
+    <w:abstractNumId w:val="991"/>
+  </w:num>
+  <w:num w:numId="1012">
     <w:abstractNumId w:val="991"/>
   </w:num>
 </w:numbering>

--- a/legend-dynamics/spaceopera/Fracture_Lines_GM_Guide.docx
+++ b/legend-dynamics/spaceopera/Fracture_Lines_GM_Guide.docx
@@ -395,7 +395,7 @@
         <w:t xml:space="preserve">Warden</w:t>
       </w:r>
       <w:r>
-        <w:t xml:space="preserve">, has kept them alive for 140 years, growing the hull around them like a shell. The corridor has reopened for a few days only; it’s drifting closed again. Ves Oro-Lan sold the same coordinates to the Halvane corporation, which has sent a team to strip the core and leave the rest. And under the Human–Tessan Accord, a ship with living crew aboard is not salvage: wake the colonists and the claim is void.</w:t>
+        <w:t xml:space="preserve">, has kept them alive for 140 years, growing the hull around them like a shell. The corridor has reopened for a few days only; it’s drifting closed again. Ves Oro-Lan sold the same coordinates to Vantor Reclamation, a salvage corporation, which has sent a team to strip the core and leave the rest. And under the Human–Tessan Accord, a ship with living crew aboard is not salvage: wake the colonists and the claim is void.</w:t>
       </w:r>
     </w:p>
     <w:p>
@@ -477,7 +477,7 @@
         <w:t xml:space="preserve"> </w:t>
       </w:r>
       <w:r>
-        <w:t xml:space="preserve">A Halvane</w:t>
+        <w:t xml:space="preserve">A Vantor Reclamation</w:t>
       </w:r>
       <w:r>
         <w:t xml:space="preserve"> </w:t>
@@ -503,7 +503,7 @@
         <w:t xml:space="preserve">Ships in a fight</w:t>
       </w:r>
       <w:r>
-        <w:t xml:space="preserve">, in the Players’ Guide), or to talk, bluff or sneak past. Sensors can find the frigate’s blind spot; Sable can spoof its registry; a good hail buys an exchange. If the fight goes badly, the frigate lets them limp to the derelict: Halvane wants the core, not a second wreck.</w:t>
+        <w:t xml:space="preserve">, in the Players’ Guide), or to talk, bluff or sneak past. Sensors can find the frigate’s blind spot; Sable can spoof its registry; a good hail buys an exchange. If the fight goes badly, the frigate lets them limp to the derelict: Vantor wants the core, not a second wreck.</w:t>
       </w:r>
     </w:p>
     <w:p>
@@ -728,13 +728,13 @@
           <w:bCs/>
           <w:b/>
         </w:rPr>
-        <w:t xml:space="preserve">6. Halvane boards.</w:t>
-      </w:r>
-      <w:r>
-        <w:t xml:space="preserve"> </w:t>
-      </w:r>
-      <w:r>
-        <w:t xml:space="preserve">A Halvane team cuts in to take the core: a</w:t>
+        <w:t xml:space="preserve">6. Vantor boards.</w:t>
+      </w:r>
+      <w:r>
+        <w:t xml:space="preserve"> </w:t>
+      </w:r>
+      <w:r>
+        <w:t xml:space="preserve">A Vantor team cuts in to take the core: a</w:t>
       </w:r>
       <w:r>
         <w:t xml:space="preserve"> </w:t>
@@ -834,7 +834,7 @@
         <w:t xml:space="preserve"> </w:t>
       </w:r>
       <w:r>
-        <w:t xml:space="preserve">Ves’s 2,000 credits and a box of Debt, if they bring the core. A data record on the living hull, and a friend in the Warden if the colonists live. If they bring 312 people home, Reputation marks a box, for the good: the ports talk about it for years. If Halvane learns who stopped them, Heat marks one.</w:t>
+        <w:t xml:space="preserve">Ves’s 2,000 credits and a box of Debt, if they bring the core. A data record on the living hull, and a friend in the Warden if the colonists live. If they bring 312 people home, Reputation marks a box, for the good: the ports talk about it for years. If Vantor learns who stopped them, Heat marks one.</w:t>
       </w:r>
     </w:p>
     <w:p>
@@ -7350,7 +7350,7 @@
     </w:p>
     <w:bookmarkEnd w:id="36"/>
     <w:bookmarkEnd w:id="37"/>
-    <w:bookmarkStart w:id="40" w:name="the-gms-tools"/>
+    <w:bookmarkStart w:id="41" w:name="the-gms-tools"/>
     <w:p>
       <w:pPr>
         <w:pStyle w:val="Heading1"/>
@@ -7648,7 +7648,114 @@
       </w:r>
     </w:p>
     <w:bookmarkEnd w:id="39"/>
+    <w:bookmarkStart w:id="40" w:name="the-crews-ship-and-the-job-board"/>
+    <w:p>
+      <w:pPr>
+        <w:pStyle w:val="Heading2"/>
+      </w:pPr>
+      <w:r>
+        <w:t xml:space="preserve">The crew’s ship and the job board</w:t>
+      </w:r>
+    </w:p>
+    <w:p>
+      <w:pPr>
+        <w:pStyle w:val="FirstParagraph"/>
+      </w:pPr>
+      <w:r>
+        <w:t xml:space="preserve">The GM view has three tools for the corridors, in</w:t>
+      </w:r>
+      <w:r>
+        <w:t xml:space="preserve"> </w:t>
+      </w:r>
+      <w:r>
+        <w:rPr>
+          <w:iCs/>
+          <w:i/>
+        </w:rPr>
+        <w:t xml:space="preserve">Clocks and tools</w:t>
+      </w:r>
+      <w:r>
+        <w:t xml:space="preserve">:</w:t>
+      </w:r>
+    </w:p>
+    <w:p>
+      <w:pPr>
+        <w:numPr>
+          <w:ilvl w:val="0"/>
+          <w:numId w:val="1013"/>
+        </w:numPr>
+        <w:pStyle w:val="Compact"/>
+      </w:pPr>
+      <w:r>
+        <w:rPr>
+          <w:bCs/>
+          <w:b/>
+        </w:rPr>
+        <w:t xml:space="preserve">The crew’s ship.</w:t>
+      </w:r>
+      <w:r>
+        <w:t xml:space="preserve"> </w:t>
+      </w:r>
+      <w:r>
+        <w:t xml:space="preserve">Its name, type and quirk, picked or rolled. Players see it on their play tab, above the crew’s tracks, through the shared table. When its trouble bites, someone earns Resolve.</w:t>
+      </w:r>
+    </w:p>
+    <w:p>
+      <w:pPr>
+        <w:numPr>
+          <w:ilvl w:val="0"/>
+          <w:numId w:val="1013"/>
+        </w:numPr>
+        <w:pStyle w:val="Compact"/>
+      </w:pPr>
+      <w:r>
+        <w:rPr>
+          <w:bCs/>
+          <w:b/>
+        </w:rPr>
+        <w:t xml:space="preserve">The job board.</w:t>
+      </w:r>
+      <w:r>
+        <w:t xml:space="preserve"> </w:t>
+      </w:r>
+      <w:r>
+        <w:rPr>
+          <w:bCs/>
+          <w:b/>
+        </w:rPr>
+        <w:t xml:space="preserve">Roll an offer</w:t>
+      </w:r>
+      <w:r>
+        <w:t xml:space="preserve"> </w:t>
+      </w:r>
+      <w:r>
+        <w:t xml:space="preserve">gives a patron, the job, the pay and the catch; re-roll any part. Roll two or three for a port, and keep the catch to yourself until a Commerce roll or the job reveals it.</w:t>
+      </w:r>
+    </w:p>
+    <w:p>
+      <w:pPr>
+        <w:numPr>
+          <w:ilvl w:val="0"/>
+          <w:numId w:val="1013"/>
+        </w:numPr>
+        <w:pStyle w:val="Compact"/>
+      </w:pPr>
+      <w:r>
+        <w:rPr>
+          <w:bCs/>
+          <w:b/>
+        </w:rPr>
+        <w:t xml:space="preserve">A derelict.</w:t>
+      </w:r>
+      <w:r>
+        <w:t xml:space="preserve"> </w:t>
+      </w:r>
+      <w:r>
+        <w:t xml:space="preserve">What it was, what happened, what’s still aboard, the danger and the prize. Start its data record, and a Countdown if the danger is a clock.</w:t>
+      </w:r>
+    </w:p>
     <w:bookmarkEnd w:id="40"/>
+    <w:bookmarkEnd w:id="41"/>
     <w:sectPr/>
   </w:body>
 </w:document>
@@ -7980,6 +8087,9 @@
     <w:abstractNumId w:val="991"/>
   </w:num>
   <w:num w:numId="1012">
+    <w:abstractNumId w:val="991"/>
+  </w:num>
+  <w:num w:numId="1013">
     <w:abstractNumId w:val="991"/>
   </w:num>
 </w:numbering>
